--- a/livraison/Méthode de calcul OpenNAT v1.docx
+++ b/livraison/Méthode de calcul OpenNAT v1.docx
@@ -1564,7 +1564,7 @@
                 <w:rFonts w:ascii="Calibri" w:hAnsi="Calibri"/>
                 <w:sz w:val="20"/>
               </w:rPr>
-              <w:t>Facteur hydrique de u</w:t>
+              <w:t>Facteur d'alimentation en eau de u</w:t>
             </w:r>
           </w:p>
         </w:tc>
@@ -1605,7 +1605,7 @@
                 <w:rFonts w:ascii="Calibri" w:hAnsi="Calibri"/>
                 <w:sz w:val="20"/>
               </w:rPr>
-              <w:t>V_u</w:t>
+              <w:t>k_L,u</w:t>
             </w:r>
           </w:p>
         </w:tc>
@@ -1623,7 +1623,7 @@
                 <w:rFonts w:ascii="Calibri" w:hAnsi="Calibri"/>
                 <w:sz w:val="20"/>
               </w:rPr>
-              <w:t>Valeur de l'unité à maturité</w:t>
+              <w:t>Facteur d'éclairage de u, partie de k_N,u</w:t>
             </w:r>
           </w:p>
         </w:tc>
@@ -1641,7 +1641,7 @@
                 <w:rFonts w:ascii="Calibri" w:hAnsi="Calibri"/>
                 <w:sz w:val="20"/>
               </w:rPr>
-              <w:t>m²HE</w:t>
+              <w:t>sans unité</w:t>
             </w:r>
           </w:p>
         </w:tc>
@@ -1664,6 +1664,65 @@
                 <w:rFonts w:ascii="Calibri" w:hAnsi="Calibri"/>
                 <w:sz w:val="20"/>
               </w:rPr>
+              <w:t>V_u</w:t>
+            </w:r>
+          </w:p>
+        </w:tc>
+        <w:tc>
+          <w:tcPr>
+            <w:tcW w:type="dxa" w:w="4434"/>
+            <w:vAlign w:val="center"/>
+          </w:tcPr>
+          <w:p>
+            <w:pPr>
+              <w:spacing w:before="79" w:after="79" w:line="276" w:lineRule="auto"/>
+            </w:pPr>
+            <w:r>
+              <w:rPr>
+                <w:rFonts w:ascii="Calibri" w:hAnsi="Calibri"/>
+                <w:sz w:val="20"/>
+              </w:rPr>
+              <w:t>Valeur de l'unité à maturité</w:t>
+            </w:r>
+          </w:p>
+        </w:tc>
+        <w:tc>
+          <w:tcPr>
+            <w:tcW w:type="dxa" w:w="3411"/>
+            <w:vAlign w:val="center"/>
+          </w:tcPr>
+          <w:p>
+            <w:pPr>
+              <w:spacing w:before="79" w:after="79" w:line="276" w:lineRule="auto"/>
+            </w:pPr>
+            <w:r>
+              <w:rPr>
+                <w:rFonts w:ascii="Calibri" w:hAnsi="Calibri"/>
+                <w:sz w:val="20"/>
+              </w:rPr>
+              <w:t>m²HE</w:t>
+            </w:r>
+          </w:p>
+        </w:tc>
+      </w:tr>
+      <w:tr>
+        <w:trPr>
+          <w:cantSplit/>
+        </w:trPr>
+        <w:tc>
+          <w:tcPr>
+            <w:tcW w:type="dxa" w:w="1792"/>
+            <w:vAlign w:val="center"/>
+          </w:tcPr>
+          <w:p>
+            <w:pPr>
+              <w:spacing w:before="79" w:after="79" w:line="276" w:lineRule="auto"/>
+            </w:pPr>
+            <w:r>
+              <w:rPr>
+                <w:rFonts w:ascii="Calibri" w:hAnsi="Calibri"/>
+                <w:sz w:val="20"/>
+              </w:rPr>
               <w:t>V_u(t)</w:t>
             </w:r>
           </w:p>
@@ -1701,6 +1760,419 @@
                 <w:sz w:val="20"/>
               </w:rPr>
               <w:t>m²HE</w:t>
+            </w:r>
+          </w:p>
+        </w:tc>
+      </w:tr>
+      <w:tr>
+        <w:trPr>
+          <w:cantSplit/>
+        </w:trPr>
+        <w:tc>
+          <w:tcPr>
+            <w:tcW w:type="dxa" w:w="1792"/>
+            <w:vAlign w:val="center"/>
+          </w:tcPr>
+          <w:p>
+            <w:pPr>
+              <w:spacing w:before="79" w:after="79" w:line="276" w:lineRule="auto"/>
+            </w:pPr>
+            <w:r>
+              <w:rPr>
+                <w:rFonts w:ascii="Calibri" w:hAnsi="Calibri"/>
+                <w:sz w:val="20"/>
+              </w:rPr>
+              <w:t>k_W,u(t)</w:t>
+            </w:r>
+          </w:p>
+        </w:tc>
+        <w:tc>
+          <w:tcPr>
+            <w:tcW w:type="dxa" w:w="4434"/>
+            <w:vAlign w:val="center"/>
+          </w:tcPr>
+          <w:p>
+            <w:pPr>
+              <w:spacing w:before="79" w:after="79" w:line="276" w:lineRule="auto"/>
+            </w:pPr>
+            <w:r>
+              <w:rPr>
+                <w:rFonts w:ascii="Calibri" w:hAnsi="Calibri"/>
+                <w:sz w:val="20"/>
+              </w:rPr>
+              <w:t>Facteur hydrique de u l'année t</w:t>
+            </w:r>
+          </w:p>
+        </w:tc>
+        <w:tc>
+          <w:tcPr>
+            <w:tcW w:type="dxa" w:w="3411"/>
+            <w:vAlign w:val="center"/>
+          </w:tcPr>
+          <w:p>
+            <w:pPr>
+              <w:spacing w:before="79" w:after="79" w:line="276" w:lineRule="auto"/>
+            </w:pPr>
+            <w:r>
+              <w:rPr>
+                <w:rFonts w:ascii="Calibri" w:hAnsi="Calibri"/>
+                <w:sz w:val="20"/>
+              </w:rPr>
+              <w:t>sans unité, 0,5 à 1</w:t>
+            </w:r>
+          </w:p>
+        </w:tc>
+      </w:tr>
+      <w:tr>
+        <w:trPr>
+          <w:cantSplit/>
+        </w:trPr>
+        <w:tc>
+          <w:tcPr>
+            <w:tcW w:type="dxa" w:w="1792"/>
+            <w:vAlign w:val="center"/>
+          </w:tcPr>
+          <w:p>
+            <w:pPr>
+              <w:spacing w:before="79" w:after="79" w:line="276" w:lineRule="auto"/>
+            </w:pPr>
+            <w:r>
+              <w:rPr>
+                <w:rFonts w:ascii="Calibri" w:hAnsi="Calibri"/>
+                <w:sz w:val="20"/>
+              </w:rPr>
+              <w:t>f_g,u(t)</w:t>
+            </w:r>
+          </w:p>
+        </w:tc>
+        <w:tc>
+          <w:tcPr>
+            <w:tcW w:type="dxa" w:w="4434"/>
+            <w:vAlign w:val="center"/>
+          </w:tcPr>
+          <w:p>
+            <w:pPr>
+              <w:spacing w:before="79" w:after="79" w:line="276" w:lineRule="auto"/>
+            </w:pPr>
+            <w:r>
+              <w:rPr>
+                <w:rFonts w:ascii="Calibri" w:hAnsi="Calibri"/>
+                <w:sz w:val="20"/>
+              </w:rPr>
+              <w:t>Facteur de gestion de u l'année t</w:t>
+            </w:r>
+          </w:p>
+        </w:tc>
+        <w:tc>
+          <w:tcPr>
+            <w:tcW w:type="dxa" w:w="3411"/>
+            <w:vAlign w:val="center"/>
+          </w:tcPr>
+          <w:p>
+            <w:pPr>
+              <w:spacing w:before="79" w:after="79" w:line="276" w:lineRule="auto"/>
+            </w:pPr>
+            <w:r>
+              <w:rPr>
+                <w:rFonts w:ascii="Calibri" w:hAnsi="Calibri"/>
+                <w:sz w:val="20"/>
+              </w:rPr>
+              <w:t>sans unité</w:t>
+            </w:r>
+          </w:p>
+        </w:tc>
+      </w:tr>
+      <w:tr>
+        <w:trPr>
+          <w:cantSplit/>
+        </w:trPr>
+        <w:tc>
+          <w:tcPr>
+            <w:tcW w:type="dxa" w:w="1792"/>
+            <w:vAlign w:val="center"/>
+          </w:tcPr>
+          <w:p>
+            <w:pPr>
+              <w:spacing w:before="79" w:after="79" w:line="276" w:lineRule="auto"/>
+            </w:pPr>
+            <w:r>
+              <w:rPr>
+                <w:rFonts w:ascii="Calibri" w:hAnsi="Calibri"/>
+                <w:sz w:val="20"/>
+              </w:rPr>
+              <w:t>g_u(τ)</w:t>
+            </w:r>
+          </w:p>
+        </w:tc>
+        <w:tc>
+          <w:tcPr>
+            <w:tcW w:type="dxa" w:w="4434"/>
+            <w:vAlign w:val="center"/>
+          </w:tcPr>
+          <w:p>
+            <w:pPr>
+              <w:spacing w:before="79" w:after="79" w:line="276" w:lineRule="auto"/>
+            </w:pPr>
+            <w:r>
+              <w:rPr>
+                <w:rFonts w:ascii="Calibri" w:hAnsi="Calibri"/>
+                <w:sz w:val="20"/>
+              </w:rPr>
+              <w:t>Part de maturité atteinte τ ans après la plantation</w:t>
+            </w:r>
+          </w:p>
+        </w:tc>
+        <w:tc>
+          <w:tcPr>
+            <w:tcW w:type="dxa" w:w="3411"/>
+            <w:vAlign w:val="center"/>
+          </w:tcPr>
+          <w:p>
+            <w:pPr>
+              <w:spacing w:before="79" w:after="79" w:line="276" w:lineRule="auto"/>
+            </w:pPr>
+            <w:r>
+              <w:rPr>
+                <w:rFonts w:ascii="Calibri" w:hAnsi="Calibri"/>
+                <w:sz w:val="20"/>
+              </w:rPr>
+              <w:t>sans unité, 0 à 1</w:t>
+            </w:r>
+          </w:p>
+        </w:tc>
+      </w:tr>
+      <w:tr>
+        <w:trPr>
+          <w:cantSplit/>
+        </w:trPr>
+        <w:tc>
+          <w:tcPr>
+            <w:tcW w:type="dxa" w:w="1792"/>
+            <w:vAlign w:val="center"/>
+          </w:tcPr>
+          <w:p>
+            <w:pPr>
+              <w:spacing w:before="79" w:after="79" w:line="276" w:lineRule="auto"/>
+            </w:pPr>
+            <w:r>
+              <w:rPr>
+                <w:rFonts w:ascii="Calibri" w:hAnsi="Calibri"/>
+                <w:sz w:val="20"/>
+              </w:rPr>
+              <w:t>ET0</w:t>
+            </w:r>
+          </w:p>
+        </w:tc>
+        <w:tc>
+          <w:tcPr>
+            <w:tcW w:type="dxa" w:w="4434"/>
+            <w:vAlign w:val="center"/>
+          </w:tcPr>
+          <w:p>
+            <w:pPr>
+              <w:spacing w:before="79" w:after="79" w:line="276" w:lineRule="auto"/>
+            </w:pPr>
+            <w:r>
+              <w:rPr>
+                <w:rFonts w:ascii="Calibri" w:hAnsi="Calibri"/>
+                <w:sz w:val="20"/>
+              </w:rPr>
+              <w:t>Évapotranspiration de référence horaire</w:t>
+            </w:r>
+          </w:p>
+        </w:tc>
+        <w:tc>
+          <w:tcPr>
+            <w:tcW w:type="dxa" w:w="3411"/>
+            <w:vAlign w:val="center"/>
+          </w:tcPr>
+          <w:p>
+            <w:pPr>
+              <w:spacing w:before="79" w:after="79" w:line="276" w:lineRule="auto"/>
+            </w:pPr>
+            <w:r>
+              <w:rPr>
+                <w:rFonts w:ascii="Calibri" w:hAnsi="Calibri"/>
+                <w:sz w:val="20"/>
+              </w:rPr>
+              <w:t>mm</w:t>
+            </w:r>
+          </w:p>
+        </w:tc>
+      </w:tr>
+      <w:tr>
+        <w:trPr>
+          <w:cantSplit/>
+        </w:trPr>
+        <w:tc>
+          <w:tcPr>
+            <w:tcW w:type="dxa" w:w="1792"/>
+            <w:vAlign w:val="center"/>
+          </w:tcPr>
+          <w:p>
+            <w:pPr>
+              <w:spacing w:before="79" w:after="79" w:line="276" w:lineRule="auto"/>
+            </w:pPr>
+            <w:r>
+              <w:rPr>
+                <w:rFonts w:ascii="Calibri" w:hAnsi="Calibri"/>
+                <w:sz w:val="20"/>
+              </w:rPr>
+              <w:t>RU_u</w:t>
+            </w:r>
+          </w:p>
+        </w:tc>
+        <w:tc>
+          <w:tcPr>
+            <w:tcW w:type="dxa" w:w="4434"/>
+            <w:vAlign w:val="center"/>
+          </w:tcPr>
+          <w:p>
+            <w:pPr>
+              <w:spacing w:before="79" w:after="79" w:line="276" w:lineRule="auto"/>
+            </w:pPr>
+            <w:r>
+              <w:rPr>
+                <w:rFonts w:ascii="Calibri" w:hAnsi="Calibri"/>
+                <w:sz w:val="20"/>
+              </w:rPr>
+              <w:t>Réserve utile en eau du sol ou du substrat de u</w:t>
+            </w:r>
+          </w:p>
+        </w:tc>
+        <w:tc>
+          <w:tcPr>
+            <w:tcW w:type="dxa" w:w="3411"/>
+            <w:vAlign w:val="center"/>
+          </w:tcPr>
+          <w:p>
+            <w:pPr>
+              <w:spacing w:before="79" w:after="79" w:line="276" w:lineRule="auto"/>
+            </w:pPr>
+            <w:r>
+              <w:rPr>
+                <w:rFonts w:ascii="Calibri" w:hAnsi="Calibri"/>
+                <w:sz w:val="20"/>
+              </w:rPr>
+              <w:t>mm</w:t>
+            </w:r>
+          </w:p>
+        </w:tc>
+      </w:tr>
+      <w:tr>
+        <w:trPr>
+          <w:cantSplit/>
+        </w:trPr>
+        <w:tc>
+          <w:tcPr>
+            <w:tcW w:type="dxa" w:w="1792"/>
+            <w:vAlign w:val="center"/>
+          </w:tcPr>
+          <w:p>
+            <w:pPr>
+              <w:spacing w:before="79" w:after="79" w:line="276" w:lineRule="auto"/>
+            </w:pPr>
+            <w:r>
+              <w:rPr>
+                <w:rFonts w:ascii="Calibri" w:hAnsi="Calibri"/>
+                <w:sz w:val="20"/>
+              </w:rPr>
+              <w:t>IS_u</w:t>
+            </w:r>
+          </w:p>
+        </w:tc>
+        <w:tc>
+          <w:tcPr>
+            <w:tcW w:type="dxa" w:w="4434"/>
+            <w:vAlign w:val="center"/>
+          </w:tcPr>
+          <w:p>
+            <w:pPr>
+              <w:spacing w:before="79" w:after="79" w:line="276" w:lineRule="auto"/>
+            </w:pPr>
+            <w:r>
+              <w:rPr>
+                <w:rFonts w:ascii="Calibri" w:hAnsi="Calibri"/>
+                <w:sz w:val="20"/>
+              </w:rPr>
+              <w:t>Indice de stress hydrique de Granier</w:t>
+            </w:r>
+          </w:p>
+        </w:tc>
+        <w:tc>
+          <w:tcPr>
+            <w:tcW w:type="dxa" w:w="3411"/>
+            <w:vAlign w:val="center"/>
+          </w:tcPr>
+          <w:p>
+            <w:pPr>
+              <w:spacing w:before="79" w:after="79" w:line="276" w:lineRule="auto"/>
+            </w:pPr>
+            <w:r>
+              <w:rPr>
+                <w:rFonts w:ascii="Calibri" w:hAnsi="Calibri"/>
+                <w:sz w:val="20"/>
+              </w:rPr>
+              <w:t>jours-équivalents</w:t>
+            </w:r>
+          </w:p>
+        </w:tc>
+      </w:tr>
+      <w:tr>
+        <w:trPr>
+          <w:cantSplit/>
+        </w:trPr>
+        <w:tc>
+          <w:tcPr>
+            <w:tcW w:type="dxa" w:w="1792"/>
+            <w:vAlign w:val="center"/>
+          </w:tcPr>
+          <w:p>
+            <w:pPr>
+              <w:spacing w:before="79" w:after="79" w:line="276" w:lineRule="auto"/>
+            </w:pPr>
+            <w:r>
+              <w:rPr>
+                <w:rFonts w:ascii="Calibri" w:hAnsi="Calibri"/>
+                <w:sz w:val="20"/>
+              </w:rPr>
+              <w:t>ΔI_ch</w:t>
+            </w:r>
+          </w:p>
+        </w:tc>
+        <w:tc>
+          <w:tcPr>
+            <w:tcW w:type="dxa" w:w="4434"/>
+            <w:vAlign w:val="center"/>
+          </w:tcPr>
+          <w:p>
+            <w:pPr>
+              <w:spacing w:before="79" w:after="79" w:line="276" w:lineRule="auto"/>
+            </w:pPr>
+            <w:r>
+              <w:rPr>
+                <w:rFonts w:ascii="Calibri" w:hAnsi="Calibri"/>
+                <w:sz w:val="20"/>
+              </w:rPr>
+              <w:t>Supplément de Cnat pour destruction en période sensible</w:t>
+            </w:r>
+          </w:p>
+        </w:tc>
+        <w:tc>
+          <w:tcPr>
+            <w:tcW w:type="dxa" w:w="3411"/>
+            <w:vAlign w:val="center"/>
+          </w:tcPr>
+          <w:p>
+            <w:pPr>
+              <w:spacing w:before="79" w:after="79" w:line="276" w:lineRule="auto"/>
+            </w:pPr>
+            <w:r>
+              <w:rPr>
+                <w:rFonts w:ascii="Calibri" w:hAnsi="Calibri"/>
+                <w:sz w:val="20"/>
+              </w:rPr>
+              <w:t>m²HE·an</w:t>
             </w:r>
           </w:p>
         </w:tc>
@@ -2208,7 +2680,19 @@
           <w:rFonts w:ascii="Calibri" w:hAnsi="Calibri"/>
           <w:sz w:val="20"/>
         </w:rPr>
-        <w:t>Le site se simule année par année sur 50 ans. Les habitats détruits disparaissent au début du chantier. Les habitats créés partent de zéro à la fin du chantier et gagnent leur valeur cible en un délai propre à chaque type, multipliée par la probabilité de réussite (difficulté) de la métrique anglaise. Les valeurs annuelles s'additionnent sans actualisation (convention C-T5) : la lenteur de la maturation est comptée en m²HE·an perdus.</w:t>
+        <w:t>Le site se simule mois par mois sur 50 ans, à partir du premier mois du chantier ; les valeurs mensuelles se moyennent par année. Les habitats détruits disparaissent au début du chantier, et leur destruction pendant la nidification, l'hibernation des chiroptères ou la reproduction des amphibiens coûte une année de leur valeur. Les habitats créés partent de zéro au premier mois favorable aux plantations et gagnent leur valeur cible selon une courbe de croissance propre à leur forme (herbacée, arbustive, arborée), en un délai propre à chaque type, multipliée par la probabilité de réussite (difficulté) de la métrique anglaise. Chaque année, la valeur est réduite par le stress hydrique que le climat de l'année impose à l'unité, calculé heure par heure sur des années types qui suivent la trajectoire de réchauffement de référence (TRACC), et par la gestion : au-delà du plan de gestion écologique déclaré, une prairie tondue comme une pelouse perd la moitié de sa valeur. Les valeurs annuelles s'additionnent sans actualisation (convention C-T5) : la lenteur de la maturation est comptée en m²HE·an perdus.</w:t>
+      </w:r>
+    </w:p>
+    <w:p>
+      <w:pPr>
+        <w:spacing w:before="57" w:after="227" w:line="288" w:lineRule="auto"/>
+      </w:pPr>
+      <w:r>
+        <w:rPr>
+          <w:rFonts w:ascii="Calibri" w:hAnsi="Calibri"/>
+          <w:sz w:val="20"/>
+        </w:rPr>
+        <w:t>Comme le calcul de la RE2020, qui simule le bâtiment heure par heure sur une année météorologique type, OpenNAT simule chaque unité végétalisée heure par heure sur trois années types (France +2 °C, +2,7 °C et +4 °C), soit 26 280 pas de bilan hydrique par unité, puis 600 pas mensuels de trajectoire.</w:t>
       </w:r>
     </w:p>
     <w:p>
@@ -2372,9 +2856,9 @@
         <w:tblLayout w:type="fixed"/>
       </w:tblPr>
       <w:tblGrid>
-        <w:gridCol w:w="3118"/>
-        <w:gridCol w:w="3329"/>
-        <w:gridCol w:w="3190"/>
+        <w:gridCol w:w="3074"/>
+        <w:gridCol w:w="3281"/>
+        <w:gridCol w:w="3281"/>
       </w:tblGrid>
       <w:tr>
         <w:trPr>
@@ -2383,7 +2867,7 @@
         </w:trPr>
         <w:tc>
           <w:tcPr>
-            <w:tcW w:type="dxa" w:w="3119"/>
+            <w:tcW w:type="dxa" w:w="3074"/>
             <w:vAlign w:val="center"/>
             <w:shd w:val="clear" w:color="auto" w:fill="202335"/>
           </w:tcPr>
@@ -2404,7 +2888,7 @@
         </w:tc>
         <w:tc>
           <w:tcPr>
-            <w:tcW w:type="dxa" w:w="3329"/>
+            <w:tcW w:type="dxa" w:w="3282"/>
             <w:vAlign w:val="center"/>
             <w:shd w:val="clear" w:color="auto" w:fill="202335"/>
           </w:tcPr>
@@ -2425,7 +2909,7 @@
         </w:tc>
         <w:tc>
           <w:tcPr>
-            <w:tcW w:type="dxa" w:w="3190"/>
+            <w:tcW w:type="dxa" w:w="3282"/>
             <w:vAlign w:val="center"/>
             <w:shd w:val="clear" w:color="auto" w:fill="202335"/>
           </w:tcPr>
@@ -2451,7 +2935,7 @@
         </w:trPr>
         <w:tc>
           <w:tcPr>
-            <w:tcW w:type="dxa" w:w="3119"/>
+            <w:tcW w:type="dxa" w:w="3074"/>
             <w:vAlign w:val="center"/>
           </w:tcPr>
           <w:p>
@@ -2469,7 +2953,7 @@
         </w:tc>
         <w:tc>
           <w:tcPr>
-            <w:tcW w:type="dxa" w:w="3329"/>
+            <w:tcW w:type="dxa" w:w="3282"/>
             <w:vAlign w:val="center"/>
           </w:tcPr>
           <w:p>
@@ -2487,7 +2971,7 @@
         </w:tc>
         <w:tc>
           <w:tcPr>
-            <w:tcW w:type="dxa" w:w="3190"/>
+            <w:tcW w:type="dxa" w:w="3282"/>
             <w:vAlign w:val="center"/>
           </w:tcPr>
           <w:p>
@@ -2510,7 +2994,7 @@
         </w:trPr>
         <w:tc>
           <w:tcPr>
-            <w:tcW w:type="dxa" w:w="3119"/>
+            <w:tcW w:type="dxa" w:w="3074"/>
             <w:vAlign w:val="center"/>
           </w:tcPr>
           <w:p>
@@ -2528,7 +3012,7 @@
         </w:tc>
         <w:tc>
           <w:tcPr>
-            <w:tcW w:type="dxa" w:w="3329"/>
+            <w:tcW w:type="dxa" w:w="3282"/>
             <w:vAlign w:val="center"/>
           </w:tcPr>
           <w:p>
@@ -2546,7 +3030,7 @@
         </w:tc>
         <w:tc>
           <w:tcPr>
-            <w:tcW w:type="dxa" w:w="3190"/>
+            <w:tcW w:type="dxa" w:w="3282"/>
             <w:vAlign w:val="center"/>
           </w:tcPr>
           <w:p>
@@ -2569,7 +3053,7 @@
         </w:trPr>
         <w:tc>
           <w:tcPr>
-            <w:tcW w:type="dxa" w:w="3119"/>
+            <w:tcW w:type="dxa" w:w="3074"/>
             <w:vAlign w:val="center"/>
           </w:tcPr>
           <w:p>
@@ -2587,7 +3071,7 @@
         </w:tc>
         <w:tc>
           <w:tcPr>
-            <w:tcW w:type="dxa" w:w="3329"/>
+            <w:tcW w:type="dxa" w:w="3282"/>
             <w:vAlign w:val="center"/>
           </w:tcPr>
           <w:p>
@@ -2605,7 +3089,7 @@
         </w:tc>
         <w:tc>
           <w:tcPr>
-            <w:tcW w:type="dxa" w:w="3190"/>
+            <w:tcW w:type="dxa" w:w="3282"/>
             <w:vAlign w:val="center"/>
           </w:tcPr>
           <w:p>
@@ -2628,7 +3112,7 @@
         </w:trPr>
         <w:tc>
           <w:tcPr>
-            <w:tcW w:type="dxa" w:w="3119"/>
+            <w:tcW w:type="dxa" w:w="3074"/>
             <w:vAlign w:val="center"/>
           </w:tcPr>
           <w:p>
@@ -2646,7 +3130,7 @@
         </w:tc>
         <w:tc>
           <w:tcPr>
-            <w:tcW w:type="dxa" w:w="3329"/>
+            <w:tcW w:type="dxa" w:w="3282"/>
             <w:vAlign w:val="center"/>
           </w:tcPr>
           <w:p>
@@ -2664,19 +3148,19 @@
         </w:tc>
         <w:tc>
           <w:tcPr>
-            <w:tcW w:type="dxa" w:w="3190"/>
-            <w:vAlign w:val="center"/>
-          </w:tcPr>
-          <w:p>
-            <w:pPr>
-              <w:spacing w:before="79" w:after="79" w:line="276" w:lineRule="auto"/>
-            </w:pPr>
-            <w:r>
-              <w:rPr>
-                <w:rFonts w:ascii="Calibri" w:hAnsi="Calibri"/>
-                <w:sz w:val="20"/>
-              </w:rPr>
-              <w:t>Indicateur complémentaire</w:t>
+            <w:tcW w:type="dxa" w:w="3282"/>
+            <w:vAlign w:val="center"/>
+          </w:tcPr>
+          <w:p>
+            <w:pPr>
+              <w:spacing w:before="79" w:after="79" w:line="276" w:lineRule="auto"/>
+            </w:pPr>
+            <w:r>
+              <w:rPr>
+                <w:rFonts w:ascii="Calibri" w:hAnsi="Calibri"/>
+                <w:sz w:val="20"/>
+              </w:rPr>
+              <w:t>Contrôle de cohérence avec les unités déclarées arrosées (fiche A49)</w:t>
             </w:r>
           </w:p>
         </w:tc>
@@ -2687,7 +3171,7 @@
         </w:trPr>
         <w:tc>
           <w:tcPr>
-            <w:tcW w:type="dxa" w:w="3119"/>
+            <w:tcW w:type="dxa" w:w="3074"/>
             <w:vAlign w:val="center"/>
           </w:tcPr>
           <w:p>
@@ -2705,7 +3189,7 @@
         </w:tc>
         <w:tc>
           <w:tcPr>
-            <w:tcW w:type="dxa" w:w="3329"/>
+            <w:tcW w:type="dxa" w:w="3282"/>
             <w:vAlign w:val="center"/>
           </w:tcPr>
           <w:p>
@@ -2723,7 +3207,7 @@
         </w:tc>
         <w:tc>
           <w:tcPr>
-            <w:tcW w:type="dxa" w:w="3190"/>
+            <w:tcW w:type="dxa" w:w="3282"/>
             <w:vAlign w:val="center"/>
           </w:tcPr>
           <w:p>
@@ -2746,7 +3230,7 @@
         </w:trPr>
         <w:tc>
           <w:tcPr>
-            <w:tcW w:type="dxa" w:w="3119"/>
+            <w:tcW w:type="dxa" w:w="3074"/>
             <w:vAlign w:val="center"/>
           </w:tcPr>
           <w:p>
@@ -2764,7 +3248,7 @@
         </w:tc>
         <w:tc>
           <w:tcPr>
-            <w:tcW w:type="dxa" w:w="3329"/>
+            <w:tcW w:type="dxa" w:w="3282"/>
             <w:vAlign w:val="center"/>
           </w:tcPr>
           <w:p>
@@ -2789,7 +3273,7 @@
         </w:tc>
         <w:tc>
           <w:tcPr>
-            <w:tcW w:type="dxa" w:w="3190"/>
+            <w:tcW w:type="dxa" w:w="3282"/>
             <w:vAlign w:val="center"/>
           </w:tcPr>
           <w:p>
@@ -2812,7 +3296,7 @@
         </w:trPr>
         <w:tc>
           <w:tcPr>
-            <w:tcW w:type="dxa" w:w="3119"/>
+            <w:tcW w:type="dxa" w:w="3074"/>
             <w:vAlign w:val="center"/>
           </w:tcPr>
           <w:p>
@@ -2830,7 +3314,7 @@
         </w:tc>
         <w:tc>
           <w:tcPr>
-            <w:tcW w:type="dxa" w:w="3329"/>
+            <w:tcW w:type="dxa" w:w="3282"/>
             <w:vAlign w:val="center"/>
           </w:tcPr>
           <w:p>
@@ -2848,7 +3332,7 @@
         </w:tc>
         <w:tc>
           <w:tcPr>
-            <w:tcW w:type="dxa" w:w="3190"/>
+            <w:tcW w:type="dxa" w:w="3282"/>
             <w:vAlign w:val="center"/>
           </w:tcPr>
           <w:p>
@@ -2871,7 +3355,7 @@
         </w:trPr>
         <w:tc>
           <w:tcPr>
-            <w:tcW w:type="dxa" w:w="3119"/>
+            <w:tcW w:type="dxa" w:w="3074"/>
             <w:vAlign w:val="center"/>
           </w:tcPr>
           <w:p>
@@ -2889,7 +3373,7 @@
         </w:tc>
         <w:tc>
           <w:tcPr>
-            <w:tcW w:type="dxa" w:w="3329"/>
+            <w:tcW w:type="dxa" w:w="3282"/>
             <w:vAlign w:val="center"/>
           </w:tcPr>
           <w:p>
@@ -2921,7 +3405,7 @@
         </w:tc>
         <w:tc>
           <w:tcPr>
-            <w:tcW w:type="dxa" w:w="3190"/>
+            <w:tcW w:type="dxa" w:w="3282"/>
             <w:vAlign w:val="center"/>
           </w:tcPr>
           <w:p>
@@ -2944,7 +3428,7 @@
         </w:trPr>
         <w:tc>
           <w:tcPr>
-            <w:tcW w:type="dxa" w:w="3119"/>
+            <w:tcW w:type="dxa" w:w="3074"/>
             <w:vAlign w:val="center"/>
           </w:tcPr>
           <w:p>
@@ -2962,7 +3446,7 @@
         </w:tc>
         <w:tc>
           <w:tcPr>
-            <w:tcW w:type="dxa" w:w="3329"/>
+            <w:tcW w:type="dxa" w:w="3282"/>
             <w:vAlign w:val="center"/>
           </w:tcPr>
           <w:p>
@@ -3022,7 +3506,7 @@
         </w:tc>
         <w:tc>
           <w:tcPr>
-            <w:tcW w:type="dxa" w:w="3190"/>
+            <w:tcW w:type="dxa" w:w="3282"/>
             <w:vAlign w:val="center"/>
           </w:tcPr>
           <w:p>
@@ -3045,62 +3529,76 @@
         </w:trPr>
         <w:tc>
           <w:tcPr>
-            <w:tcW w:type="dxa" w:w="3119"/>
-            <w:vAlign w:val="center"/>
-          </w:tcPr>
-          <w:p>
-            <w:pPr>
-              <w:spacing w:before="79" w:after="79" w:line="276" w:lineRule="auto"/>
-            </w:pPr>
-            <w:r>
-              <w:rPr>
-                <w:rFonts w:ascii="Calibri" w:hAnsi="Calibri"/>
-                <w:sz w:val="20"/>
-              </w:rPr>
-              <w:t>Émissions de gaz à effet de serre par phase</w:t>
-            </w:r>
-          </w:p>
-        </w:tc>
-        <w:tc>
-          <w:tcPr>
-            <w:tcW w:type="dxa" w:w="3329"/>
-            <w:vAlign w:val="center"/>
-          </w:tcPr>
-          <w:p>
-            <w:pPr>
-              <w:spacing w:before="79" w:after="79" w:line="276" w:lineRule="auto"/>
-            </w:pPr>
-            <w:r>
-              <w:rPr>
-                <w:rFonts w:ascii="Calibri" w:hAnsi="Calibri"/>
-                <w:sz w:val="20"/>
-              </w:rPr>
-              <w:t>sortie_projet/batiment/contributeur/{composant, chantier}/indicateurs_acv_collection</w:t>
-            </w:r>
-            <w:r>
-              <w:rPr>
-                <w:rFonts w:ascii="Calibri" w:hAnsi="Calibri"/>
-                <w:sz w:val="20"/>
-              </w:rPr>
-              <w:t>, indicateur 101, phases A1-A3, A4-A5, B, C, D</w:t>
-            </w:r>
-          </w:p>
-        </w:tc>
-        <w:tc>
-          <w:tcPr>
-            <w:tcW w:type="dxa" w:w="3190"/>
-            <w:vAlign w:val="center"/>
-          </w:tcPr>
-          <w:p>
-            <w:pPr>
-              <w:spacing w:before="79" w:after="79" w:line="276" w:lineRule="auto"/>
-            </w:pPr>
-            <w:r>
-              <w:rPr>
-                <w:rFonts w:ascii="Calibri" w:hAnsi="Calibri"/>
-                <w:sz w:val="20"/>
-              </w:rPr>
-              <w:t>Inat climat (équation G2)</w:t>
+            <w:tcW w:type="dxa" w:w="3074"/>
+            <w:vAlign w:val="center"/>
+          </w:tcPr>
+          <w:p>
+            <w:pPr>
+              <w:spacing w:before="79" w:after="79" w:line="276" w:lineRule="auto"/>
+            </w:pPr>
+            <w:r>
+              <w:rPr>
+                <w:rFonts w:ascii="Calibri" w:hAnsi="Calibri"/>
+                <w:sz w:val="20"/>
+              </w:rPr>
+              <w:t>Département et altitude du site</w:t>
+            </w:r>
+          </w:p>
+        </w:tc>
+        <w:tc>
+          <w:tcPr>
+            <w:tcW w:type="dxa" w:w="3282"/>
+            <w:vAlign w:val="center"/>
+          </w:tcPr>
+          <w:p>
+            <w:pPr>
+              <w:spacing w:before="79" w:after="79" w:line="276" w:lineRule="auto"/>
+            </w:pPr>
+            <w:r>
+              <w:rPr>
+                <w:rFonts w:ascii="Calibri" w:hAnsi="Calibri"/>
+                <w:sz w:val="20"/>
+              </w:rPr>
+              <w:t xml:space="preserve">RSET, </w:t>
+            </w:r>
+            <w:r>
+              <w:rPr>
+                <w:rFonts w:ascii="Calibri" w:hAnsi="Calibri"/>
+                <w:sz w:val="20"/>
+              </w:rPr>
+              <w:t>Simu/Departement</w:t>
+            </w:r>
+            <w:r>
+              <w:rPr>
+                <w:rFonts w:ascii="Calibri" w:hAnsi="Calibri"/>
+                <w:sz w:val="20"/>
+              </w:rPr>
+              <w:t xml:space="preserve"> et </w:t>
+            </w:r>
+            <w:r>
+              <w:rPr>
+                <w:rFonts w:ascii="Calibri" w:hAnsi="Calibri"/>
+                <w:sz w:val="20"/>
+              </w:rPr>
+              <w:t>Simu/Altitude</w:t>
+            </w:r>
+          </w:p>
+        </w:tc>
+        <w:tc>
+          <w:tcPr>
+            <w:tcW w:type="dxa" w:w="3282"/>
+            <w:vAlign w:val="center"/>
+          </w:tcPr>
+          <w:p>
+            <w:pPr>
+              <w:spacing w:before="79" w:after="79" w:line="276" w:lineRule="auto"/>
+            </w:pPr>
+            <w:r>
+              <w:rPr>
+                <w:rFonts w:ascii="Calibri" w:hAnsi="Calibri"/>
+                <w:sz w:val="20"/>
+              </w:rPr>
+              <w:t>Zone climatique RE2020 du département, station de référence du climat, correction d'altitude (fiche A43)</w:t>
             </w:r>
           </w:p>
         </w:tc>
@@ -3111,7 +3609,73 @@
         </w:trPr>
         <w:tc>
           <w:tcPr>
-            <w:tcW w:type="dxa" w:w="3119"/>
+            <w:tcW w:type="dxa" w:w="3074"/>
+            <w:vAlign w:val="center"/>
+          </w:tcPr>
+          <w:p>
+            <w:pPr>
+              <w:spacing w:before="79" w:after="79" w:line="276" w:lineRule="auto"/>
+            </w:pPr>
+            <w:r>
+              <w:rPr>
+                <w:rFonts w:ascii="Calibri" w:hAnsi="Calibri"/>
+                <w:sz w:val="20"/>
+              </w:rPr>
+              <w:t>Émissions de gaz à effet de serre par phase</w:t>
+            </w:r>
+          </w:p>
+        </w:tc>
+        <w:tc>
+          <w:tcPr>
+            <w:tcW w:type="dxa" w:w="3282"/>
+            <w:vAlign w:val="center"/>
+          </w:tcPr>
+          <w:p>
+            <w:pPr>
+              <w:spacing w:before="79" w:after="79" w:line="276" w:lineRule="auto"/>
+            </w:pPr>
+            <w:r>
+              <w:rPr>
+                <w:rFonts w:ascii="Calibri" w:hAnsi="Calibri"/>
+                <w:sz w:val="20"/>
+              </w:rPr>
+              <w:t>sortie_projet/batiment/contributeur/{composant, chantier}/indicateurs_acv_collection</w:t>
+            </w:r>
+            <w:r>
+              <w:rPr>
+                <w:rFonts w:ascii="Calibri" w:hAnsi="Calibri"/>
+                <w:sz w:val="20"/>
+              </w:rPr>
+              <w:t>, indicateur 101, phases A1-A3, A4-A5, B, C, D</w:t>
+            </w:r>
+          </w:p>
+        </w:tc>
+        <w:tc>
+          <w:tcPr>
+            <w:tcW w:type="dxa" w:w="3282"/>
+            <w:vAlign w:val="center"/>
+          </w:tcPr>
+          <w:p>
+            <w:pPr>
+              <w:spacing w:before="79" w:after="79" w:line="276" w:lineRule="auto"/>
+            </w:pPr>
+            <w:r>
+              <w:rPr>
+                <w:rFonts w:ascii="Calibri" w:hAnsi="Calibri"/>
+                <w:sz w:val="20"/>
+              </w:rPr>
+              <w:t>Inat climat (équation G2)</w:t>
+            </w:r>
+          </w:p>
+        </w:tc>
+      </w:tr>
+      <w:tr>
+        <w:trPr>
+          <w:cantSplit/>
+        </w:trPr>
+        <w:tc>
+          <w:tcPr>
+            <w:tcW w:type="dxa" w:w="3074"/>
             <w:vAlign w:val="center"/>
           </w:tcPr>
           <w:p>
@@ -3129,7 +3693,7 @@
         </w:tc>
         <w:tc>
           <w:tcPr>
-            <w:tcW w:type="dxa" w:w="3329"/>
+            <w:tcW w:type="dxa" w:w="3282"/>
             <w:vAlign w:val="center"/>
           </w:tcPr>
           <w:p>
@@ -3147,7 +3711,7 @@
         </w:tc>
         <w:tc>
           <w:tcPr>
-            <w:tcW w:type="dxa" w:w="3190"/>
+            <w:tcW w:type="dxa" w:w="3282"/>
             <w:vAlign w:val="center"/>
           </w:tcPr>
           <w:p>
@@ -3220,9 +3784,9 @@
         <w:tblLayout w:type="fixed"/>
       </w:tblPr>
       <w:tblGrid>
-        <w:gridCol w:w="3300"/>
-        <w:gridCol w:w="3905"/>
-        <w:gridCol w:w="2431"/>
+        <w:gridCol w:w="3497"/>
+        <w:gridCol w:w="3497"/>
+        <w:gridCol w:w="2643"/>
       </w:tblGrid>
       <w:tr>
         <w:trPr>
@@ -3231,7 +3795,7 @@
         </w:trPr>
         <w:tc>
           <w:tcPr>
-            <w:tcW w:type="dxa" w:w="3301"/>
+            <w:tcW w:type="dxa" w:w="3497"/>
             <w:vAlign w:val="center"/>
             <w:shd w:val="clear" w:color="auto" w:fill="202335"/>
           </w:tcPr>
@@ -3252,7 +3816,7 @@
         </w:tc>
         <w:tc>
           <w:tcPr>
-            <w:tcW w:type="dxa" w:w="3905"/>
+            <w:tcW w:type="dxa" w:w="3497"/>
             <w:vAlign w:val="center"/>
             <w:shd w:val="clear" w:color="auto" w:fill="202335"/>
           </w:tcPr>
@@ -3273,7 +3837,7 @@
         </w:tc>
         <w:tc>
           <w:tcPr>
-            <w:tcW w:type="dxa" w:w="2432"/>
+            <w:tcW w:type="dxa" w:w="2644"/>
             <w:vAlign w:val="center"/>
             <w:shd w:val="clear" w:color="auto" w:fill="202335"/>
           </w:tcPr>
@@ -3299,7 +3863,7 @@
         </w:trPr>
         <w:tc>
           <w:tcPr>
-            <w:tcW w:type="dxa" w:w="3301"/>
+            <w:tcW w:type="dxa" w:w="3497"/>
             <w:vAlign w:val="center"/>
           </w:tcPr>
           <w:p>
@@ -3317,7 +3881,7 @@
         </w:tc>
         <w:tc>
           <w:tcPr>
-            <w:tcW w:type="dxa" w:w="3905"/>
+            <w:tcW w:type="dxa" w:w="3497"/>
             <w:vAlign w:val="center"/>
           </w:tcPr>
           <w:p>
@@ -3335,7 +3899,7 @@
         </w:tc>
         <w:tc>
           <w:tcPr>
-            <w:tcW w:type="dxa" w:w="2432"/>
+            <w:tcW w:type="dxa" w:w="2644"/>
             <w:vAlign w:val="center"/>
           </w:tcPr>
           <w:p>
@@ -3358,7 +3922,7 @@
         </w:trPr>
         <w:tc>
           <w:tcPr>
-            <w:tcW w:type="dxa" w:w="3301"/>
+            <w:tcW w:type="dxa" w:w="3497"/>
             <w:vAlign w:val="center"/>
           </w:tcPr>
           <w:p>
@@ -3376,7 +3940,7 @@
         </w:tc>
         <w:tc>
           <w:tcPr>
-            <w:tcW w:type="dxa" w:w="3905"/>
+            <w:tcW w:type="dxa" w:w="3497"/>
             <w:vAlign w:val="center"/>
           </w:tcPr>
           <w:p>
@@ -3394,7 +3958,7 @@
         </w:tc>
         <w:tc>
           <w:tcPr>
-            <w:tcW w:type="dxa" w:w="2432"/>
+            <w:tcW w:type="dxa" w:w="2644"/>
             <w:vAlign w:val="center"/>
           </w:tcPr>
           <w:p>
@@ -3417,7 +3981,7 @@
         </w:trPr>
         <w:tc>
           <w:tcPr>
-            <w:tcW w:type="dxa" w:w="3301"/>
+            <w:tcW w:type="dxa" w:w="3497"/>
             <w:vAlign w:val="center"/>
           </w:tcPr>
           <w:p>
@@ -3435,7 +3999,7 @@
         </w:tc>
         <w:tc>
           <w:tcPr>
-            <w:tcW w:type="dxa" w:w="3905"/>
+            <w:tcW w:type="dxa" w:w="3497"/>
             <w:vAlign w:val="center"/>
           </w:tcPr>
           <w:p>
@@ -3467,7 +4031,7 @@
         </w:tc>
         <w:tc>
           <w:tcPr>
-            <w:tcW w:type="dxa" w:w="2432"/>
+            <w:tcW w:type="dxa" w:w="2644"/>
             <w:vAlign w:val="center"/>
           </w:tcPr>
           <w:p>
@@ -3490,7 +4054,7 @@
         </w:trPr>
         <w:tc>
           <w:tcPr>
-            <w:tcW w:type="dxa" w:w="3301"/>
+            <w:tcW w:type="dxa" w:w="3497"/>
             <w:vAlign w:val="center"/>
           </w:tcPr>
           <w:p>
@@ -3508,7 +4072,7 @@
         </w:tc>
         <w:tc>
           <w:tcPr>
-            <w:tcW w:type="dxa" w:w="3905"/>
+            <w:tcW w:type="dxa" w:w="3497"/>
             <w:vAlign w:val="center"/>
           </w:tcPr>
           <w:p>
@@ -3526,7 +4090,7 @@
         </w:tc>
         <w:tc>
           <w:tcPr>
-            <w:tcW w:type="dxa" w:w="2432"/>
+            <w:tcW w:type="dxa" w:w="2644"/>
             <w:vAlign w:val="center"/>
           </w:tcPr>
           <w:p>
@@ -3549,7 +4113,7 @@
         </w:trPr>
         <w:tc>
           <w:tcPr>
-            <w:tcW w:type="dxa" w:w="3301"/>
+            <w:tcW w:type="dxa" w:w="3497"/>
             <w:vAlign w:val="center"/>
           </w:tcPr>
           <w:p>
@@ -3567,7 +4131,7 @@
         </w:tc>
         <w:tc>
           <w:tcPr>
-            <w:tcW w:type="dxa" w:w="3905"/>
+            <w:tcW w:type="dxa" w:w="3497"/>
             <w:vAlign w:val="center"/>
           </w:tcPr>
           <w:p>
@@ -3585,7 +4149,7 @@
         </w:tc>
         <w:tc>
           <w:tcPr>
-            <w:tcW w:type="dxa" w:w="2432"/>
+            <w:tcW w:type="dxa" w:w="2644"/>
             <w:vAlign w:val="center"/>
           </w:tcPr>
           <w:p>
@@ -3608,7 +4172,7 @@
         </w:trPr>
         <w:tc>
           <w:tcPr>
-            <w:tcW w:type="dxa" w:w="3301"/>
+            <w:tcW w:type="dxa" w:w="3497"/>
             <w:vAlign w:val="center"/>
           </w:tcPr>
           <w:p>
@@ -3626,7 +4190,7 @@
         </w:tc>
         <w:tc>
           <w:tcPr>
-            <w:tcW w:type="dxa" w:w="3905"/>
+            <w:tcW w:type="dxa" w:w="3497"/>
             <w:vAlign w:val="center"/>
           </w:tcPr>
           <w:p>
@@ -3644,7 +4208,7 @@
         </w:tc>
         <w:tc>
           <w:tcPr>
-            <w:tcW w:type="dxa" w:w="2432"/>
+            <w:tcW w:type="dxa" w:w="2644"/>
             <w:vAlign w:val="center"/>
           </w:tcPr>
           <w:p>
@@ -3667,7 +4231,7 @@
         </w:trPr>
         <w:tc>
           <w:tcPr>
-            <w:tcW w:type="dxa" w:w="3301"/>
+            <w:tcW w:type="dxa" w:w="3497"/>
             <w:vAlign w:val="center"/>
           </w:tcPr>
           <w:p>
@@ -3685,7 +4249,7 @@
         </w:tc>
         <w:tc>
           <w:tcPr>
-            <w:tcW w:type="dxa" w:w="3905"/>
+            <w:tcW w:type="dxa" w:w="3497"/>
             <w:vAlign w:val="center"/>
           </w:tcPr>
           <w:p>
@@ -3703,7 +4267,7 @@
         </w:tc>
         <w:tc>
           <w:tcPr>
-            <w:tcW w:type="dxa" w:w="2432"/>
+            <w:tcW w:type="dxa" w:w="2644"/>
             <w:vAlign w:val="center"/>
           </w:tcPr>
           <w:p>
@@ -3727,7 +4291,7 @@
         </w:trPr>
         <w:tc>
           <w:tcPr>
-            <w:tcW w:type="dxa" w:w="3301"/>
+            <w:tcW w:type="dxa" w:w="3497"/>
             <w:vAlign w:val="center"/>
           </w:tcPr>
           <w:p>
@@ -3745,7 +4309,7 @@
         </w:tc>
         <w:tc>
           <w:tcPr>
-            <w:tcW w:type="dxa" w:w="3905"/>
+            <w:tcW w:type="dxa" w:w="3497"/>
             <w:vAlign w:val="center"/>
           </w:tcPr>
           <w:p>
@@ -3763,7 +4327,7 @@
         </w:tc>
         <w:tc>
           <w:tcPr>
-            <w:tcW w:type="dxa" w:w="2432"/>
+            <w:tcW w:type="dxa" w:w="2644"/>
             <w:vAlign w:val="center"/>
           </w:tcPr>
           <w:p>
@@ -3786,7 +4350,7 @@
         </w:trPr>
         <w:tc>
           <w:tcPr>
-            <w:tcW w:type="dxa" w:w="3301"/>
+            <w:tcW w:type="dxa" w:w="3497"/>
             <w:vAlign w:val="center"/>
           </w:tcPr>
           <w:p>
@@ -3804,7 +4368,7 @@
         </w:tc>
         <w:tc>
           <w:tcPr>
-            <w:tcW w:type="dxa" w:w="3905"/>
+            <w:tcW w:type="dxa" w:w="3497"/>
             <w:vAlign w:val="center"/>
           </w:tcPr>
           <w:p>
@@ -3822,7 +4386,7 @@
         </w:tc>
         <w:tc>
           <w:tcPr>
-            <w:tcW w:type="dxa" w:w="2432"/>
+            <w:tcW w:type="dxa" w:w="2644"/>
             <w:vAlign w:val="center"/>
           </w:tcPr>
           <w:p>
@@ -3845,7 +4409,7 @@
         </w:trPr>
         <w:tc>
           <w:tcPr>
-            <w:tcW w:type="dxa" w:w="3301"/>
+            <w:tcW w:type="dxa" w:w="3497"/>
             <w:vAlign w:val="center"/>
           </w:tcPr>
           <w:p>
@@ -3863,7 +4427,7 @@
         </w:tc>
         <w:tc>
           <w:tcPr>
-            <w:tcW w:type="dxa" w:w="3905"/>
+            <w:tcW w:type="dxa" w:w="3497"/>
             <w:vAlign w:val="center"/>
           </w:tcPr>
           <w:p>
@@ -3881,7 +4445,7 @@
         </w:tc>
         <w:tc>
           <w:tcPr>
-            <w:tcW w:type="dxa" w:w="2432"/>
+            <w:tcW w:type="dxa" w:w="2644"/>
             <w:vAlign w:val="center"/>
           </w:tcPr>
           <w:p>
@@ -3904,7 +4468,7 @@
         </w:trPr>
         <w:tc>
           <w:tcPr>
-            <w:tcW w:type="dxa" w:w="3301"/>
+            <w:tcW w:type="dxa" w:w="3497"/>
             <w:vAlign w:val="center"/>
           </w:tcPr>
           <w:p>
@@ -3922,7 +4486,7 @@
         </w:tc>
         <w:tc>
           <w:tcPr>
-            <w:tcW w:type="dxa" w:w="3905"/>
+            <w:tcW w:type="dxa" w:w="3497"/>
             <w:vAlign w:val="center"/>
           </w:tcPr>
           <w:p>
@@ -3940,7 +4504,7 @@
         </w:tc>
         <w:tc>
           <w:tcPr>
-            <w:tcW w:type="dxa" w:w="2432"/>
+            <w:tcW w:type="dxa" w:w="2644"/>
             <w:vAlign w:val="center"/>
           </w:tcPr>
           <w:p>
@@ -3963,7 +4527,7 @@
         </w:trPr>
         <w:tc>
           <w:tcPr>
-            <w:tcW w:type="dxa" w:w="3301"/>
+            <w:tcW w:type="dxa" w:w="3497"/>
             <w:vAlign w:val="center"/>
           </w:tcPr>
           <w:p>
@@ -3981,37 +4545,37 @@
         </w:tc>
         <w:tc>
           <w:tcPr>
-            <w:tcW w:type="dxa" w:w="3905"/>
-            <w:vAlign w:val="center"/>
-          </w:tcPr>
-          <w:p>
-            <w:pPr>
-              <w:spacing w:before="79" w:after="79" w:line="276" w:lineRule="auto"/>
-            </w:pPr>
-            <w:r>
-              <w:rPr>
-                <w:rFonts w:ascii="Calibri" w:hAnsi="Calibri"/>
-                <w:sz w:val="20"/>
-              </w:rPr>
-              <w:t>L0, L1, L2</w:t>
-            </w:r>
-          </w:p>
-        </w:tc>
-        <w:tc>
-          <w:tcPr>
-            <w:tcW w:type="dxa" w:w="2432"/>
-            <w:vAlign w:val="center"/>
-          </w:tcPr>
-          <w:p>
-            <w:pPr>
-              <w:spacing w:before="79" w:after="79" w:line="276" w:lineRule="auto"/>
-            </w:pPr>
-            <w:r>
-              <w:rPr>
-                <w:rFonts w:ascii="Calibri" w:hAnsi="Calibri"/>
-                <w:sz w:val="20"/>
-              </w:rPr>
-              <w:t>L0</w:t>
+            <w:tcW w:type="dxa" w:w="3497"/>
+            <w:vAlign w:val="center"/>
+          </w:tcPr>
+          <w:p>
+            <w:pPr>
+              <w:spacing w:before="79" w:after="79" w:line="276" w:lineRule="auto"/>
+            </w:pPr>
+            <w:r>
+              <w:rPr>
+                <w:rFonts w:ascii="Calibri" w:hAnsi="Calibri"/>
+                <w:sz w:val="20"/>
+              </w:rPr>
+              <w:t>aucun ; ou heure d'extinction et de rallumage (heure légale), température de couleur (K), distance au luminaire le plus proche (m), part de temps allumé sous détection de présence ; L1 et L2 restent admis comme raccourcis (fiche A53)</w:t>
+            </w:r>
+          </w:p>
+        </w:tc>
+        <w:tc>
+          <w:tcPr>
+            <w:tcW w:type="dxa" w:w="2644"/>
+            <w:vAlign w:val="center"/>
+          </w:tcPr>
+          <w:p>
+            <w:pPr>
+              <w:spacing w:before="79" w:after="79" w:line="276" w:lineRule="auto"/>
+            </w:pPr>
+            <w:r>
+              <w:rPr>
+                <w:rFonts w:ascii="Calibri" w:hAnsi="Calibri"/>
+                <w:sz w:val="20"/>
+              </w:rPr>
+              <w:t>aucun</w:t>
             </w:r>
           </w:p>
         </w:tc>
@@ -4022,55 +4586,55 @@
         </w:trPr>
         <w:tc>
           <w:tcPr>
-            <w:tcW w:type="dxa" w:w="3301"/>
-            <w:vAlign w:val="center"/>
-          </w:tcPr>
-          <w:p>
-            <w:pPr>
-              <w:spacing w:before="79" w:after="79" w:line="276" w:lineRule="auto"/>
-            </w:pPr>
-            <w:r>
-              <w:rPr>
-                <w:rFonts w:ascii="Calibri" w:hAnsi="Calibri"/>
-                <w:sz w:val="20"/>
-              </w:rPr>
-              <w:t>Niveau sonore</w:t>
-            </w:r>
-          </w:p>
-        </w:tc>
-        <w:tc>
-          <w:tcPr>
-            <w:tcW w:type="dxa" w:w="3905"/>
-            <w:vAlign w:val="center"/>
-          </w:tcPr>
-          <w:p>
-            <w:pPr>
-              <w:spacing w:before="79" w:after="79" w:line="276" w:lineRule="auto"/>
-            </w:pPr>
-            <w:r>
-              <w:rPr>
-                <w:rFonts w:ascii="Calibri" w:hAnsi="Calibri"/>
-                <w:sz w:val="20"/>
-              </w:rPr>
-              <w:t>dB(A)</w:t>
-            </w:r>
-          </w:p>
-        </w:tc>
-        <w:tc>
-          <w:tcPr>
-            <w:tcW w:type="dxa" w:w="2432"/>
-            <w:vAlign w:val="center"/>
-          </w:tcPr>
-          <w:p>
-            <w:pPr>
-              <w:spacing w:before="79" w:after="79" w:line="276" w:lineRule="auto"/>
-            </w:pPr>
-            <w:r>
-              <w:rPr>
-                <w:rFonts w:ascii="Calibri" w:hAnsi="Calibri"/>
-                <w:sz w:val="20"/>
-              </w:rPr>
-              <w:t>aucun effet</w:t>
+            <w:tcW w:type="dxa" w:w="3497"/>
+            <w:vAlign w:val="center"/>
+          </w:tcPr>
+          <w:p>
+            <w:pPr>
+              <w:spacing w:before="79" w:after="79" w:line="276" w:lineRule="auto"/>
+            </w:pPr>
+            <w:r>
+              <w:rPr>
+                <w:rFonts w:ascii="Calibri" w:hAnsi="Calibri"/>
+                <w:sz w:val="20"/>
+              </w:rPr>
+              <w:t>Arrosage automatique</w:t>
+            </w:r>
+          </w:p>
+        </w:tc>
+        <w:tc>
+          <w:tcPr>
+            <w:tcW w:type="dxa" w:w="3497"/>
+            <w:vAlign w:val="center"/>
+          </w:tcPr>
+          <w:p>
+            <w:pPr>
+              <w:spacing w:before="79" w:after="79" w:line="276" w:lineRule="auto"/>
+            </w:pPr>
+            <w:r>
+              <w:rPr>
+                <w:rFonts w:ascii="Calibri" w:hAnsi="Calibri"/>
+                <w:sz w:val="20"/>
+              </w:rPr>
+              <w:t>oui ou non</w:t>
+            </w:r>
+          </w:p>
+        </w:tc>
+        <w:tc>
+          <w:tcPr>
+            <w:tcW w:type="dxa" w:w="2644"/>
+            <w:vAlign w:val="center"/>
+          </w:tcPr>
+          <w:p>
+            <w:pPr>
+              <w:spacing w:before="79" w:after="79" w:line="276" w:lineRule="auto"/>
+            </w:pPr>
+            <w:r>
+              <w:rPr>
+                <w:rFonts w:ascii="Calibri" w:hAnsi="Calibri"/>
+                <w:sz w:val="20"/>
+              </w:rPr>
+              <w:t>non</w:t>
             </w:r>
           </w:p>
         </w:tc>
@@ -4081,55 +4645,55 @@
         </w:trPr>
         <w:tc>
           <w:tcPr>
-            <w:tcW w:type="dxa" w:w="3301"/>
-            <w:vAlign w:val="center"/>
-          </w:tcPr>
-          <w:p>
-            <w:pPr>
-              <w:spacing w:before="79" w:after="79" w:line="276" w:lineRule="auto"/>
-            </w:pPr>
-            <w:r>
-              <w:rPr>
-                <w:rFonts w:ascii="Calibri" w:hAnsi="Calibri"/>
-                <w:sz w:val="20"/>
-              </w:rPr>
-              <w:t>Exposition aux vitrages</w:t>
-            </w:r>
-          </w:p>
-        </w:tc>
-        <w:tc>
-          <w:tcPr>
-            <w:tcW w:type="dxa" w:w="3905"/>
-            <w:vAlign w:val="center"/>
-          </w:tcPr>
-          <w:p>
-            <w:pPr>
-              <w:spacing w:before="79" w:after="79" w:line="276" w:lineRule="auto"/>
-            </w:pPr>
-            <w:r>
-              <w:rPr>
-                <w:rFonts w:ascii="Calibri" w:hAnsi="Calibri"/>
-                <w:sz w:val="20"/>
-              </w:rPr>
-              <w:t>oui ou non</w:t>
-            </w:r>
-          </w:p>
-        </w:tc>
-        <w:tc>
-          <w:tcPr>
-            <w:tcW w:type="dxa" w:w="2432"/>
-            <w:vAlign w:val="center"/>
-          </w:tcPr>
-          <w:p>
-            <w:pPr>
-              <w:spacing w:before="79" w:after="79" w:line="276" w:lineRule="auto"/>
-            </w:pPr>
-            <w:r>
-              <w:rPr>
-                <w:rFonts w:ascii="Calibri" w:hAnsi="Calibri"/>
-                <w:sz w:val="20"/>
-              </w:rPr>
-              <w:t>non</w:t>
+            <w:tcW w:type="dxa" w:w="3497"/>
+            <w:vAlign w:val="center"/>
+          </w:tcPr>
+          <w:p>
+            <w:pPr>
+              <w:spacing w:before="79" w:after="79" w:line="276" w:lineRule="auto"/>
+            </w:pPr>
+            <w:r>
+              <w:rPr>
+                <w:rFonts w:ascii="Calibri" w:hAnsi="Calibri"/>
+                <w:sz w:val="20"/>
+              </w:rPr>
+              <w:t>Texture et profondeur de sol</w:t>
+            </w:r>
+          </w:p>
+        </w:tc>
+        <w:tc>
+          <w:tcPr>
+            <w:tcW w:type="dxa" w:w="3497"/>
+            <w:vAlign w:val="center"/>
+          </w:tcPr>
+          <w:p>
+            <w:pPr>
+              <w:spacing w:before="79" w:after="79" w:line="276" w:lineRule="auto"/>
+            </w:pPr>
+            <w:r>
+              <w:rPr>
+                <w:rFonts w:ascii="Calibri" w:hAnsi="Calibri"/>
+                <w:sz w:val="20"/>
+              </w:rPr>
+              <w:t>classe de texture (tableau 19 de la FAO-56), m</w:t>
+            </w:r>
+          </w:p>
+        </w:tc>
+        <w:tc>
+          <w:tcPr>
+            <w:tcW w:type="dxa" w:w="2644"/>
+            <w:vAlign w:val="center"/>
+          </w:tcPr>
+          <w:p>
+            <w:pPr>
+              <w:spacing w:before="79" w:after="79" w:line="276" w:lineRule="auto"/>
+            </w:pPr>
+            <w:r>
+              <w:rPr>
+                <w:rFonts w:ascii="Calibri" w:hAnsi="Calibri"/>
+                <w:sz w:val="20"/>
+              </w:rPr>
+              <w:t>celles du site</w:t>
             </w:r>
           </w:p>
         </w:tc>
@@ -4140,7 +4704,303 @@
         </w:trPr>
         <w:tc>
           <w:tcPr>
-            <w:tcW w:type="dxa" w:w="3301"/>
+            <w:tcW w:type="dxa" w:w="3497"/>
+            <w:vAlign w:val="center"/>
+          </w:tcPr>
+          <w:p>
+            <w:pPr>
+              <w:spacing w:before="79" w:after="79" w:line="276" w:lineRule="auto"/>
+            </w:pPr>
+            <w:r>
+              <w:rPr>
+                <w:rFonts w:ascii="Calibri" w:hAnsi="Calibri"/>
+                <w:sz w:val="20"/>
+              </w:rPr>
+              <w:t>Bassins versants raccordés (mare, noue, jardin de pluie)</w:t>
+            </w:r>
+          </w:p>
+        </w:tc>
+        <w:tc>
+          <w:tcPr>
+            <w:tcW w:type="dxa" w:w="3497"/>
+            <w:vAlign w:val="center"/>
+          </w:tcPr>
+          <w:p>
+            <w:pPr>
+              <w:spacing w:before="79" w:after="79" w:line="276" w:lineRule="auto"/>
+            </w:pPr>
+            <w:r>
+              <w:rPr>
+                <w:rFonts w:ascii="Calibri" w:hAnsi="Calibri"/>
+                <w:sz w:val="20"/>
+              </w:rPr>
+              <w:t>m² imperméables, m² perméables</w:t>
+            </w:r>
+          </w:p>
+        </w:tc>
+        <w:tc>
+          <w:tcPr>
+            <w:tcW w:type="dxa" w:w="2644"/>
+            <w:vAlign w:val="center"/>
+          </w:tcPr>
+          <w:p>
+            <w:pPr>
+              <w:spacing w:before="79" w:after="79" w:line="276" w:lineRule="auto"/>
+              <w:jc w:val="center"/>
+            </w:pPr>
+            <w:r>
+              <w:rPr>
+                <w:rFonts w:ascii="Calibri" w:hAnsi="Calibri"/>
+                <w:sz w:val="20"/>
+              </w:rPr>
+              <w:t>0</w:t>
+            </w:r>
+          </w:p>
+        </w:tc>
+      </w:tr>
+      <w:tr>
+        <w:trPr>
+          <w:cantSplit/>
+        </w:trPr>
+        <w:tc>
+          <w:tcPr>
+            <w:tcW w:type="dxa" w:w="3497"/>
+            <w:vAlign w:val="center"/>
+          </w:tcPr>
+          <w:p>
+            <w:pPr>
+              <w:spacing w:before="79" w:after="79" w:line="276" w:lineRule="auto"/>
+            </w:pPr>
+            <w:r>
+              <w:rPr>
+                <w:rFonts w:ascii="Calibri" w:hAnsi="Calibri"/>
+                <w:sz w:val="20"/>
+              </w:rPr>
+              <w:t>Profondeur et fond d'une mare</w:t>
+            </w:r>
+          </w:p>
+        </w:tc>
+        <w:tc>
+          <w:tcPr>
+            <w:tcW w:type="dxa" w:w="3497"/>
+            <w:vAlign w:val="center"/>
+          </w:tcPr>
+          <w:p>
+            <w:pPr>
+              <w:spacing w:before="79" w:after="79" w:line="276" w:lineRule="auto"/>
+            </w:pPr>
+            <w:r>
+              <w:rPr>
+                <w:rFonts w:ascii="Calibri" w:hAnsi="Calibri"/>
+                <w:sz w:val="20"/>
+              </w:rPr>
+              <w:t>m ; étanche, argileux, naturel</w:t>
+            </w:r>
+          </w:p>
+        </w:tc>
+        <w:tc>
+          <w:tcPr>
+            <w:tcW w:type="dxa" w:w="2644"/>
+            <w:vAlign w:val="center"/>
+          </w:tcPr>
+          <w:p>
+            <w:pPr>
+              <w:spacing w:before="79" w:after="79" w:line="276" w:lineRule="auto"/>
+            </w:pPr>
+            <w:r>
+              <w:rPr>
+                <w:rFonts w:ascii="Calibri" w:hAnsi="Calibri"/>
+                <w:sz w:val="20"/>
+              </w:rPr>
+              <w:t>0,8 m, argileux</w:t>
+            </w:r>
+          </w:p>
+        </w:tc>
+      </w:tr>
+      <w:tr>
+        <w:trPr>
+          <w:cantSplit/>
+        </w:trPr>
+        <w:tc>
+          <w:tcPr>
+            <w:tcW w:type="dxa" w:w="3497"/>
+            <w:vAlign w:val="center"/>
+          </w:tcPr>
+          <w:p>
+            <w:pPr>
+              <w:spacing w:before="79" w:after="79" w:line="276" w:lineRule="auto"/>
+            </w:pPr>
+            <w:r>
+              <w:rPr>
+                <w:rFonts w:ascii="Calibri" w:hAnsi="Calibri"/>
+                <w:sz w:val="20"/>
+              </w:rPr>
+              <w:t>Gîtes de chiroptères (arbre, bâti)</w:t>
+            </w:r>
+          </w:p>
+        </w:tc>
+        <w:tc>
+          <w:tcPr>
+            <w:tcW w:type="dxa" w:w="3497"/>
+            <w:vAlign w:val="center"/>
+          </w:tcPr>
+          <w:p>
+            <w:pPr>
+              <w:spacing w:before="79" w:after="79" w:line="276" w:lineRule="auto"/>
+            </w:pPr>
+            <w:r>
+              <w:rPr>
+                <w:rFonts w:ascii="Calibri" w:hAnsi="Calibri"/>
+                <w:sz w:val="20"/>
+              </w:rPr>
+              <w:t>oui ou non</w:t>
+            </w:r>
+          </w:p>
+        </w:tc>
+        <w:tc>
+          <w:tcPr>
+            <w:tcW w:type="dxa" w:w="2644"/>
+            <w:vAlign w:val="center"/>
+          </w:tcPr>
+          <w:p>
+            <w:pPr>
+              <w:spacing w:before="79" w:after="79" w:line="276" w:lineRule="auto"/>
+            </w:pPr>
+            <w:r>
+              <w:rPr>
+                <w:rFonts w:ascii="Calibri" w:hAnsi="Calibri"/>
+                <w:sz w:val="20"/>
+              </w:rPr>
+              <w:t>non, sauf arbre de stade âgé</w:t>
+            </w:r>
+          </w:p>
+        </w:tc>
+      </w:tr>
+      <w:tr>
+        <w:trPr>
+          <w:cantSplit/>
+        </w:trPr>
+        <w:tc>
+          <w:tcPr>
+            <w:tcW w:type="dxa" w:w="3497"/>
+            <w:vAlign w:val="center"/>
+          </w:tcPr>
+          <w:p>
+            <w:pPr>
+              <w:spacing w:before="79" w:after="79" w:line="276" w:lineRule="auto"/>
+            </w:pPr>
+            <w:r>
+              <w:rPr>
+                <w:rFonts w:ascii="Calibri" w:hAnsi="Calibri"/>
+                <w:sz w:val="20"/>
+              </w:rPr>
+              <w:t>Niveau sonore</w:t>
+            </w:r>
+          </w:p>
+        </w:tc>
+        <w:tc>
+          <w:tcPr>
+            <w:tcW w:type="dxa" w:w="3497"/>
+            <w:vAlign w:val="center"/>
+          </w:tcPr>
+          <w:p>
+            <w:pPr>
+              <w:spacing w:before="79" w:after="79" w:line="276" w:lineRule="auto"/>
+            </w:pPr>
+            <w:r>
+              <w:rPr>
+                <w:rFonts w:ascii="Calibri" w:hAnsi="Calibri"/>
+                <w:sz w:val="20"/>
+              </w:rPr>
+              <w:t>dB(A)</w:t>
+            </w:r>
+          </w:p>
+        </w:tc>
+        <w:tc>
+          <w:tcPr>
+            <w:tcW w:type="dxa" w:w="2644"/>
+            <w:vAlign w:val="center"/>
+          </w:tcPr>
+          <w:p>
+            <w:pPr>
+              <w:spacing w:before="79" w:after="79" w:line="276" w:lineRule="auto"/>
+            </w:pPr>
+            <w:r>
+              <w:rPr>
+                <w:rFonts w:ascii="Calibri" w:hAnsi="Calibri"/>
+                <w:sz w:val="20"/>
+              </w:rPr>
+              <w:t>aucun effet</w:t>
+            </w:r>
+          </w:p>
+        </w:tc>
+      </w:tr>
+      <w:tr>
+        <w:trPr>
+          <w:cantSplit/>
+        </w:trPr>
+        <w:tc>
+          <w:tcPr>
+            <w:tcW w:type="dxa" w:w="3497"/>
+            <w:vAlign w:val="center"/>
+          </w:tcPr>
+          <w:p>
+            <w:pPr>
+              <w:spacing w:before="79" w:after="79" w:line="276" w:lineRule="auto"/>
+            </w:pPr>
+            <w:r>
+              <w:rPr>
+                <w:rFonts w:ascii="Calibri" w:hAnsi="Calibri"/>
+                <w:sz w:val="20"/>
+              </w:rPr>
+              <w:t>Exposition aux vitrages</w:t>
+            </w:r>
+          </w:p>
+        </w:tc>
+        <w:tc>
+          <w:tcPr>
+            <w:tcW w:type="dxa" w:w="3497"/>
+            <w:vAlign w:val="center"/>
+          </w:tcPr>
+          <w:p>
+            <w:pPr>
+              <w:spacing w:before="79" w:after="79" w:line="276" w:lineRule="auto"/>
+            </w:pPr>
+            <w:r>
+              <w:rPr>
+                <w:rFonts w:ascii="Calibri" w:hAnsi="Calibri"/>
+                <w:sz w:val="20"/>
+              </w:rPr>
+              <w:t>oui ou non</w:t>
+            </w:r>
+          </w:p>
+        </w:tc>
+        <w:tc>
+          <w:tcPr>
+            <w:tcW w:type="dxa" w:w="2644"/>
+            <w:vAlign w:val="center"/>
+          </w:tcPr>
+          <w:p>
+            <w:pPr>
+              <w:spacing w:before="79" w:after="79" w:line="276" w:lineRule="auto"/>
+            </w:pPr>
+            <w:r>
+              <w:rPr>
+                <w:rFonts w:ascii="Calibri" w:hAnsi="Calibri"/>
+                <w:sz w:val="20"/>
+              </w:rPr>
+              <w:t>non</w:t>
+            </w:r>
+          </w:p>
+        </w:tc>
+      </w:tr>
+      <w:tr>
+        <w:trPr>
+          <w:cantSplit/>
+        </w:trPr>
+        <w:tc>
+          <w:tcPr>
+            <w:tcW w:type="dxa" w:w="3497"/>
             <w:vAlign w:val="center"/>
           </w:tcPr>
           <w:p>
@@ -4158,7 +5018,7 @@
         </w:tc>
         <w:tc>
           <w:tcPr>
-            <w:tcW w:type="dxa" w:w="3905"/>
+            <w:tcW w:type="dxa" w:w="3497"/>
             <w:vAlign w:val="center"/>
           </w:tcPr>
           <w:p>
@@ -4176,7 +5036,7 @@
         </w:tc>
         <w:tc>
           <w:tcPr>
-            <w:tcW w:type="dxa" w:w="2432"/>
+            <w:tcW w:type="dxa" w:w="2644"/>
             <w:vAlign w:val="center"/>
           </w:tcPr>
           <w:p>
@@ -4223,9 +5083,9 @@
         <w:tblLayout w:type="fixed"/>
       </w:tblPr>
       <w:tblGrid>
-        <w:gridCol w:w="4421"/>
-        <w:gridCol w:w="3545"/>
-        <w:gridCol w:w="1671"/>
+        <w:gridCol w:w="3984"/>
+        <w:gridCol w:w="3194"/>
+        <w:gridCol w:w="2459"/>
       </w:tblGrid>
       <w:tr>
         <w:trPr>
@@ -4234,7 +5094,7 @@
         </w:trPr>
         <w:tc>
           <w:tcPr>
-            <w:tcW w:type="dxa" w:w="4422"/>
+            <w:tcW w:type="dxa" w:w="3984"/>
             <w:vAlign w:val="center"/>
             <w:shd w:val="clear" w:color="auto" w:fill="202335"/>
           </w:tcPr>
@@ -4255,7 +5115,7 @@
         </w:tc>
         <w:tc>
           <w:tcPr>
-            <w:tcW w:type="dxa" w:w="3545"/>
+            <w:tcW w:type="dxa" w:w="3194"/>
             <w:vAlign w:val="center"/>
             <w:shd w:val="clear" w:color="auto" w:fill="202335"/>
           </w:tcPr>
@@ -4276,7 +5136,7 @@
         </w:tc>
         <w:tc>
           <w:tcPr>
-            <w:tcW w:type="dxa" w:w="1671"/>
+            <w:tcW w:type="dxa" w:w="2459"/>
             <w:vAlign w:val="center"/>
             <w:shd w:val="clear" w:color="auto" w:fill="202335"/>
           </w:tcPr>
@@ -4302,7 +5162,7 @@
         </w:trPr>
         <w:tc>
           <w:tcPr>
-            <w:tcW w:type="dxa" w:w="4422"/>
+            <w:tcW w:type="dxa" w:w="3984"/>
             <w:vAlign w:val="center"/>
           </w:tcPr>
           <w:p>
@@ -4320,7 +5180,7 @@
         </w:tc>
         <w:tc>
           <w:tcPr>
-            <w:tcW w:type="dxa" w:w="3545"/>
+            <w:tcW w:type="dxa" w:w="3194"/>
             <w:vAlign w:val="center"/>
           </w:tcPr>
           <w:p>
@@ -4338,7 +5198,7 @@
         </w:tc>
         <w:tc>
           <w:tcPr>
-            <w:tcW w:type="dxa" w:w="1671"/>
+            <w:tcW w:type="dxa" w:w="2459"/>
             <w:vAlign w:val="center"/>
           </w:tcPr>
           <w:p>
@@ -4361,7 +5221,7 @@
         </w:trPr>
         <w:tc>
           <w:tcPr>
-            <w:tcW w:type="dxa" w:w="4422"/>
+            <w:tcW w:type="dxa" w:w="3984"/>
             <w:vAlign w:val="center"/>
           </w:tcPr>
           <w:p>
@@ -4379,7 +5239,7 @@
         </w:tc>
         <w:tc>
           <w:tcPr>
-            <w:tcW w:type="dxa" w:w="3545"/>
+            <w:tcW w:type="dxa" w:w="3194"/>
             <w:vAlign w:val="center"/>
           </w:tcPr>
           <w:p>
@@ -4397,7 +5257,7 @@
         </w:tc>
         <w:tc>
           <w:tcPr>
-            <w:tcW w:type="dxa" w:w="1671"/>
+            <w:tcW w:type="dxa" w:w="2459"/>
             <w:vAlign w:val="center"/>
           </w:tcPr>
           <w:p>
@@ -4420,7 +5280,7 @@
         </w:trPr>
         <w:tc>
           <w:tcPr>
-            <w:tcW w:type="dxa" w:w="4422"/>
+            <w:tcW w:type="dxa" w:w="3984"/>
             <w:vAlign w:val="center"/>
           </w:tcPr>
           <w:p>
@@ -4438,7 +5298,7 @@
         </w:tc>
         <w:tc>
           <w:tcPr>
-            <w:tcW w:type="dxa" w:w="3545"/>
+            <w:tcW w:type="dxa" w:w="3194"/>
             <w:vAlign w:val="center"/>
           </w:tcPr>
           <w:p>
@@ -4456,7 +5316,7 @@
         </w:tc>
         <w:tc>
           <w:tcPr>
-            <w:tcW w:type="dxa" w:w="1671"/>
+            <w:tcW w:type="dxa" w:w="2459"/>
             <w:vAlign w:val="center"/>
           </w:tcPr>
           <w:p>
@@ -4479,7 +5339,7 @@
         </w:trPr>
         <w:tc>
           <w:tcPr>
-            <w:tcW w:type="dxa" w:w="4422"/>
+            <w:tcW w:type="dxa" w:w="3984"/>
             <w:vAlign w:val="center"/>
           </w:tcPr>
           <w:p>
@@ -4497,7 +5357,7 @@
         </w:tc>
         <w:tc>
           <w:tcPr>
-            <w:tcW w:type="dxa" w:w="3545"/>
+            <w:tcW w:type="dxa" w:w="3194"/>
             <w:vAlign w:val="center"/>
           </w:tcPr>
           <w:p>
@@ -4515,7 +5375,7 @@
         </w:tc>
         <w:tc>
           <w:tcPr>
-            <w:tcW w:type="dxa" w:w="1671"/>
+            <w:tcW w:type="dxa" w:w="2459"/>
             <w:vAlign w:val="center"/>
           </w:tcPr>
           <w:p>
@@ -4538,7 +5398,7 @@
         </w:trPr>
         <w:tc>
           <w:tcPr>
-            <w:tcW w:type="dxa" w:w="4422"/>
+            <w:tcW w:type="dxa" w:w="3984"/>
             <w:vAlign w:val="center"/>
           </w:tcPr>
           <w:p>
@@ -4556,7 +5416,7 @@
         </w:tc>
         <w:tc>
           <w:tcPr>
-            <w:tcW w:type="dxa" w:w="3545"/>
+            <w:tcW w:type="dxa" w:w="3194"/>
             <w:vAlign w:val="center"/>
           </w:tcPr>
           <w:p>
@@ -4574,7 +5434,7 @@
         </w:tc>
         <w:tc>
           <w:tcPr>
-            <w:tcW w:type="dxa" w:w="1671"/>
+            <w:tcW w:type="dxa" w:w="2459"/>
             <w:vAlign w:val="center"/>
           </w:tcPr>
           <w:p>
@@ -4587,6 +5447,65 @@
                 <w:sz w:val="20"/>
               </w:rPr>
               <w:t>aucun</w:t>
+            </w:r>
+          </w:p>
+        </w:tc>
+      </w:tr>
+      <w:tr>
+        <w:trPr>
+          <w:cantSplit/>
+        </w:trPr>
+        <w:tc>
+          <w:tcPr>
+            <w:tcW w:type="dxa" w:w="3984"/>
+            <w:vAlign w:val="center"/>
+          </w:tcPr>
+          <w:p>
+            <w:pPr>
+              <w:spacing w:before="79" w:after="79" w:line="276" w:lineRule="auto"/>
+            </w:pPr>
+            <w:r>
+              <w:rPr>
+                <w:rFonts w:ascii="Calibri" w:hAnsi="Calibri"/>
+                <w:sz w:val="20"/>
+              </w:rPr>
+              <w:t>Régime après le plan de gestion</w:t>
+            </w:r>
+          </w:p>
+        </w:tc>
+        <w:tc>
+          <w:tcPr>
+            <w:tcW w:type="dxa" w:w="3194"/>
+            <w:vAlign w:val="center"/>
+          </w:tcPr>
+          <w:p>
+            <w:pPr>
+              <w:spacing w:before="79" w:after="79" w:line="276" w:lineRule="auto"/>
+            </w:pPr>
+            <w:r>
+              <w:rPr>
+                <w:rFonts w:ascii="Calibri" w:hAnsi="Calibri"/>
+                <w:sz w:val="20"/>
+              </w:rPr>
+              <w:t>gestion courante, abandon</w:t>
+            </w:r>
+          </w:p>
+        </w:tc>
+        <w:tc>
+          <w:tcPr>
+            <w:tcW w:type="dxa" w:w="2459"/>
+            <w:vAlign w:val="center"/>
+          </w:tcPr>
+          <w:p>
+            <w:pPr>
+              <w:spacing w:before="79" w:after="79" w:line="276" w:lineRule="auto"/>
+            </w:pPr>
+            <w:r>
+              <w:rPr>
+                <w:rFonts w:ascii="Calibri" w:hAnsi="Calibri"/>
+                <w:sz w:val="20"/>
+              </w:rPr>
+              <w:t>gestion courante</w:t>
             </w:r>
           </w:p>
         </w:tc>
@@ -5088,6 +6007,302 @@
                 <w:sz w:val="20"/>
               </w:rPr>
               <w:t>m²</w:t>
+            </w:r>
+          </w:p>
+        </w:tc>
+        <w:tc>
+          <w:tcPr>
+            <w:tcW w:type="dxa" w:w="2742"/>
+            <w:vAlign w:val="center"/>
+          </w:tcPr>
+          <w:p>
+            <w:pPr>
+              <w:spacing w:before="79" w:after="79" w:line="276" w:lineRule="auto"/>
+              <w:jc w:val="center"/>
+            </w:pPr>
+            <w:r>
+              <w:rPr>
+                <w:rFonts w:ascii="Calibri" w:hAnsi="Calibri"/>
+                <w:sz w:val="20"/>
+              </w:rPr>
+              <w:t>0</w:t>
+            </w:r>
+          </w:p>
+        </w:tc>
+      </w:tr>
+      <w:tr>
+        <w:trPr>
+          <w:cantSplit/>
+        </w:trPr>
+        <w:tc>
+          <w:tcPr>
+            <w:tcW w:type="dxa" w:w="3448"/>
+            <w:vAlign w:val="center"/>
+          </w:tcPr>
+          <w:p>
+            <w:pPr>
+              <w:spacing w:before="79" w:after="79" w:line="276" w:lineRule="auto"/>
+            </w:pPr>
+            <w:r>
+              <w:rPr>
+                <w:rFonts w:ascii="Calibri" w:hAnsi="Calibri"/>
+                <w:sz w:val="20"/>
+              </w:rPr>
+              <w:t>Zone climatique RE2020</w:t>
+            </w:r>
+          </w:p>
+        </w:tc>
+        <w:tc>
+          <w:tcPr>
+            <w:tcW w:type="dxa" w:w="3448"/>
+            <w:vAlign w:val="center"/>
+          </w:tcPr>
+          <w:p>
+            <w:pPr>
+              <w:spacing w:before="79" w:after="79" w:line="276" w:lineRule="auto"/>
+            </w:pPr>
+            <w:r>
+              <w:rPr>
+                <w:rFonts w:ascii="Calibri" w:hAnsi="Calibri"/>
+                <w:sz w:val="20"/>
+              </w:rPr>
+              <w:t>H1a à H3</w:t>
+            </w:r>
+          </w:p>
+        </w:tc>
+        <w:tc>
+          <w:tcPr>
+            <w:tcW w:type="dxa" w:w="2742"/>
+            <w:vAlign w:val="center"/>
+          </w:tcPr>
+          <w:p>
+            <w:pPr>
+              <w:spacing w:before="79" w:after="79" w:line="276" w:lineRule="auto"/>
+            </w:pPr>
+            <w:r>
+              <w:rPr>
+                <w:rFonts w:ascii="Calibri" w:hAnsi="Calibri"/>
+                <w:sz w:val="20"/>
+              </w:rPr>
+              <w:t>celle du département du RSEE</w:t>
+            </w:r>
+          </w:p>
+        </w:tc>
+      </w:tr>
+      <w:tr>
+        <w:trPr>
+          <w:cantSplit/>
+        </w:trPr>
+        <w:tc>
+          <w:tcPr>
+            <w:tcW w:type="dxa" w:w="3448"/>
+            <w:vAlign w:val="center"/>
+          </w:tcPr>
+          <w:p>
+            <w:pPr>
+              <w:spacing w:before="79" w:after="79" w:line="276" w:lineRule="auto"/>
+            </w:pPr>
+            <w:r>
+              <w:rPr>
+                <w:rFonts w:ascii="Calibri" w:hAnsi="Calibri"/>
+                <w:sz w:val="20"/>
+              </w:rPr>
+              <w:t>Texture et profondeur du sol du site</w:t>
+            </w:r>
+          </w:p>
+        </w:tc>
+        <w:tc>
+          <w:tcPr>
+            <w:tcW w:type="dxa" w:w="3448"/>
+            <w:vAlign w:val="center"/>
+          </w:tcPr>
+          <w:p>
+            <w:pPr>
+              <w:spacing w:before="79" w:after="79" w:line="276" w:lineRule="auto"/>
+            </w:pPr>
+            <w:r>
+              <w:rPr>
+                <w:rFonts w:ascii="Calibri" w:hAnsi="Calibri"/>
+                <w:sz w:val="20"/>
+              </w:rPr>
+              <w:t>classe de texture, m</w:t>
+            </w:r>
+          </w:p>
+        </w:tc>
+        <w:tc>
+          <w:tcPr>
+            <w:tcW w:type="dxa" w:w="2742"/>
+            <w:vAlign w:val="center"/>
+          </w:tcPr>
+          <w:p>
+            <w:pPr>
+              <w:spacing w:before="79" w:after="79" w:line="276" w:lineRule="auto"/>
+            </w:pPr>
+            <w:r>
+              <w:rPr>
+                <w:rFonts w:ascii="Calibri" w:hAnsi="Calibri"/>
+                <w:sz w:val="20"/>
+              </w:rPr>
+              <w:t>limon, 1 m</w:t>
+            </w:r>
+          </w:p>
+        </w:tc>
+      </w:tr>
+      <w:tr>
+        <w:trPr>
+          <w:cantSplit/>
+        </w:trPr>
+        <w:tc>
+          <w:tcPr>
+            <w:tcW w:type="dxa" w:w="3448"/>
+            <w:vAlign w:val="center"/>
+          </w:tcPr>
+          <w:p>
+            <w:pPr>
+              <w:spacing w:before="79" w:after="79" w:line="276" w:lineRule="auto"/>
+            </w:pPr>
+            <w:r>
+              <w:rPr>
+                <w:rFonts w:ascii="Calibri" w:hAnsi="Calibri"/>
+                <w:sz w:val="20"/>
+              </w:rPr>
+              <w:t>Année et mois de début du chantier</w:t>
+            </w:r>
+          </w:p>
+        </w:tc>
+        <w:tc>
+          <w:tcPr>
+            <w:tcW w:type="dxa" w:w="3448"/>
+            <w:vAlign w:val="center"/>
+          </w:tcPr>
+          <w:p>
+            <w:pPr>
+              <w:spacing w:before="79" w:after="79" w:line="276" w:lineRule="auto"/>
+            </w:pPr>
+            <w:r>
+              <w:rPr>
+                <w:rFonts w:ascii="Calibri" w:hAnsi="Calibri"/>
+                <w:sz w:val="20"/>
+              </w:rPr>
+              <w:t>année, mois</w:t>
+            </w:r>
+          </w:p>
+        </w:tc>
+        <w:tc>
+          <w:tcPr>
+            <w:tcW w:type="dxa" w:w="2742"/>
+            <w:vAlign w:val="center"/>
+          </w:tcPr>
+          <w:p>
+            <w:pPr>
+              <w:spacing w:before="79" w:after="79" w:line="276" w:lineRule="auto"/>
+            </w:pPr>
+            <w:r>
+              <w:rPr>
+                <w:rFonts w:ascii="Calibri" w:hAnsi="Calibri"/>
+                <w:sz w:val="20"/>
+              </w:rPr>
+              <w:t>janvier 2027</w:t>
+            </w:r>
+          </w:p>
+        </w:tc>
+      </w:tr>
+      <w:tr>
+        <w:trPr>
+          <w:cantSplit/>
+        </w:trPr>
+        <w:tc>
+          <w:tcPr>
+            <w:tcW w:type="dxa" w:w="3448"/>
+            <w:vAlign w:val="center"/>
+          </w:tcPr>
+          <w:p>
+            <w:pPr>
+              <w:spacing w:before="79" w:after="79" w:line="276" w:lineRule="auto"/>
+            </w:pPr>
+            <w:r>
+              <w:rPr>
+                <w:rFonts w:ascii="Calibri" w:hAnsi="Calibri"/>
+                <w:sz w:val="20"/>
+              </w:rPr>
+              <w:t>Mois de destruction des milieux (défrichement, abattage, comblement)</w:t>
+            </w:r>
+          </w:p>
+        </w:tc>
+        <w:tc>
+          <w:tcPr>
+            <w:tcW w:type="dxa" w:w="3448"/>
+            <w:vAlign w:val="center"/>
+          </w:tcPr>
+          <w:p>
+            <w:pPr>
+              <w:spacing w:before="79" w:after="79" w:line="276" w:lineRule="auto"/>
+            </w:pPr>
+            <w:r>
+              <w:rPr>
+                <w:rFonts w:ascii="Calibri" w:hAnsi="Calibri"/>
+                <w:sz w:val="20"/>
+              </w:rPr>
+              <w:t>mois</w:t>
+            </w:r>
+          </w:p>
+        </w:tc>
+        <w:tc>
+          <w:tcPr>
+            <w:tcW w:type="dxa" w:w="2742"/>
+            <w:vAlign w:val="center"/>
+          </w:tcPr>
+          <w:p>
+            <w:pPr>
+              <w:spacing w:before="79" w:after="79" w:line="276" w:lineRule="auto"/>
+            </w:pPr>
+            <w:r>
+              <w:rPr>
+                <w:rFonts w:ascii="Calibri" w:hAnsi="Calibri"/>
+                <w:sz w:val="20"/>
+              </w:rPr>
+              <w:t>premier mois du chantier</w:t>
+            </w:r>
+          </w:p>
+        </w:tc>
+      </w:tr>
+      <w:tr>
+        <w:trPr>
+          <w:cantSplit/>
+        </w:trPr>
+        <w:tc>
+          <w:tcPr>
+            <w:tcW w:type="dxa" w:w="3448"/>
+            <w:vAlign w:val="center"/>
+          </w:tcPr>
+          <w:p>
+            <w:pPr>
+              <w:spacing w:before="79" w:after="79" w:line="276" w:lineRule="auto"/>
+            </w:pPr>
+            <w:r>
+              <w:rPr>
+                <w:rFonts w:ascii="Calibri" w:hAnsi="Calibri"/>
+                <w:sz w:val="20"/>
+              </w:rPr>
+              <w:t>Durée du plan de gestion écologique</w:t>
+            </w:r>
+          </w:p>
+        </w:tc>
+        <w:tc>
+          <w:tcPr>
+            <w:tcW w:type="dxa" w:w="3448"/>
+            <w:vAlign w:val="center"/>
+          </w:tcPr>
+          <w:p>
+            <w:pPr>
+              <w:spacing w:before="79" w:after="79" w:line="276" w:lineRule="auto"/>
+            </w:pPr>
+            <w:r>
+              <w:rPr>
+                <w:rFonts w:ascii="Calibri" w:hAnsi="Calibri"/>
+                <w:sz w:val="20"/>
+              </w:rPr>
+              <w:t>années depuis la livraison</w:t>
             </w:r>
           </w:p>
         </w:tc>
@@ -5624,6 +6839,32 @@
     </w:p>
     <w:p>
       <w:pPr>
+        <w:pStyle w:val="Heading2"/>
+        <w:keepNext/>
+        <w:spacing w:before="397" w:after="170"/>
+      </w:pPr>
+      <w:r>
+        <w:rPr>
+          <w:rFonts w:ascii="Poppins" w:hAnsi="Poppins" w:cs="Poppins" w:eastAsia="Poppins"/>
+          <w:color w:val="1E7A4A"/>
+        </w:rPr>
+        <w:t>5.4 Zone climatique et climat futur</w:t>
+      </w:r>
+    </w:p>
+    <w:p>
+      <w:pPr>
+        <w:spacing w:before="57" w:after="227" w:line="288" w:lineRule="auto"/>
+      </w:pPr>
+      <w:r>
+        <w:rPr>
+          <w:rFonts w:ascii="Calibri" w:hAnsi="Calibri"/>
+          <w:sz w:val="20"/>
+        </w:rPr>
+        <w:t>La zone climatique est celle de la RE2020 (H1a à H3), lue dans le département du RSEE. Elle choisit la station de référence des fichiers climatiques prospectifs de l'ADEME et de Météo-France (convention C-W1). Les fichiers météorologiques de la RE2020 ne sont pas utilisés : le ministère en réserve l'usage au calcul réglementaire. Chaque année civile de la période reçoit le niveau de réchauffement de la TRACC (+2 °C en 2030, +2,7 °C en 2050, +4 °C en 2100, convention C-W13) : un projet dont le chantier commence en 2027 est calculé jusqu'en 2076, à +3,4 °C la dernière année.</w:t>
+      </w:r>
+    </w:p>
+    <w:p>
+      <w:pPr>
         <w:pStyle w:val="Heading1"/>
         <w:keepNext/>
         <w:spacing w:before="397" w:after="170"/>
@@ -5665,10 +6906,10 @@
         <w:tblLayout w:type="fixed"/>
       </w:tblPr>
       <w:tblGrid>
-        <w:gridCol w:w="1080"/>
-        <w:gridCol w:w="2160"/>
-        <w:gridCol w:w="3016"/>
-        <w:gridCol w:w="3381"/>
+        <w:gridCol w:w="1010"/>
+        <w:gridCol w:w="2303"/>
+        <w:gridCol w:w="3162"/>
+        <w:gridCol w:w="3162"/>
       </w:tblGrid>
       <w:tr>
         <w:trPr>
@@ -5677,7 +6918,7 @@
         </w:trPr>
         <w:tc>
           <w:tcPr>
-            <w:tcW w:type="dxa" w:w="1080"/>
+            <w:tcW w:type="dxa" w:w="1010"/>
             <w:vAlign w:val="center"/>
             <w:shd w:val="clear" w:color="auto" w:fill="202335"/>
           </w:tcPr>
@@ -5699,7 +6940,7 @@
         </w:tc>
         <w:tc>
           <w:tcPr>
-            <w:tcW w:type="dxa" w:w="2160"/>
+            <w:tcW w:type="dxa" w:w="2303"/>
             <w:vAlign w:val="center"/>
             <w:shd w:val="clear" w:color="auto" w:fill="202335"/>
           </w:tcPr>
@@ -5720,7 +6961,7 @@
         </w:tc>
         <w:tc>
           <w:tcPr>
-            <w:tcW w:type="dxa" w:w="3016"/>
+            <w:tcW w:type="dxa" w:w="3162"/>
             <w:vAlign w:val="center"/>
             <w:shd w:val="clear" w:color="auto" w:fill="202335"/>
           </w:tcPr>
@@ -5741,7 +6982,7 @@
         </w:tc>
         <w:tc>
           <w:tcPr>
-            <w:tcW w:type="dxa" w:w="3381"/>
+            <w:tcW w:type="dxa" w:w="3162"/>
             <w:vAlign w:val="center"/>
             <w:shd w:val="clear" w:color="auto" w:fill="202335"/>
           </w:tcPr>
@@ -5767,7 +7008,7 @@
         </w:trPr>
         <w:tc>
           <w:tcPr>
-            <w:tcW w:type="dxa" w:w="1080"/>
+            <w:tcW w:type="dxa" w:w="1010"/>
             <w:vAlign w:val="center"/>
           </w:tcPr>
           <w:p>
@@ -5786,7 +7027,7 @@
         </w:tc>
         <w:tc>
           <w:tcPr>
-            <w:tcW w:type="dxa" w:w="2160"/>
+            <w:tcW w:type="dxa" w:w="2303"/>
             <w:vAlign w:val="center"/>
           </w:tcPr>
           <w:p>
@@ -5804,7 +7045,7 @@
         </w:tc>
         <w:tc>
           <w:tcPr>
-            <w:tcW w:type="dxa" w:w="3016"/>
+            <w:tcW w:type="dxa" w:w="3162"/>
             <w:vAlign w:val="center"/>
           </w:tcPr>
           <w:p>
@@ -5822,7 +7063,7 @@
         </w:tc>
         <w:tc>
           <w:tcPr>
-            <w:tcW w:type="dxa" w:w="3381"/>
+            <w:tcW w:type="dxa" w:w="3162"/>
             <w:vAlign w:val="center"/>
           </w:tcPr>
           <w:p>
@@ -5845,7 +7086,7 @@
         </w:trPr>
         <w:tc>
           <w:tcPr>
-            <w:tcW w:type="dxa" w:w="1080"/>
+            <w:tcW w:type="dxa" w:w="1010"/>
             <w:vAlign w:val="center"/>
           </w:tcPr>
           <w:p>
@@ -5864,7 +7105,7 @@
         </w:tc>
         <w:tc>
           <w:tcPr>
-            <w:tcW w:type="dxa" w:w="2160"/>
+            <w:tcW w:type="dxa" w:w="2303"/>
             <w:vAlign w:val="center"/>
           </w:tcPr>
           <w:p>
@@ -5882,7 +7123,7 @@
         </w:tc>
         <w:tc>
           <w:tcPr>
-            <w:tcW w:type="dxa" w:w="3016"/>
+            <w:tcW w:type="dxa" w:w="3162"/>
             <w:vAlign w:val="center"/>
           </w:tcPr>
           <w:p>
@@ -5900,7 +7141,7 @@
         </w:tc>
         <w:tc>
           <w:tcPr>
-            <w:tcW w:type="dxa" w:w="3381"/>
+            <w:tcW w:type="dxa" w:w="3162"/>
             <w:vAlign w:val="center"/>
           </w:tcPr>
           <w:p>
@@ -5923,7 +7164,7 @@
         </w:trPr>
         <w:tc>
           <w:tcPr>
-            <w:tcW w:type="dxa" w:w="1080"/>
+            <w:tcW w:type="dxa" w:w="1010"/>
             <w:vAlign w:val="center"/>
           </w:tcPr>
           <w:p>
@@ -5942,7 +7183,7 @@
         </w:tc>
         <w:tc>
           <w:tcPr>
-            <w:tcW w:type="dxa" w:w="2160"/>
+            <w:tcW w:type="dxa" w:w="2303"/>
             <w:vAlign w:val="center"/>
           </w:tcPr>
           <w:p>
@@ -5960,7 +7201,7 @@
         </w:tc>
         <w:tc>
           <w:tcPr>
-            <w:tcW w:type="dxa" w:w="3016"/>
+            <w:tcW w:type="dxa" w:w="3162"/>
             <w:vAlign w:val="center"/>
           </w:tcPr>
           <w:p>
@@ -5985,7 +7226,7 @@
         </w:tc>
         <w:tc>
           <w:tcPr>
-            <w:tcW w:type="dxa" w:w="3381"/>
+            <w:tcW w:type="dxa" w:w="3162"/>
             <w:vAlign w:val="center"/>
           </w:tcPr>
           <w:p>
@@ -6008,7 +7249,7 @@
         </w:trPr>
         <w:tc>
           <w:tcPr>
-            <w:tcW w:type="dxa" w:w="1080"/>
+            <w:tcW w:type="dxa" w:w="1010"/>
             <w:vAlign w:val="center"/>
           </w:tcPr>
           <w:p>
@@ -6027,7 +7268,7 @@
         </w:tc>
         <w:tc>
           <w:tcPr>
-            <w:tcW w:type="dxa" w:w="2160"/>
+            <w:tcW w:type="dxa" w:w="2303"/>
             <w:vAlign w:val="center"/>
           </w:tcPr>
           <w:p>
@@ -6045,7 +7286,7 @@
         </w:tc>
         <w:tc>
           <w:tcPr>
-            <w:tcW w:type="dxa" w:w="3016"/>
+            <w:tcW w:type="dxa" w:w="3162"/>
             <w:vAlign w:val="center"/>
           </w:tcPr>
           <w:p>
@@ -6084,7 +7325,7 @@
         </w:tc>
         <w:tc>
           <w:tcPr>
-            <w:tcW w:type="dxa" w:w="3381"/>
+            <w:tcW w:type="dxa" w:w="3162"/>
             <w:vAlign w:val="center"/>
           </w:tcPr>
           <w:p>
@@ -6107,7 +7348,7 @@
         </w:trPr>
         <w:tc>
           <w:tcPr>
-            <w:tcW w:type="dxa" w:w="1080"/>
+            <w:tcW w:type="dxa" w:w="1010"/>
             <w:vAlign w:val="center"/>
           </w:tcPr>
           <w:p>
@@ -6126,7 +7367,7 @@
         </w:tc>
         <w:tc>
           <w:tcPr>
-            <w:tcW w:type="dxa" w:w="2160"/>
+            <w:tcW w:type="dxa" w:w="2303"/>
             <w:vAlign w:val="center"/>
           </w:tcPr>
           <w:p>
@@ -6144,7 +7385,7 @@
         </w:tc>
         <w:tc>
           <w:tcPr>
-            <w:tcW w:type="dxa" w:w="3016"/>
+            <w:tcW w:type="dxa" w:w="3162"/>
             <w:vAlign w:val="center"/>
           </w:tcPr>
           <w:p>
@@ -6169,7 +7410,7 @@
         </w:tc>
         <w:tc>
           <w:tcPr>
-            <w:tcW w:type="dxa" w:w="3381"/>
+            <w:tcW w:type="dxa" w:w="3162"/>
             <w:vAlign w:val="center"/>
           </w:tcPr>
           <w:p>
@@ -6192,7 +7433,7 @@
         </w:trPr>
         <w:tc>
           <w:tcPr>
-            <w:tcW w:type="dxa" w:w="1080"/>
+            <w:tcW w:type="dxa" w:w="1010"/>
             <w:vAlign w:val="center"/>
           </w:tcPr>
           <w:p>
@@ -6211,7 +7452,7 @@
         </w:tc>
         <w:tc>
           <w:tcPr>
-            <w:tcW w:type="dxa" w:w="2160"/>
+            <w:tcW w:type="dxa" w:w="2303"/>
             <w:vAlign w:val="center"/>
           </w:tcPr>
           <w:p>
@@ -6229,19 +7470,19 @@
         </w:tc>
         <w:tc>
           <w:tcPr>
-            <w:tcW w:type="dxa" w:w="3016"/>
-            <w:vAlign w:val="center"/>
-          </w:tcPr>
-          <w:p>
-            <w:pPr>
-              <w:spacing w:before="79" w:after="79" w:line="276" w:lineRule="auto"/>
-            </w:pPr>
-            <w:r>
-              <w:rPr>
-                <w:rFonts w:ascii="Calibri" w:hAnsi="Calibri"/>
-                <w:sz w:val="20"/>
-              </w:rPr>
-              <w:t xml:space="preserve">unités, </w:t>
+            <w:tcW w:type="dxa" w:w="3162"/>
+            <w:vAlign w:val="center"/>
+          </w:tcPr>
+          <w:p>
+            <w:pPr>
+              <w:spacing w:before="79" w:after="79" w:line="276" w:lineRule="auto"/>
+            </w:pPr>
+            <w:r>
+              <w:rPr>
+                <w:rFonts w:ascii="Calibri" w:hAnsi="Calibri"/>
+                <w:sz w:val="20"/>
+              </w:rPr>
+              <w:t xml:space="preserve">unités, climat, </w:t>
             </w:r>
             <w:r>
               <w:rPr>
@@ -6250,23 +7491,37 @@
               </w:rPr>
               <w:t>nuisances.csv</w:t>
             </w:r>
-          </w:p>
-        </w:tc>
-        <w:tc>
-          <w:tcPr>
-            <w:tcW w:type="dxa" w:w="3381"/>
-            <w:vAlign w:val="center"/>
-          </w:tcPr>
-          <w:p>
-            <w:pPr>
-              <w:spacing w:before="79" w:after="79" w:line="276" w:lineRule="auto"/>
-            </w:pPr>
-            <w:r>
-              <w:rPr>
-                <w:rFonts w:ascii="Calibri" w:hAnsi="Calibri"/>
-                <w:sz w:val="20"/>
-              </w:rPr>
-              <w:t>k_N,u</w:t>
+            <w:r>
+              <w:rPr>
+                <w:rFonts w:ascii="Calibri" w:hAnsi="Calibri"/>
+                <w:sz w:val="20"/>
+              </w:rPr>
+              <w:t xml:space="preserve">, </w:t>
+            </w:r>
+            <w:r>
+              <w:rPr>
+                <w:rFonts w:ascii="Calibri" w:hAnsi="Calibri"/>
+                <w:sz w:val="20"/>
+              </w:rPr>
+              <w:t>eclairage.csv</w:t>
+            </w:r>
+          </w:p>
+        </w:tc>
+        <w:tc>
+          <w:tcPr>
+            <w:tcW w:type="dxa" w:w="3162"/>
+            <w:vAlign w:val="center"/>
+          </w:tcPr>
+          <w:p>
+            <w:pPr>
+              <w:spacing w:before="79" w:after="79" w:line="276" w:lineRule="auto"/>
+            </w:pPr>
+            <w:r>
+              <w:rPr>
+                <w:rFonts w:ascii="Calibri" w:hAnsi="Calibri"/>
+                <w:sz w:val="20"/>
+              </w:rPr>
+              <w:t>k_L,u (heures éclairées de nuit), k_N,u</w:t>
             </w:r>
           </w:p>
         </w:tc>
@@ -6277,7 +7532,7 @@
         </w:trPr>
         <w:tc>
           <w:tcPr>
-            <w:tcW w:type="dxa" w:w="1080"/>
+            <w:tcW w:type="dxa" w:w="1010"/>
             <w:vAlign w:val="center"/>
           </w:tcPr>
           <w:p>
@@ -6296,7 +7551,7 @@
         </w:tc>
         <w:tc>
           <w:tcPr>
-            <w:tcW w:type="dxa" w:w="2160"/>
+            <w:tcW w:type="dxa" w:w="2303"/>
             <w:vAlign w:val="center"/>
           </w:tcPr>
           <w:p>
@@ -6314,7 +7569,7 @@
         </w:tc>
         <w:tc>
           <w:tcPr>
-            <w:tcW w:type="dxa" w:w="3016"/>
+            <w:tcW w:type="dxa" w:w="3162"/>
             <w:vAlign w:val="center"/>
           </w:tcPr>
           <w:p>
@@ -6339,7 +7594,7 @@
         </w:tc>
         <w:tc>
           <w:tcPr>
-            <w:tcW w:type="dxa" w:w="3381"/>
+            <w:tcW w:type="dxa" w:w="3162"/>
             <w:vAlign w:val="center"/>
           </w:tcPr>
           <w:p>
@@ -6362,7 +7617,7 @@
         </w:trPr>
         <w:tc>
           <w:tcPr>
-            <w:tcW w:type="dxa" w:w="1080"/>
+            <w:tcW w:type="dxa" w:w="1010"/>
             <w:vAlign w:val="center"/>
           </w:tcPr>
           <w:p>
@@ -6381,55 +7636,76 @@
         </w:tc>
         <w:tc>
           <w:tcPr>
-            <w:tcW w:type="dxa" w:w="2160"/>
-            <w:vAlign w:val="center"/>
-          </w:tcPr>
-          <w:p>
-            <w:pPr>
-              <w:spacing w:before="79" w:after="79" w:line="276" w:lineRule="auto"/>
-            </w:pPr>
-            <w:r>
-              <w:rPr>
-                <w:rFonts w:ascii="Calibri" w:hAnsi="Calibri"/>
-                <w:sz w:val="20"/>
-              </w:rPr>
-              <w:t>T Temps</w:t>
-            </w:r>
-          </w:p>
-        </w:tc>
-        <w:tc>
-          <w:tcPr>
-            <w:tcW w:type="dxa" w:w="3016"/>
-            <w:vAlign w:val="center"/>
-          </w:tcPr>
-          <w:p>
-            <w:pPr>
-              <w:spacing w:before="79" w:after="79" w:line="276" w:lineRule="auto"/>
-            </w:pPr>
-            <w:r>
-              <w:rPr>
-                <w:rFonts w:ascii="Calibri" w:hAnsi="Calibri"/>
-                <w:sz w:val="20"/>
-              </w:rPr>
-              <w:t>sorties 3 à 7, statuts, chantier</w:t>
-            </w:r>
-          </w:p>
-        </w:tc>
-        <w:tc>
-          <w:tcPr>
-            <w:tcW w:type="dxa" w:w="3381"/>
-            <w:vAlign w:val="center"/>
-          </w:tcPr>
-          <w:p>
-            <w:pPr>
-              <w:spacing w:before="79" w:after="79" w:line="276" w:lineRule="auto"/>
-            </w:pPr>
-            <w:r>
-              <w:rPr>
-                <w:rFonts w:ascii="Calibri" w:hAnsi="Calibri"/>
-                <w:sz w:val="20"/>
-              </w:rPr>
-              <w:t>V_u(t), I_0, I_1, dette de maturité</w:t>
+            <w:tcW w:type="dxa" w:w="2303"/>
+            <w:vAlign w:val="center"/>
+          </w:tcPr>
+          <w:p>
+            <w:pPr>
+              <w:spacing w:before="79" w:after="79" w:line="276" w:lineRule="auto"/>
+            </w:pPr>
+            <w:r>
+              <w:rPr>
+                <w:rFonts w:ascii="Calibri" w:hAnsi="Calibri"/>
+                <w:sz w:val="20"/>
+              </w:rPr>
+              <w:t>W Bilan hydrique et climat</w:t>
+            </w:r>
+          </w:p>
+        </w:tc>
+        <w:tc>
+          <w:tcPr>
+            <w:tcW w:type="dxa" w:w="3162"/>
+            <w:vAlign w:val="center"/>
+          </w:tcPr>
+          <w:p>
+            <w:pPr>
+              <w:spacing w:before="79" w:after="79" w:line="276" w:lineRule="auto"/>
+            </w:pPr>
+            <w:r>
+              <w:rPr>
+                <w:rFonts w:ascii="Calibri" w:hAnsi="Calibri"/>
+                <w:sz w:val="20"/>
+              </w:rPr>
+              <w:t xml:space="preserve">unités, climat horaire, </w:t>
+            </w:r>
+            <w:r>
+              <w:rPr>
+                <w:rFonts w:ascii="Calibri" w:hAnsi="Calibri"/>
+                <w:sz w:val="20"/>
+              </w:rPr>
+              <w:t>climat.csv</w:t>
+            </w:r>
+            <w:r>
+              <w:rPr>
+                <w:rFonts w:ascii="Calibri" w:hAnsi="Calibri"/>
+                <w:sz w:val="20"/>
+              </w:rPr>
+              <w:t xml:space="preserve">, </w:t>
+            </w:r>
+            <w:r>
+              <w:rPr>
+                <w:rFonts w:ascii="Calibri" w:hAnsi="Calibri"/>
+                <w:sz w:val="20"/>
+              </w:rPr>
+              <w:t>hydrique.csv</w:t>
+            </w:r>
+          </w:p>
+        </w:tc>
+        <w:tc>
+          <w:tcPr>
+            <w:tcW w:type="dxa" w:w="3162"/>
+            <w:vAlign w:val="center"/>
+          </w:tcPr>
+          <w:p>
+            <w:pPr>
+              <w:spacing w:before="79" w:after="79" w:line="276" w:lineRule="auto"/>
+            </w:pPr>
+            <w:r>
+              <w:rPr>
+                <w:rFonts w:ascii="Calibri" w:hAnsi="Calibri"/>
+                <w:sz w:val="20"/>
+              </w:rPr>
+              <w:t>ET0 horaire, réserve utile, indice de stress, k_W,u par niveau de réchauffement, arrosage</w:t>
             </w:r>
           </w:p>
         </w:tc>
@@ -6440,7 +7716,7 @@
         </w:trPr>
         <w:tc>
           <w:tcPr>
-            <w:tcW w:type="dxa" w:w="1080"/>
+            <w:tcW w:type="dxa" w:w="1010"/>
             <w:vAlign w:val="center"/>
           </w:tcPr>
           <w:p>
@@ -6459,62 +7735,76 @@
         </w:tc>
         <w:tc>
           <w:tcPr>
-            <w:tcW w:type="dxa" w:w="2160"/>
-            <w:vAlign w:val="center"/>
-          </w:tcPr>
-          <w:p>
-            <w:pPr>
-              <w:spacing w:before="79" w:after="79" w:line="276" w:lineRule="auto"/>
-            </w:pPr>
-            <w:r>
-              <w:rPr>
-                <w:rFonts w:ascii="Calibri" w:hAnsi="Calibri"/>
-                <w:sz w:val="20"/>
-              </w:rPr>
-              <w:t>G Biodiversité grise</w:t>
-            </w:r>
-          </w:p>
-        </w:tc>
-        <w:tc>
-          <w:tcPr>
-            <w:tcW w:type="dxa" w:w="3016"/>
-            <w:vAlign w:val="center"/>
-          </w:tcPr>
-          <w:p>
-            <w:pPr>
-              <w:spacing w:before="79" w:after="79" w:line="276" w:lineRule="auto"/>
-            </w:pPr>
-            <w:r>
-              <w:rPr>
-                <w:rFonts w:ascii="Calibri" w:hAnsi="Calibri"/>
-                <w:sz w:val="20"/>
-              </w:rPr>
-              <w:t xml:space="preserve">RSEE, matériaux, </w:t>
-            </w:r>
-            <w:r>
-              <w:rPr>
-                <w:rFonts w:ascii="Calibri" w:hAnsi="Calibri"/>
-                <w:sz w:val="20"/>
-              </w:rPr>
-              <w:t>materiaux.csv</w:t>
-            </w:r>
-          </w:p>
-        </w:tc>
-        <w:tc>
-          <w:tcPr>
-            <w:tcW w:type="dxa" w:w="3381"/>
-            <w:vAlign w:val="center"/>
-          </w:tcPr>
-          <w:p>
-            <w:pPr>
-              <w:spacing w:before="79" w:after="79" w:line="276" w:lineRule="auto"/>
-            </w:pPr>
-            <w:r>
-              <w:rPr>
-                <w:rFonts w:ascii="Calibri" w:hAnsi="Calibri"/>
-                <w:sz w:val="20"/>
-              </w:rPr>
-              <w:t>Inat par phase et par poste</w:t>
+            <w:tcW w:type="dxa" w:w="2303"/>
+            <w:vAlign w:val="center"/>
+          </w:tcPr>
+          <w:p>
+            <w:pPr>
+              <w:spacing w:before="79" w:after="79" w:line="276" w:lineRule="auto"/>
+            </w:pPr>
+            <w:r>
+              <w:rPr>
+                <w:rFonts w:ascii="Calibri" w:hAnsi="Calibri"/>
+                <w:sz w:val="20"/>
+              </w:rPr>
+              <w:t>T Temps</w:t>
+            </w:r>
+          </w:p>
+        </w:tc>
+        <w:tc>
+          <w:tcPr>
+            <w:tcW w:type="dxa" w:w="3162"/>
+            <w:vAlign w:val="center"/>
+          </w:tcPr>
+          <w:p>
+            <w:pPr>
+              <w:spacing w:before="79" w:after="79" w:line="276" w:lineRule="auto"/>
+            </w:pPr>
+            <w:r>
+              <w:rPr>
+                <w:rFonts w:ascii="Calibri" w:hAnsi="Calibri"/>
+                <w:sz w:val="20"/>
+              </w:rPr>
+              <w:t xml:space="preserve">sorties 3 à 8, statuts, calendrier du chantier, gestion, </w:t>
+            </w:r>
+            <w:r>
+              <w:rPr>
+                <w:rFonts w:ascii="Calibri" w:hAnsi="Calibri"/>
+                <w:sz w:val="20"/>
+              </w:rPr>
+              <w:t>succession.csv</w:t>
+            </w:r>
+            <w:r>
+              <w:rPr>
+                <w:rFonts w:ascii="Calibri" w:hAnsi="Calibri"/>
+                <w:sz w:val="20"/>
+              </w:rPr>
+              <w:t xml:space="preserve">, </w:t>
+            </w:r>
+            <w:r>
+              <w:rPr>
+                <w:rFonts w:ascii="Calibri" w:hAnsi="Calibri"/>
+                <w:sz w:val="20"/>
+              </w:rPr>
+              <w:t>chantier.csv</w:t>
+            </w:r>
+          </w:p>
+        </w:tc>
+        <w:tc>
+          <w:tcPr>
+            <w:tcW w:type="dxa" w:w="3162"/>
+            <w:vAlign w:val="center"/>
+          </w:tcPr>
+          <w:p>
+            <w:pPr>
+              <w:spacing w:before="79" w:after="79" w:line="276" w:lineRule="auto"/>
+            </w:pPr>
+            <w:r>
+              <w:rPr>
+                <w:rFonts w:ascii="Calibri" w:hAnsi="Calibri"/>
+                <w:sz w:val="20"/>
+              </w:rPr>
+              <w:t>V_u(t) au pas mensuel, I_0, I_1, dette de maturité, ΔI_ch</w:t>
             </w:r>
           </w:p>
         </w:tc>
@@ -6525,7 +7815,7 @@
         </w:trPr>
         <w:tc>
           <w:tcPr>
-            <w:tcW w:type="dxa" w:w="1080"/>
+            <w:tcW w:type="dxa" w:w="1010"/>
             <w:vAlign w:val="center"/>
           </w:tcPr>
           <w:p>
@@ -6544,55 +7834,62 @@
         </w:tc>
         <w:tc>
           <w:tcPr>
-            <w:tcW w:type="dxa" w:w="2160"/>
-            <w:vAlign w:val="center"/>
-          </w:tcPr>
-          <w:p>
-            <w:pPr>
-              <w:spacing w:before="79" w:after="79" w:line="276" w:lineRule="auto"/>
-            </w:pPr>
-            <w:r>
-              <w:rPr>
-                <w:rFonts w:ascii="Calibri" w:hAnsi="Calibri"/>
-                <w:sz w:val="20"/>
-              </w:rPr>
-              <w:t>E3 Agrégation</w:t>
-            </w:r>
-          </w:p>
-        </w:tc>
-        <w:tc>
-          <w:tcPr>
-            <w:tcW w:type="dxa" w:w="3016"/>
-            <w:vAlign w:val="center"/>
-          </w:tcPr>
-          <w:p>
-            <w:pPr>
-              <w:spacing w:before="79" w:after="79" w:line="276" w:lineRule="auto"/>
-            </w:pPr>
-            <w:r>
-              <w:rPr>
-                <w:rFonts w:ascii="Calibri" w:hAnsi="Calibri"/>
-                <w:sz w:val="20"/>
-              </w:rPr>
-              <w:t>sorties 3 à 9</w:t>
-            </w:r>
-          </w:p>
-        </w:tc>
-        <w:tc>
-          <w:tcPr>
-            <w:tcW w:type="dxa" w:w="3381"/>
-            <w:vAlign w:val="center"/>
-          </w:tcPr>
-          <w:p>
-            <w:pPr>
-              <w:spacing w:before="79" w:after="79" w:line="276" w:lineRule="auto"/>
-            </w:pPr>
-            <w:r>
-              <w:rPr>
-                <w:rFonts w:ascii="Calibri" w:hAnsi="Calibri"/>
-                <w:sz w:val="20"/>
-              </w:rPr>
-              <w:t>Cnat, Inat, Snat, Bnat, indicateurs complémentaires</w:t>
+            <w:tcW w:type="dxa" w:w="2303"/>
+            <w:vAlign w:val="center"/>
+          </w:tcPr>
+          <w:p>
+            <w:pPr>
+              <w:spacing w:before="79" w:after="79" w:line="276" w:lineRule="auto"/>
+            </w:pPr>
+            <w:r>
+              <w:rPr>
+                <w:rFonts w:ascii="Calibri" w:hAnsi="Calibri"/>
+                <w:sz w:val="20"/>
+              </w:rPr>
+              <w:t>G Biodiversité grise</w:t>
+            </w:r>
+          </w:p>
+        </w:tc>
+        <w:tc>
+          <w:tcPr>
+            <w:tcW w:type="dxa" w:w="3162"/>
+            <w:vAlign w:val="center"/>
+          </w:tcPr>
+          <w:p>
+            <w:pPr>
+              <w:spacing w:before="79" w:after="79" w:line="276" w:lineRule="auto"/>
+            </w:pPr>
+            <w:r>
+              <w:rPr>
+                <w:rFonts w:ascii="Calibri" w:hAnsi="Calibri"/>
+                <w:sz w:val="20"/>
+              </w:rPr>
+              <w:t xml:space="preserve">RSEE, matériaux, </w:t>
+            </w:r>
+            <w:r>
+              <w:rPr>
+                <w:rFonts w:ascii="Calibri" w:hAnsi="Calibri"/>
+                <w:sz w:val="20"/>
+              </w:rPr>
+              <w:t>materiaux.csv</w:t>
+            </w:r>
+          </w:p>
+        </w:tc>
+        <w:tc>
+          <w:tcPr>
+            <w:tcW w:type="dxa" w:w="3162"/>
+            <w:vAlign w:val="center"/>
+          </w:tcPr>
+          <w:p>
+            <w:pPr>
+              <w:spacing w:before="79" w:after="79" w:line="276" w:lineRule="auto"/>
+            </w:pPr>
+            <w:r>
+              <w:rPr>
+                <w:rFonts w:ascii="Calibri" w:hAnsi="Calibri"/>
+                <w:sz w:val="20"/>
+              </w:rPr>
+              <w:t>Inat par phase et par poste</w:t>
             </w:r>
           </w:p>
         </w:tc>
@@ -6603,7 +7900,7 @@
         </w:trPr>
         <w:tc>
           <w:tcPr>
-            <w:tcW w:type="dxa" w:w="1080"/>
+            <w:tcW w:type="dxa" w:w="1010"/>
             <w:vAlign w:val="center"/>
           </w:tcPr>
           <w:p>
@@ -6622,55 +7919,55 @@
         </w:tc>
         <w:tc>
           <w:tcPr>
-            <w:tcW w:type="dxa" w:w="2160"/>
-            <w:vAlign w:val="center"/>
-          </w:tcPr>
-          <w:p>
-            <w:pPr>
-              <w:spacing w:before="79" w:after="79" w:line="276" w:lineRule="auto"/>
-            </w:pPr>
-            <w:r>
-              <w:rPr>
-                <w:rFonts w:ascii="Calibri" w:hAnsi="Calibri"/>
-                <w:sz w:val="20"/>
-              </w:rPr>
-              <w:t>E4 Incertitude</w:t>
-            </w:r>
-          </w:p>
-        </w:tc>
-        <w:tc>
-          <w:tcPr>
-            <w:tcW w:type="dxa" w:w="3016"/>
-            <w:vAlign w:val="center"/>
-          </w:tcPr>
-          <w:p>
-            <w:pPr>
-              <w:spacing w:before="79" w:after="79" w:line="276" w:lineRule="auto"/>
-            </w:pPr>
-            <w:r>
-              <w:rPr>
-                <w:rFonts w:ascii="Calibri" w:hAnsi="Calibri"/>
-                <w:sz w:val="20"/>
-              </w:rPr>
-              <w:t>toutes les tables</w:t>
-            </w:r>
-          </w:p>
-        </w:tc>
-        <w:tc>
-          <w:tcPr>
-            <w:tcW w:type="dxa" w:w="3381"/>
-            <w:vAlign w:val="center"/>
-          </w:tcPr>
-          <w:p>
-            <w:pPr>
-              <w:spacing w:before="79" w:after="79" w:line="276" w:lineRule="auto"/>
-            </w:pPr>
-            <w:r>
-              <w:rPr>
-                <w:rFonts w:ascii="Calibri" w:hAnsi="Calibri"/>
-                <w:sz w:val="20"/>
-              </w:rPr>
-              <w:t>intervalle à 90 %, paramètres influents</w:t>
+            <w:tcW w:type="dxa" w:w="2303"/>
+            <w:vAlign w:val="center"/>
+          </w:tcPr>
+          <w:p>
+            <w:pPr>
+              <w:spacing w:before="79" w:after="79" w:line="276" w:lineRule="auto"/>
+            </w:pPr>
+            <w:r>
+              <w:rPr>
+                <w:rFonts w:ascii="Calibri" w:hAnsi="Calibri"/>
+                <w:sz w:val="20"/>
+              </w:rPr>
+              <w:t>E3 Agrégation</w:t>
+            </w:r>
+          </w:p>
+        </w:tc>
+        <w:tc>
+          <w:tcPr>
+            <w:tcW w:type="dxa" w:w="3162"/>
+            <w:vAlign w:val="center"/>
+          </w:tcPr>
+          <w:p>
+            <w:pPr>
+              <w:spacing w:before="79" w:after="79" w:line="276" w:lineRule="auto"/>
+            </w:pPr>
+            <w:r>
+              <w:rPr>
+                <w:rFonts w:ascii="Calibri" w:hAnsi="Calibri"/>
+                <w:sz w:val="20"/>
+              </w:rPr>
+              <w:t>sorties 3 à 10</w:t>
+            </w:r>
+          </w:p>
+        </w:tc>
+        <w:tc>
+          <w:tcPr>
+            <w:tcW w:type="dxa" w:w="3162"/>
+            <w:vAlign w:val="center"/>
+          </w:tcPr>
+          <w:p>
+            <w:pPr>
+              <w:spacing w:before="79" w:after="79" w:line="276" w:lineRule="auto"/>
+            </w:pPr>
+            <w:r>
+              <w:rPr>
+                <w:rFonts w:ascii="Calibri" w:hAnsi="Calibri"/>
+                <w:sz w:val="20"/>
+              </w:rPr>
+              <w:t>Cnat, Inat, Snat, Bnat, indicateurs complémentaires</w:t>
             </w:r>
           </w:p>
         </w:tc>
@@ -6681,7 +7978,7 @@
         </w:trPr>
         <w:tc>
           <w:tcPr>
-            <w:tcW w:type="dxa" w:w="1080"/>
+            <w:tcW w:type="dxa" w:w="1010"/>
             <w:vAlign w:val="center"/>
           </w:tcPr>
           <w:p>
@@ -6700,7 +7997,85 @@
         </w:tc>
         <w:tc>
           <w:tcPr>
-            <w:tcW w:type="dxa" w:w="2160"/>
+            <w:tcW w:type="dxa" w:w="2303"/>
+            <w:vAlign w:val="center"/>
+          </w:tcPr>
+          <w:p>
+            <w:pPr>
+              <w:spacing w:before="79" w:after="79" w:line="276" w:lineRule="auto"/>
+            </w:pPr>
+            <w:r>
+              <w:rPr>
+                <w:rFonts w:ascii="Calibri" w:hAnsi="Calibri"/>
+                <w:sz w:val="20"/>
+              </w:rPr>
+              <w:t>E4 Incertitude</w:t>
+            </w:r>
+          </w:p>
+        </w:tc>
+        <w:tc>
+          <w:tcPr>
+            <w:tcW w:type="dxa" w:w="3162"/>
+            <w:vAlign w:val="center"/>
+          </w:tcPr>
+          <w:p>
+            <w:pPr>
+              <w:spacing w:before="79" w:after="79" w:line="276" w:lineRule="auto"/>
+            </w:pPr>
+            <w:r>
+              <w:rPr>
+                <w:rFonts w:ascii="Calibri" w:hAnsi="Calibri"/>
+                <w:sz w:val="20"/>
+              </w:rPr>
+              <w:t>toutes les tables</w:t>
+            </w:r>
+          </w:p>
+        </w:tc>
+        <w:tc>
+          <w:tcPr>
+            <w:tcW w:type="dxa" w:w="3162"/>
+            <w:vAlign w:val="center"/>
+          </w:tcPr>
+          <w:p>
+            <w:pPr>
+              <w:spacing w:before="79" w:after="79" w:line="276" w:lineRule="auto"/>
+            </w:pPr>
+            <w:r>
+              <w:rPr>
+                <w:rFonts w:ascii="Calibri" w:hAnsi="Calibri"/>
+                <w:sz w:val="20"/>
+              </w:rPr>
+              <w:t>intervalle à 90 %, paramètres influents</w:t>
+            </w:r>
+          </w:p>
+        </w:tc>
+      </w:tr>
+      <w:tr>
+        <w:trPr>
+          <w:cantSplit/>
+        </w:trPr>
+        <w:tc>
+          <w:tcPr>
+            <w:tcW w:type="dxa" w:w="1010"/>
+            <w:vAlign w:val="center"/>
+          </w:tcPr>
+          <w:p>
+            <w:pPr>
+              <w:spacing w:before="79" w:after="79" w:line="276" w:lineRule="auto"/>
+              <w:jc w:val="center"/>
+            </w:pPr>
+            <w:r>
+              <w:rPr>
+                <w:rFonts w:ascii="Calibri" w:hAnsi="Calibri"/>
+                <w:sz w:val="20"/>
+              </w:rPr>
+              <w:t>13</w:t>
+            </w:r>
+          </w:p>
+        </w:tc>
+        <w:tc>
+          <w:tcPr>
+            <w:tcW w:type="dxa" w:w="2303"/>
             <w:vAlign w:val="center"/>
           </w:tcPr>
           <w:p>
@@ -6718,7 +8093,7 @@
         </w:tc>
         <w:tc>
           <w:tcPr>
-            <w:tcW w:type="dxa" w:w="3016"/>
+            <w:tcW w:type="dxa" w:w="3162"/>
             <w:vAlign w:val="center"/>
           </w:tcPr>
           <w:p>
@@ -6743,7 +8118,7 @@
         </w:tc>
         <w:tc>
           <w:tcPr>
-            <w:tcW w:type="dxa" w:w="3381"/>
+            <w:tcW w:type="dxa" w:w="3162"/>
             <w:vAlign w:val="center"/>
           </w:tcPr>
           <w:p>
@@ -6770,7 +8145,7 @@
           <w:rFonts w:ascii="Calibri" w:hAnsi="Calibri"/>
           <w:sz w:val="20"/>
         </w:rPr>
-        <w:t>Le module T est le plus long : il simule chaque unité sur 50 ans. L'étape E4 refait toute la chaîne au moins 1 000 fois. Un calcul complet peut durer plusieurs minutes.</w:t>
+        <w:t>Les modules W et T sont les plus longs : le bilan hydrique simule chaque unité végétalisée heure par heure sur trois années types, la trajectoire mois par mois sur 50 ans. L'étape E4 refait toute la chaîne au moins 1 000 fois. Un calcul complet peut durer plusieurs minutes.</w:t>
       </w:r>
     </w:p>
     <w:p>
@@ -7389,7 +8764,7 @@
           <w:rFonts w:ascii="Calibri" w:hAnsi="Calibri"/>
           <w:sz w:val="20"/>
         </w:rPr>
-        <w:t>Toute unité de la tache k reçoit k_C,u = k_C,k. Les unités minérales et scellées ne forment pas de tache : k_C,u = 1.</w:t>
+        <w:t>Toute unité de la tache k reçoit k_C,u = k_C,k. Toute unité de valeur non nulle relève d'une tache, y compris un revêtement perméable : une unité qui n'est contiguë à aucune autre forme sa propre tache. Seules les surfaces scellées (S01), de valeur nulle, n'en forment pas.</w:t>
       </w:r>
     </w:p>
     <w:p>
@@ -7477,7 +8852,43 @@
           <w:rFonts w:ascii="Calibri" w:hAnsi="Calibri"/>
           <w:sz w:val="20"/>
         </w:rPr>
-        <w:t>k_lum,u = 1 (L0), 0,9 (L1) ou 0,75 (L2) (convention C-N1). k_bruit,u = 0,7 si le niveau sonore dépasse 47 dB(A) en milieu ouvert ou 42 dB(A) en milieu boisé, 1 sinon (convention C-N2). k_vit,u = 0,95 si u est à moins de 15 m d'une façade exposant plus de 10 m² de vitrage non traité, 1 sinon (convention C-N3).</w:t>
+        <w:t>Le facteur d'éclairage se calcule heure par heure (fiches A51 à A53, conventions C-L1 à C-L4) :</w:t>
+      </w:r>
+    </w:p>
+    <w:p>
+      <w:pPr>
+        <w:spacing w:before="57" w:after="227" w:line="288" w:lineRule="auto"/>
+      </w:pPr>
+      <w:r>
+        <w:rPr>
+          <w:rFonts w:ascii="Calibri" w:hAnsi="Calibri"/>
+          <w:sz w:val="20"/>
+        </w:rPr>
+        <w:t>(N2) x_nuit,u = part des heures de nuit d'avril à octobre (soleil sous l'horizon à la station de référence) pendant lesquelles l'éclairage qui atteint u est allumé, multipliée par la part de temps allumé sous détection de présence ;</w:t>
+      </w:r>
+    </w:p>
+    <w:p>
+      <w:pPr>
+        <w:spacing w:before="57" w:after="227" w:line="288" w:lineRule="auto"/>
+      </w:pPr>
+      <w:r>
+        <w:rPr>
+          <w:rFonts w:ascii="Calibri" w:hAnsi="Calibri"/>
+          <w:sz w:val="20"/>
+        </w:rPr>
+        <w:t>(N3) k_lum,u = 1 - 0,25 x x_nuit,u x s(T_c) x g(d_u), où s est le facteur spectral de la température de couleur T_c (0,5 en ambre, 0,9 à 3 000 K, 1 à 4 000 K) et g le facteur de distance au luminaire le plus proche (1 jusqu'à 10 m, 0 au-delà de 50 m, linéaire entre les deux).</w:t>
+      </w:r>
+    </w:p>
+    <w:p>
+      <w:pPr>
+        <w:spacing w:before="57" w:after="227" w:line="288" w:lineRule="auto"/>
+      </w:pPr>
+      <w:r>
+        <w:rPr>
+          <w:rFonts w:ascii="Calibri" w:hAnsi="Calibri"/>
+          <w:sz w:val="20"/>
+        </w:rPr>
+        <w:t>Un éclairage froid allumé toute la nuit au pied de l'unité donne 0,75 ; un éclairage conforme à l'arrêté du 27 décembre 2018, de 3 000 K, éteint à 1 h, donne 0,916 à Trappes. k_bruit,u = 0,7 si le niveau sonore dépasse 47 dB(A) en milieu ouvert ou 42 dB(A) en milieu boisé, 1 sinon (convention C-N2). k_vit,u = 0,95 si u est à moins de 15 m d'une façade exposant plus de 10 m² de vitrage non traité, 1 sinon (convention C-N3).</w:t>
       </w:r>
     </w:p>
     <w:p>
@@ -7591,7 +9002,7 @@
           <w:rFonts w:ascii="Poppins" w:hAnsi="Poppins" w:cs="Poppins" w:eastAsia="Poppins"/>
           <w:color w:val="1E7A4A"/>
         </w:rPr>
-        <w:t>7.8 Module T : temps</w:t>
+        <w:t>7.8 Module W : bilan hydrique et climat</w:t>
       </w:r>
     </w:p>
     <w:p>
@@ -7603,7 +9014,183 @@
           <w:rFonts w:ascii="Calibri" w:hAnsi="Calibri"/>
           <w:sz w:val="20"/>
         </w:rPr>
-        <w:t>Objet : trajectoire annuelle de chaque unité sur 50 ans.</w:t>
+        <w:t>Objet : stress hydrique de chaque unité végétalisée, heure par heure, sous le climat de chaque année de la période.</w:t>
+      </w:r>
+    </w:p>
+    <w:p>
+      <w:pPr>
+        <w:spacing w:before="57" w:after="227" w:line="288" w:lineRule="auto"/>
+      </w:pPr>
+      <w:r>
+        <w:rPr>
+          <w:rFonts w:ascii="Calibri" w:hAnsi="Calibri"/>
+          <w:sz w:val="20"/>
+        </w:rPr>
+        <w:t xml:space="preserve">Paramètres : </w:t>
+      </w:r>
+      <w:r>
+        <w:rPr>
+          <w:rFonts w:ascii="Calibri" w:hAnsi="Calibri"/>
+          <w:sz w:val="20"/>
+        </w:rPr>
+        <w:t>climat.csv</w:t>
+      </w:r>
+      <w:r>
+        <w:rPr>
+          <w:rFonts w:ascii="Calibri" w:hAnsi="Calibri"/>
+          <w:sz w:val="20"/>
+        </w:rPr>
+        <w:t xml:space="preserve">, </w:t>
+      </w:r>
+      <w:r>
+        <w:rPr>
+          <w:rFonts w:ascii="Calibri" w:hAnsi="Calibri"/>
+          <w:sz w:val="20"/>
+        </w:rPr>
+        <w:t>donnees/climat/</w:t>
+      </w:r>
+      <w:r>
+        <w:rPr>
+          <w:rFonts w:ascii="Calibri" w:hAnsi="Calibri"/>
+          <w:sz w:val="20"/>
+        </w:rPr>
+        <w:t xml:space="preserve"> (années types horaires), </w:t>
+      </w:r>
+      <w:r>
+        <w:rPr>
+          <w:rFonts w:ascii="Calibri" w:hAnsi="Calibri"/>
+          <w:sz w:val="20"/>
+        </w:rPr>
+        <w:t>hydrique.csv</w:t>
+      </w:r>
+      <w:r>
+        <w:rPr>
+          <w:rFonts w:ascii="Calibri" w:hAnsi="Calibri"/>
+          <w:sz w:val="20"/>
+        </w:rPr>
+        <w:t>.</w:t>
+      </w:r>
+    </w:p>
+    <w:p>
+      <w:pPr>
+        <w:spacing w:before="57" w:after="227" w:line="288" w:lineRule="auto"/>
+      </w:pPr>
+      <w:r>
+        <w:rPr>
+          <w:rFonts w:ascii="Calibri" w:hAnsi="Calibri"/>
+          <w:sz w:val="20"/>
+        </w:rPr>
+        <w:t>(W1) Climat horaire : année type de la station de référence de la zone climatique au niveau de réchauffement n (+2 ; +2,7 ; +4 °C), température corrigée de l'altitude du site, pluies recalées mois par mois sur la normale 1991-2020 de la station (conventions C-W1, C-W3).</w:t>
+      </w:r>
+    </w:p>
+    <w:p>
+      <w:pPr>
+        <w:spacing w:before="57" w:after="227" w:line="288" w:lineRule="auto"/>
+      </w:pPr>
+      <w:r>
+        <w:rPr>
+          <w:rFonts w:ascii="Calibri" w:hAnsi="Calibri"/>
+          <w:sz w:val="20"/>
+        </w:rPr>
+        <w:t>(W2) ET0 horaire : équation 53 de la FAO-56, gazon de référence (convention C-W2).</w:t>
+      </w:r>
+    </w:p>
+    <w:p>
+      <w:pPr>
+        <w:spacing w:before="57" w:after="227" w:line="288" w:lineRule="auto"/>
+      </w:pPr>
+      <w:r>
+        <w:rPr>
+          <w:rFonts w:ascii="Calibri" w:hAnsi="Calibri"/>
+          <w:sz w:val="20"/>
+        </w:rPr>
+        <w:t>(W3) Réserve utile : RU_u = 1 000 x (θ_cc - θ_pf) x min(Z_r ; profondeur de sol) en pleine terre ; RU_u = 10 x épaisseur (cm) x 0,20 pour un substrat (conventions C-W4, C-W5).</w:t>
+      </w:r>
+    </w:p>
+    <w:p>
+      <w:pPr>
+        <w:spacing w:before="57" w:after="227" w:line="288" w:lineRule="auto"/>
+      </w:pPr>
+      <w:r>
+        <w:rPr>
+          <w:rFonts w:ascii="Calibri" w:hAnsi="Calibri"/>
+          <w:sz w:val="20"/>
+        </w:rPr>
+        <w:t>(W4) Bilan horaire : D_u(h) = D_u(h - 1) - P(h) x (1 + apport_u) + K_s x K_c x ET0(h), borné entre 0 et RU_u, avec K_s = REW / (1 - p) quand la réserve extractible relative REW = 1 - D_u / RU_u passe sous 1 - p (équation 84 de la FAO-56), K_c et p du groupe hydrique de u (conventions C-W6, C-W7). Une unité arrosée est rechargée la nuit quand REW passe sous 0,5 (C-W10).</w:t>
+      </w:r>
+    </w:p>
+    <w:p>
+      <w:pPr>
+        <w:spacing w:before="57" w:after="227" w:line="288" w:lineRule="auto"/>
+      </w:pPr>
+      <w:r>
+        <w:rPr>
+          <w:rFonts w:ascii="Calibri" w:hAnsi="Calibri"/>
+          <w:sz w:val="20"/>
+        </w:rPr>
+        <w:t>(W5) Indice de stress : IS_u = somme, sur les heures de la saison de végétation, de max(0 ; (0,4 - REW) / 0,4) / 24 (Granier et al., 1999, convention C-W8).</w:t>
+      </w:r>
+    </w:p>
+    <w:p>
+      <w:pPr>
+        <w:spacing w:before="57" w:after="227" w:line="288" w:lineRule="auto"/>
+      </w:pPr>
+      <w:r>
+        <w:rPr>
+          <w:rFonts w:ascii="Calibri" w:hAnsi="Calibri"/>
+          <w:sz w:val="20"/>
+        </w:rPr>
+        <w:t>(W6) Facteur hydrique du niveau n : k_W,u,n = max(0,5 ; 1 - β_g x (IS_u,n - IS_ref,g - 5) / 100), où IS_ref,g est l'indice du même groupe sur un limon d'un mètre, sans arrosage, à +2 °C dans la zone (convention C-W9). Une mare à sec entre mars et juin vaut k_W = 0,5 (C-W11, C-W12).</w:t>
+      </w:r>
+    </w:p>
+    <w:p>
+      <w:pPr>
+        <w:spacing w:before="57" w:after="227" w:line="288" w:lineRule="auto"/>
+      </w:pPr>
+      <w:r>
+        <w:rPr>
+          <w:rFonts w:ascii="Calibri" w:hAnsi="Calibri"/>
+          <w:sz w:val="20"/>
+        </w:rPr>
+        <w:t>(W7) Facteur de l'année t : k_W,u(t) = interpolation linéaire des k_W,u,n selon le niveau de réchauffement de l'année civile (C-W13).</w:t>
+      </w:r>
+    </w:p>
+    <w:p>
+      <w:pPr>
+        <w:spacing w:before="57" w:after="227" w:line="288" w:lineRule="auto"/>
+      </w:pPr>
+      <w:r>
+        <w:rPr>
+          <w:rFonts w:ascii="Calibri" w:hAnsi="Calibri"/>
+          <w:sz w:val="20"/>
+        </w:rPr>
+        <w:t>Sorties : RU_u, IS_u et k_W,u par niveau, k_W,u(t), volume d'arrosage annuel.</w:t>
+      </w:r>
+    </w:p>
+    <w:p>
+      <w:pPr>
+        <w:pStyle w:val="Heading2"/>
+        <w:keepNext/>
+        <w:spacing w:before="397" w:after="170"/>
+      </w:pPr>
+      <w:r>
+        <w:rPr>
+          <w:rFonts w:ascii="Poppins" w:hAnsi="Poppins" w:cs="Poppins" w:eastAsia="Poppins"/>
+          <w:color w:val="1E7A4A"/>
+        </w:rPr>
+        <w:t>7.9 Module T : temps</w:t>
+      </w:r>
+    </w:p>
+    <w:p>
+      <w:pPr>
+        <w:spacing w:before="57" w:after="227" w:line="288" w:lineRule="auto"/>
+      </w:pPr>
+      <w:r>
+        <w:rPr>
+          <w:rFonts w:ascii="Calibri" w:hAnsi="Calibri"/>
+          <w:sz w:val="20"/>
+        </w:rPr>
+        <w:t>Objet : trajectoire de chaque unité sur 50 ans, au pas mensuel.</w:t>
       </w:r>
     </w:p>
     <w:p>
@@ -7643,6 +9230,34 @@
           <w:rFonts w:ascii="Calibri" w:hAnsi="Calibri"/>
           <w:sz w:val="20"/>
         </w:rPr>
+        <w:t xml:space="preserve">, </w:t>
+      </w:r>
+      <w:r>
+        <w:rPr>
+          <w:rFonts w:ascii="Calibri" w:hAnsi="Calibri"/>
+          <w:sz w:val="20"/>
+        </w:rPr>
+        <w:t>succession.csv</w:t>
+      </w:r>
+      <w:r>
+        <w:rPr>
+          <w:rFonts w:ascii="Calibri" w:hAnsi="Calibri"/>
+          <w:sz w:val="20"/>
+        </w:rPr>
+        <w:t xml:space="preserve">, </w:t>
+      </w:r>
+      <w:r>
+        <w:rPr>
+          <w:rFonts w:ascii="Calibri" w:hAnsi="Calibri"/>
+          <w:sz w:val="20"/>
+        </w:rPr>
+        <w:t>chantier.csv</w:t>
+      </w:r>
+      <w:r>
+        <w:rPr>
+          <w:rFonts w:ascii="Calibri" w:hAnsi="Calibri"/>
+          <w:sz w:val="20"/>
+        </w:rPr>
         <w:t>.</w:t>
       </w:r>
     </w:p>
@@ -7655,7 +9270,7 @@
           <w:rFonts w:ascii="Calibri" w:hAnsi="Calibri"/>
           <w:sz w:val="20"/>
         </w:rPr>
-        <w:t>(T1) Part de l'année t occupée par le chantier : phi_t = min(1 ; max(0 ; d_ch - (t - 1))), t = 1 à 50.</w:t>
+        <w:t>(T1) Mois m de la période (m = 1 au premier mois du chantier, m = 600 au dernier) : phi_m = 1 si m &lt;= durée du chantier en mois, 0 sinon. Rang de plantation m_pl : premier mois de novembre à mars au plus tôt deux mois avant la fin du chantier ; un milieu sans délai de maturité part à la fin du chantier (conventions C-K2, C-K3).</w:t>
       </w:r>
     </w:p>
     <w:p>
@@ -7667,7 +9282,7 @@
           <w:rFonts w:ascii="Calibri" w:hAnsi="Calibri"/>
           <w:sz w:val="20"/>
         </w:rPr>
-        <w:t>(T2) Unité conservée : V_u(t) = V_u x (1 - r x phi_t), avec r = 0 si une protection en chantier est prévue, 0,25 sinon (convention C-T4).</w:t>
+        <w:t>(T2) Unité conservée : V_u(m) = V_u x (1 - r x phi_m), avec r = 0 si une protection en chantier est prévue, 0,25 sinon (convention C-T4).</w:t>
       </w:r>
     </w:p>
     <w:p>
@@ -7679,7 +9294,7 @@
           <w:rFonts w:ascii="Calibri" w:hAnsi="Calibri"/>
           <w:sz w:val="20"/>
         </w:rPr>
-        <w:t>(T3) Unité créée : V_u(t) = D_u x V_u x g(t), avec g(t) = 0 si t &lt;= d_ch, 1 si d_u = 0, min(1 ; (t - d_ch) / d_u) sinon.</w:t>
+        <w:t>(T3) Unité créée : V_u(m) = D_u x V_u x g_u(τ), avec τ = (m - m_pl) / 12 et g_u(τ) = [(1 - e^(-3 τ / d_u)) / (1 - e^(-3))]^c pour τ &gt; 0, plafonnée à 1, c valant 1, 2 ou 3 selon que le milieu est herbacé, arbustif ou arboré (convention C-M1).</w:t>
       </w:r>
     </w:p>
     <w:p>
@@ -7703,7 +9318,35 @@
           <w:rFonts w:ascii="Calibri" w:hAnsi="Calibri"/>
           <w:sz w:val="20"/>
         </w:rPr>
-        <w:t>(T4) Unité améliorée : V_u(t) = V_u,0 + (D_u x V_u - V_u,0) x g(t) si D_u x V_u &gt; V_u,0, et V_u,0 sinon, où V_u,0 est la valeur à l'état initial de l'unité liée et D_u la difficulté d'amélioration.</w:t>
+        <w:t>(T4) Unité améliorée : V_u(t) = V_u,0 + (D_u x V_u - V_u,0) x g(t) si D_u x V_u &gt; V_u,0, et V_u,0 sinon, où V_u,0 est la valeur à l'état initial de l'unité liée, D_u la difficulté d'amélioration et d_u le délai d'amélioration de la classe d'état initiale à la classe visée (mauvais vers moyen, mauvais vers bon, moyen vers bon), lu dans l'onglet G-5 de la métrique anglaise (</w:t>
+      </w:r>
+      <w:r>
+        <w:rPr>
+          <w:rFonts w:ascii="Calibri" w:hAnsi="Calibri"/>
+          <w:sz w:val="20"/>
+        </w:rPr>
+        <w:t>habitats.csv</w:t>
+      </w:r>
+      <w:r>
+        <w:rPr>
+          <w:rFonts w:ascii="Calibri" w:hAnsi="Calibri"/>
+          <w:sz w:val="20"/>
+        </w:rPr>
+        <w:t xml:space="preserve">, paramètres </w:t>
+      </w:r>
+      <w:r>
+        <w:rPr>
+          <w:rFonts w:ascii="Calibri" w:hAnsi="Calibri"/>
+          <w:sz w:val="20"/>
+        </w:rPr>
+        <w:t>delai_amelioration_*</w:t>
+      </w:r>
+      <w:r>
+        <w:rPr>
+          <w:rFonts w:ascii="Calibri" w:hAnsi="Calibri"/>
+          <w:sz w:val="20"/>
+        </w:rPr>
+        <w:t>).</w:t>
       </w:r>
     </w:p>
     <w:p>
@@ -7715,7 +9358,7 @@
           <w:rFonts w:ascii="Calibri" w:hAnsi="Calibri"/>
           <w:sz w:val="20"/>
         </w:rPr>
-        <w:t>(T5) Renouvellement prévu l'année R : V_u(t) = 0 de R à R + 1 (convention C-T6), puis maturation selon (T3) depuis R + 1.</w:t>
+        <w:t>(T5) Renouvellement prévu l'année R : V_u = 0 pendant l'année qui suit R (convention C-T6), puis maturation selon (T3).</w:t>
       </w:r>
     </w:p>
     <w:p>
@@ -7727,7 +9370,7 @@
           <w:rFonts w:ascii="Calibri" w:hAnsi="Calibri"/>
           <w:sz w:val="20"/>
         </w:rPr>
-        <w:t>(T6) Valeurs intégrées : I_0 = N x somme des V_u de l'état initial ; I_1 = somme, pour t de 1 à N, des V_u(t) de l'état projet. Les mêmes sommes sur 30 ans donnent les sorties complémentaires.</w:t>
+        <w:t>(T6) Valeur annuelle : V_u(t) = [moyenne des V_u(m) des douze mois de l'année t] x k_W,u(t) x f_g,u(t). Le facteur de gestion vaut 1 pendant le plan de gestion déclaré ; ensuite, en gestion courante, une prairie prend la valeur d'une pelouse tondue (VB.5) et une haie celle de son stade jeune ; en cas d'abandon, un milieu herbacé prend la valeur de sa variante abandonnée de la BKompV après deux ans, puis celle d'une friche arbustive après quinze ans (conventions C-M2, C-M3).</w:t>
       </w:r>
     </w:p>
     <w:p>
@@ -7739,7 +9382,7 @@
           <w:rFonts w:ascii="Calibri" w:hAnsi="Calibri"/>
           <w:sz w:val="20"/>
         </w:rPr>
-        <w:t>(T7) Dette de maturité : somme, pour t de 1 à N, des (D_u x V_u - V_u(t)) des unités créées et améliorées.</w:t>
+        <w:t>(T7) Valeurs intégrées : I_0 = somme, pour t de 1 à N, des V_u x k_W,u(t) de l'état initial, qui subit le même climat ; I_1 = somme, pour t de 1 à N, des V_u(t) de l'état projet. Les mêmes sommes sur 30 ans donnent les sorties complémentaires.</w:t>
       </w:r>
     </w:p>
     <w:p>
@@ -7751,7 +9394,31 @@
           <w:rFonts w:ascii="Calibri" w:hAnsi="Calibri"/>
           <w:sz w:val="20"/>
         </w:rPr>
-        <w:t>Sorties : trajectoire de chaque unité (50 valeurs), trajectoire du site, I_0, I_1, dette de maturité.</w:t>
+        <w:t>(T8) Dette de maturité : somme, pour t de 1 à N, des (D_u x V_u - moyenne annuelle des V_u(m)) des unités créées et améliorées, avant facteurs hydrique et de gestion.</w:t>
+      </w:r>
+    </w:p>
+    <w:p>
+      <w:pPr>
+        <w:spacing w:before="57" w:after="227" w:line="288" w:lineRule="auto"/>
+      </w:pPr>
+      <w:r>
+        <w:rPr>
+          <w:rFonts w:ascii="Calibri" w:hAnsi="Calibri"/>
+          <w:sz w:val="20"/>
+        </w:rPr>
+        <w:t>(T9) Destruction en période sensible : ΔI_ch = somme, sur les unités initiales détruites, de V_u x s(mois de destruction) x 1 an, s étant la sensibilité la plus forte des groupes de faune de l'unité (oiseaux nicheurs, chiroptères, amphibiens) au mois de destruction (convention C-K1).</w:t>
+      </w:r>
+    </w:p>
+    <w:p>
+      <w:pPr>
+        <w:spacing w:before="57" w:after="227" w:line="288" w:lineRule="auto"/>
+      </w:pPr>
+      <w:r>
+        <w:rPr>
+          <w:rFonts w:ascii="Calibri" w:hAnsi="Calibri"/>
+          <w:sz w:val="20"/>
+        </w:rPr>
+        <w:t>Sorties : trajectoire de chaque unité (50 valeurs), trajectoire du site, I_0, I_1, dette de maturité, ΔI_ch.</w:t>
       </w:r>
     </w:p>
     <w:p>
@@ -7765,7 +9432,7 @@
           <w:rFonts w:ascii="Poppins" w:hAnsi="Poppins" w:cs="Poppins" w:eastAsia="Poppins"/>
           <w:color w:val="1E7A4A"/>
         </w:rPr>
-        <w:t>7.9 Module G : biodiversité grise</w:t>
+        <w:t>7.10 Module G : biodiversité grise</w:t>
       </w:r>
     </w:p>
     <w:p>
@@ -7937,7 +9604,7 @@
           <w:rFonts w:ascii="Calibri" w:hAnsi="Calibri"/>
           <w:sz w:val="20"/>
         </w:rPr>
-        <w:t>(A1) Cnat = I_0 - I_1 (m²HE·an). Cnat positif : le site perd de la nature ; négatif : il en gagne. Cnat moyen = Cnat / N (m²HE).</w:t>
+        <w:t>(A1) Cnat = I_0 - I_1 + ΔI_ch (m²HE·an). Cnat positif : le site perd de la nature ; négatif : il en gagne. Cnat moyen = Cnat / N (m²HE).</w:t>
       </w:r>
     </w:p>
     <w:p>
@@ -7997,7 +9664,7 @@
           <w:rFonts w:ascii="Calibri" w:hAnsi="Calibri"/>
           <w:sz w:val="20"/>
         </w:rPr>
-        <w:t>Indicateurs complémentaires : Cnat et Snat sur 30 ans, dette de maturité, taux de pleine terre, imperméabilisation nette créée, part des eaux pluviales infiltrées, part de surfaces éclairées, surface vitrée exposée non traitée, part d'essences indigènes plantées (déclarée), indicateurs de pollution.</w:t>
+        <w:t>Indicateurs complémentaires : Cnat et Snat sur 30 ans, dette de maturité, supplément pour destruction en période sensible, volume d'arrosage annuel moyen (m³), facteur hydrique moyen de chaque unité, taux de pleine terre, imperméabilisation nette créée, part des eaux pluviales infiltrées, part de surfaces éclairées, surface vitrée exposée non traitée, part d'essences indigènes plantées (déclarée), indicateurs de pollution.</w:t>
       </w:r>
     </w:p>
     <w:p>
@@ -8724,7 +10391,7 @@
           <w:rFonts w:ascii="Calibri" w:hAnsi="Calibri"/>
           <w:sz w:val="20"/>
         </w:rPr>
-        <w:t>Par unité : v_u, S_u, f_u, c_u, k_C,u, k_N,u, k_E,u, V_u, trajectoire sur 50 ans.</w:t>
+        <w:t>Par unité : v_u, S_u, f_u, c_u, k_C,u, k_L,u, k_N,u, k_E,u, V_u, réserve utile, indice de stress et facteur hydrique par niveau de réchauffement, mois de départ de la maturation, facteur de gestion, trajectoire sur 50 ans.</w:t>
       </w:r>
     </w:p>
     <w:p>
@@ -9413,7 +11080,7 @@
                 <w:rFonts w:ascii="Calibri" w:hAnsi="Calibri"/>
                 <w:sz w:val="20"/>
               </w:rPr>
-              <w:t>11 grilles d'état, règles de score</w:t>
+              <w:t>12 grilles d'état, règles de score</w:t>
             </w:r>
           </w:p>
         </w:tc>
@@ -9728,7 +11395,7 @@
                 <w:rFonts w:ascii="Calibri" w:hAnsi="Calibri"/>
                 <w:sz w:val="20"/>
               </w:rPr>
-              <w:t>materiaux.csv</w:t>
+              <w:t>climat.csv</w:t>
             </w:r>
           </w:p>
         </w:tc>
@@ -9746,7 +11413,7 @@
                 <w:rFonts w:ascii="Calibri" w:hAnsi="Calibri"/>
                 <w:sz w:val="20"/>
               </w:rPr>
-              <w:t>facteur climat, bois, carrières, pollution</w:t>
+              <w:t>stations de référence, normales de pluie 1991-2020, ETP Penman de contrôle</w:t>
             </w:r>
           </w:p>
         </w:tc>
@@ -9759,6 +11426,20 @@
             <w:pPr>
               <w:spacing w:before="79" w:after="79" w:line="276" w:lineRule="auto"/>
             </w:pPr>
+            <w:r>
+              <w:rPr>
+                <w:rFonts w:ascii="Calibri" w:hAnsi="Calibri"/>
+                <w:sz w:val="20"/>
+              </w:rPr>
+              <w:t>outils/construire_climat.py</w:t>
+            </w:r>
+            <w:r>
+              <w:rPr>
+                <w:rFonts w:ascii="Calibri" w:hAnsi="Calibri"/>
+                <w:sz w:val="20"/>
+              </w:rPr>
+              <w:t>, depuis les données mensuelles de Météo-France</w:t>
+            </w:r>
           </w:p>
         </w:tc>
       </w:tr>
@@ -9780,7 +11461,7 @@
                 <w:rFonts w:ascii="Calibri" w:hAnsi="Calibri"/>
                 <w:sz w:val="20"/>
               </w:rPr>
-              <w:t>seuils.csv</w:t>
+              <w:t>climat/</w:t>
             </w:r>
           </w:p>
         </w:tc>
@@ -9798,7 +11479,7 @@
                 <w:rFonts w:ascii="Calibri" w:hAnsi="Calibri"/>
                 <w:sz w:val="20"/>
               </w:rPr>
-              <w:t>seuils proposés</w:t>
+              <w:t>années types horaires France +2, +2,7 et +4 °C des huit stations</w:t>
             </w:r>
           </w:p>
         </w:tc>
@@ -9811,6 +11492,13 @@
             <w:pPr>
               <w:spacing w:before="79" w:after="79" w:line="276" w:lineRule="auto"/>
             </w:pPr>
+            <w:r>
+              <w:rPr>
+                <w:rFonts w:ascii="Calibri" w:hAnsi="Calibri"/>
+                <w:sz w:val="20"/>
+              </w:rPr>
+              <w:t>réduction des fichiers prospectifs de l'ADEME et de Météo-France (Licence Ouverte 2.0)</w:t>
+            </w:r>
           </w:p>
         </w:tc>
       </w:tr>
@@ -9832,6 +11520,360 @@
                 <w:rFonts w:ascii="Calibri" w:hAnsi="Calibri"/>
                 <w:sz w:val="20"/>
               </w:rPr>
+              <w:t>hydrique.csv</w:t>
+            </w:r>
+          </w:p>
+        </w:tc>
+        <w:tc>
+          <w:tcPr>
+            <w:tcW w:type="dxa" w:w="3551"/>
+            <w:vAlign w:val="center"/>
+          </w:tcPr>
+          <w:p>
+            <w:pPr>
+              <w:spacing w:before="79" w:after="79" w:line="276" w:lineRule="auto"/>
+            </w:pPr>
+            <w:r>
+              <w:rPr>
+                <w:rFonts w:ascii="Calibri" w:hAnsi="Calibri"/>
+                <w:sz w:val="20"/>
+              </w:rPr>
+              <w:t>textures, substrats, groupes hydriques, stress, arrosage, mares</w:t>
+            </w:r>
+          </w:p>
+        </w:tc>
+        <w:tc>
+          <w:tcPr>
+            <w:tcW w:type="dxa" w:w="3551"/>
+            <w:vAlign w:val="center"/>
+          </w:tcPr>
+          <w:p>
+            <w:pPr>
+              <w:spacing w:before="79" w:after="79" w:line="276" w:lineRule="auto"/>
+            </w:pPr>
+            <w:r>
+              <w:rPr>
+                <w:rFonts w:ascii="Calibri" w:hAnsi="Calibri"/>
+                <w:sz w:val="20"/>
+              </w:rPr>
+              <w:t>outils/construire_dynamique.py</w:t>
+            </w:r>
+            <w:r>
+              <w:rPr>
+                <w:rFonts w:ascii="Calibri" w:hAnsi="Calibri"/>
+                <w:sz w:val="20"/>
+              </w:rPr>
+              <w:t>, depuis la FAO-56 et Granier et al. (1999)</w:t>
+            </w:r>
+          </w:p>
+        </w:tc>
+      </w:tr>
+      <w:tr>
+        <w:trPr>
+          <w:cantSplit/>
+        </w:trPr>
+        <w:tc>
+          <w:tcPr>
+            <w:tcW w:type="dxa" w:w="2536"/>
+            <w:vAlign w:val="center"/>
+          </w:tcPr>
+          <w:p>
+            <w:pPr>
+              <w:spacing w:before="79" w:after="79" w:line="276" w:lineRule="auto"/>
+            </w:pPr>
+            <w:r>
+              <w:rPr>
+                <w:rFonts w:ascii="Calibri" w:hAnsi="Calibri"/>
+                <w:sz w:val="20"/>
+              </w:rPr>
+              <w:t>eclairage.csv</w:t>
+            </w:r>
+          </w:p>
+        </w:tc>
+        <w:tc>
+          <w:tcPr>
+            <w:tcW w:type="dxa" w:w="3551"/>
+            <w:vAlign w:val="center"/>
+          </w:tcPr>
+          <w:p>
+            <w:pPr>
+              <w:spacing w:before="79" w:after="79" w:line="276" w:lineRule="auto"/>
+            </w:pPr>
+            <w:r>
+              <w:rPr>
+                <w:rFonts w:ascii="Calibri" w:hAnsi="Calibri"/>
+                <w:sz w:val="20"/>
+              </w:rPr>
+              <w:t>saison des chiroptères, distances, facteur spectral</w:t>
+            </w:r>
+          </w:p>
+        </w:tc>
+        <w:tc>
+          <w:tcPr>
+            <w:tcW w:type="dxa" w:w="3551"/>
+            <w:vAlign w:val="center"/>
+          </w:tcPr>
+          <w:p>
+            <w:pPr>
+              <w:spacing w:before="79" w:after="79" w:line="276" w:lineRule="auto"/>
+            </w:pPr>
+            <w:r>
+              <w:rPr>
+                <w:rFonts w:ascii="Calibri" w:hAnsi="Calibri"/>
+                <w:sz w:val="20"/>
+              </w:rPr>
+              <w:t>outils/construire_dynamique.py</w:t>
+            </w:r>
+          </w:p>
+        </w:tc>
+      </w:tr>
+      <w:tr>
+        <w:trPr>
+          <w:cantSplit/>
+        </w:trPr>
+        <w:tc>
+          <w:tcPr>
+            <w:tcW w:type="dxa" w:w="2536"/>
+            <w:vAlign w:val="center"/>
+          </w:tcPr>
+          <w:p>
+            <w:pPr>
+              <w:spacing w:before="79" w:after="79" w:line="276" w:lineRule="auto"/>
+            </w:pPr>
+            <w:r>
+              <w:rPr>
+                <w:rFonts w:ascii="Calibri" w:hAnsi="Calibri"/>
+                <w:sz w:val="20"/>
+              </w:rPr>
+              <w:t>succession.csv</w:t>
+            </w:r>
+          </w:p>
+        </w:tc>
+        <w:tc>
+          <w:tcPr>
+            <w:tcW w:type="dxa" w:w="3551"/>
+            <w:vAlign w:val="center"/>
+          </w:tcPr>
+          <w:p>
+            <w:pPr>
+              <w:spacing w:before="79" w:after="79" w:line="276" w:lineRule="auto"/>
+            </w:pPr>
+            <w:r>
+              <w:rPr>
+                <w:rFonts w:ascii="Calibri" w:hAnsi="Calibri"/>
+                <w:sz w:val="20"/>
+              </w:rPr>
+              <w:t>courbe de maturation, abandon, gestion courante</w:t>
+            </w:r>
+          </w:p>
+        </w:tc>
+        <w:tc>
+          <w:tcPr>
+            <w:tcW w:type="dxa" w:w="3551"/>
+            <w:vAlign w:val="center"/>
+          </w:tcPr>
+          <w:p>
+            <w:pPr>
+              <w:spacing w:before="79" w:after="79" w:line="276" w:lineRule="auto"/>
+            </w:pPr>
+            <w:r>
+              <w:rPr>
+                <w:rFonts w:ascii="Calibri" w:hAnsi="Calibri"/>
+                <w:sz w:val="20"/>
+              </w:rPr>
+              <w:t>outils/construire_dynamique.py</w:t>
+            </w:r>
+            <w:r>
+              <w:rPr>
+                <w:rFonts w:ascii="Calibri" w:hAnsi="Calibri"/>
+                <w:sz w:val="20"/>
+              </w:rPr>
+              <w:t>, depuis la BKompV</w:t>
+            </w:r>
+          </w:p>
+        </w:tc>
+      </w:tr>
+      <w:tr>
+        <w:trPr>
+          <w:cantSplit/>
+        </w:trPr>
+        <w:tc>
+          <w:tcPr>
+            <w:tcW w:type="dxa" w:w="2536"/>
+            <w:vAlign w:val="center"/>
+          </w:tcPr>
+          <w:p>
+            <w:pPr>
+              <w:spacing w:before="79" w:after="79" w:line="276" w:lineRule="auto"/>
+            </w:pPr>
+            <w:r>
+              <w:rPr>
+                <w:rFonts w:ascii="Calibri" w:hAnsi="Calibri"/>
+                <w:sz w:val="20"/>
+              </w:rPr>
+              <w:t>chantier.csv</w:t>
+            </w:r>
+          </w:p>
+        </w:tc>
+        <w:tc>
+          <w:tcPr>
+            <w:tcW w:type="dxa" w:w="3551"/>
+            <w:vAlign w:val="center"/>
+          </w:tcPr>
+          <w:p>
+            <w:pPr>
+              <w:spacing w:before="79" w:after="79" w:line="276" w:lineRule="auto"/>
+            </w:pPr>
+            <w:r>
+              <w:rPr>
+                <w:rFonts w:ascii="Calibri" w:hAnsi="Calibri"/>
+                <w:sz w:val="20"/>
+              </w:rPr>
+              <w:t>sensibilité mensuelle de la faune, saison de plantation</w:t>
+            </w:r>
+          </w:p>
+        </w:tc>
+        <w:tc>
+          <w:tcPr>
+            <w:tcW w:type="dxa" w:w="3551"/>
+            <w:vAlign w:val="center"/>
+          </w:tcPr>
+          <w:p>
+            <w:pPr>
+              <w:spacing w:before="79" w:after="79" w:line="276" w:lineRule="auto"/>
+            </w:pPr>
+            <w:r>
+              <w:rPr>
+                <w:rFonts w:ascii="Calibri" w:hAnsi="Calibri"/>
+                <w:sz w:val="20"/>
+              </w:rPr>
+              <w:t>outils/construire_dynamique.py</w:t>
+            </w:r>
+          </w:p>
+        </w:tc>
+      </w:tr>
+      <w:tr>
+        <w:trPr>
+          <w:cantSplit/>
+        </w:trPr>
+        <w:tc>
+          <w:tcPr>
+            <w:tcW w:type="dxa" w:w="2536"/>
+            <w:vAlign w:val="center"/>
+          </w:tcPr>
+          <w:p>
+            <w:pPr>
+              <w:spacing w:before="79" w:after="79" w:line="276" w:lineRule="auto"/>
+            </w:pPr>
+            <w:r>
+              <w:rPr>
+                <w:rFonts w:ascii="Calibri" w:hAnsi="Calibri"/>
+                <w:sz w:val="20"/>
+              </w:rPr>
+              <w:t>materiaux.csv</w:t>
+            </w:r>
+          </w:p>
+        </w:tc>
+        <w:tc>
+          <w:tcPr>
+            <w:tcW w:type="dxa" w:w="3551"/>
+            <w:vAlign w:val="center"/>
+          </w:tcPr>
+          <w:p>
+            <w:pPr>
+              <w:spacing w:before="79" w:after="79" w:line="276" w:lineRule="auto"/>
+            </w:pPr>
+            <w:r>
+              <w:rPr>
+                <w:rFonts w:ascii="Calibri" w:hAnsi="Calibri"/>
+                <w:sz w:val="20"/>
+              </w:rPr>
+              <w:t>facteur climat, bois, carrières, pollution</w:t>
+            </w:r>
+          </w:p>
+        </w:tc>
+        <w:tc>
+          <w:tcPr>
+            <w:tcW w:type="dxa" w:w="3551"/>
+            <w:vAlign w:val="center"/>
+          </w:tcPr>
+          <w:p>
+            <w:pPr>
+              <w:spacing w:before="79" w:after="79" w:line="276" w:lineRule="auto"/>
+            </w:pPr>
+          </w:p>
+        </w:tc>
+      </w:tr>
+      <w:tr>
+        <w:trPr>
+          <w:cantSplit/>
+        </w:trPr>
+        <w:tc>
+          <w:tcPr>
+            <w:tcW w:type="dxa" w:w="2536"/>
+            <w:vAlign w:val="center"/>
+          </w:tcPr>
+          <w:p>
+            <w:pPr>
+              <w:spacing w:before="79" w:after="79" w:line="276" w:lineRule="auto"/>
+            </w:pPr>
+            <w:r>
+              <w:rPr>
+                <w:rFonts w:ascii="Calibri" w:hAnsi="Calibri"/>
+                <w:sz w:val="20"/>
+              </w:rPr>
+              <w:t>seuils.csv</w:t>
+            </w:r>
+          </w:p>
+        </w:tc>
+        <w:tc>
+          <w:tcPr>
+            <w:tcW w:type="dxa" w:w="3551"/>
+            <w:vAlign w:val="center"/>
+          </w:tcPr>
+          <w:p>
+            <w:pPr>
+              <w:spacing w:before="79" w:after="79" w:line="276" w:lineRule="auto"/>
+            </w:pPr>
+            <w:r>
+              <w:rPr>
+                <w:rFonts w:ascii="Calibri" w:hAnsi="Calibri"/>
+                <w:sz w:val="20"/>
+              </w:rPr>
+              <w:t>seuils proposés</w:t>
+            </w:r>
+          </w:p>
+        </w:tc>
+        <w:tc>
+          <w:tcPr>
+            <w:tcW w:type="dxa" w:w="3551"/>
+            <w:vAlign w:val="center"/>
+          </w:tcPr>
+          <w:p>
+            <w:pPr>
+              <w:spacing w:before="79" w:after="79" w:line="276" w:lineRule="auto"/>
+            </w:pPr>
+          </w:p>
+        </w:tc>
+      </w:tr>
+      <w:tr>
+        <w:trPr>
+          <w:cantSplit/>
+        </w:trPr>
+        <w:tc>
+          <w:tcPr>
+            <w:tcW w:type="dxa" w:w="2536"/>
+            <w:vAlign w:val="center"/>
+          </w:tcPr>
+          <w:p>
+            <w:pPr>
+              <w:spacing w:before="79" w:after="79" w:line="276" w:lineRule="auto"/>
+            </w:pPr>
+            <w:r>
+              <w:rPr>
+                <w:rFonts w:ascii="Calibri" w:hAnsi="Calibri"/>
+                <w:sz w:val="20"/>
+              </w:rPr>
               <w:t>conventions.csv</w:t>
             </w:r>
           </w:p>
@@ -9850,7 +11892,7 @@
                 <w:rFonts w:ascii="Calibri" w:hAnsi="Calibri"/>
                 <w:sz w:val="20"/>
               </w:rPr>
-              <w:t>index des 42 conventions</w:t>
+              <w:t>index des 70 conventions</w:t>
             </w:r>
           </w:p>
         </w:tc>
@@ -9963,7 +12005,7 @@
           <w:rFonts w:ascii="Calibri" w:hAnsi="Calibri"/>
           <w:sz w:val="20"/>
         </w:rPr>
-        <w:t xml:space="preserve">Opération : résidence de logements collectifs sur une friche urbaine, zone continentale, hors trame verte et bleue, sans éclairage ni bruit au-dessus des seuils à l'état initial. Parcelle de 2 000 m². Chantier de 18 mois (d_ch = 1,5 an). Les nombres ont été vérifiés par </w:t>
+        <w:t xml:space="preserve">Opération : résidence de logements collectifs sur une friche urbaine, zone continentale, hors trame verte et bleue, sans éclairage ni bruit au-dessus des seuils à l'état initial. Parcelle de 2 000 m², dans les Yvelines : zone climatique H1a, station de référence de Trappes. Sol limoneux d'un mètre. Chantier de 18 mois commencé en septembre 2027 (défrichement en septembre), livré en février 2029. Plan de gestion écologique de dix ans. Les nombres des sections C.1 à C.3 et C.6 à C.8 ont été vérifiés par </w:t>
       </w:r>
       <w:r>
         <w:rPr>
@@ -9977,7 +12019,21 @@
           <w:rFonts w:ascii="Calibri" w:hAnsi="Calibri"/>
           <w:sz w:val="20"/>
         </w:rPr>
-        <w:t>, indépendant du moteur.</w:t>
+        <w:t xml:space="preserve">, indépendant du moteur ; ceux des sections C.4 et C.5, qui demandent le bilan hydrique horaire, par le carnet de référence </w:t>
+      </w:r>
+      <w:r>
+        <w:rPr>
+          <w:rFonts w:ascii="Calibri" w:hAnsi="Calibri"/>
+          <w:sz w:val="20"/>
+        </w:rPr>
+        <w:t>outils/carnet_reference.py</w:t>
+      </w:r>
+      <w:r>
+        <w:rPr>
+          <w:rFonts w:ascii="Calibri" w:hAnsi="Calibri"/>
+          <w:sz w:val="20"/>
+        </w:rPr>
+        <w:t>.</w:t>
       </w:r>
     </w:p>
     <w:p>
@@ -10002,6 +12058,7 @@
     </w:p>
     <w:p>
       <w:pPr>
+        <w:keepNext/>
         <w:spacing w:before="57" w:after="227" w:line="288" w:lineRule="auto"/>
       </w:pPr>
       <w:r>
@@ -10865,11 +12922,12 @@
           <w:rFonts w:ascii="Calibri" w:hAnsi="Calibri"/>
           <w:sz w:val="20"/>
         </w:rPr>
-        <w:t>Valeur du site sans projet : 270,39 m²HE. I_0 = 50 x 270,39 = 13 519,3 m²HE·an (T6).</w:t>
+        <w:t>Valeur du site sans projet : 270,39 m²HE. Sans le climat, I_0 vaudrait 50 x 270,39 = 13 519,3 m²HE·an ; sous le climat de la période, il vaut 13 277,1 m²HE·an (section C.5, équation T7).</w:t>
       </w:r>
     </w:p>
     <w:p>
       <w:pPr>
+        <w:keepNext/>
         <w:spacing w:before="57" w:after="227" w:line="288" w:lineRule="auto"/>
       </w:pPr>
       <w:r>
@@ -11976,13 +14034,13 @@
         <w:tblLayout w:type="fixed"/>
       </w:tblPr>
       <w:tblGrid>
-        <w:gridCol w:w="1690"/>
-        <w:gridCol w:w="1309"/>
-        <w:gridCol w:w="1309"/>
-        <w:gridCol w:w="1309"/>
-        <w:gridCol w:w="1309"/>
-        <w:gridCol w:w="1512"/>
-        <w:gridCol w:w="1195"/>
+        <w:gridCol w:w="1727"/>
+        <w:gridCol w:w="1337"/>
+        <w:gridCol w:w="1337"/>
+        <w:gridCol w:w="1337"/>
+        <w:gridCol w:w="1337"/>
+        <w:gridCol w:w="1337"/>
+        <w:gridCol w:w="1221"/>
       </w:tblGrid>
       <w:tr>
         <w:trPr>
@@ -11991,7 +14049,7 @@
         </w:trPr>
         <w:tc>
           <w:tcPr>
-            <w:tcW w:type="dxa" w:w="1691"/>
+            <w:tcW w:type="dxa" w:w="1727"/>
             <w:vAlign w:val="center"/>
             <w:shd w:val="clear" w:color="auto" w:fill="202335"/>
           </w:tcPr>
@@ -12012,7 +14070,7 @@
         </w:tc>
         <w:tc>
           <w:tcPr>
-            <w:tcW w:type="dxa" w:w="1310"/>
+            <w:tcW w:type="dxa" w:w="1338"/>
             <w:vAlign w:val="center"/>
             <w:shd w:val="clear" w:color="auto" w:fill="202335"/>
           </w:tcPr>
@@ -12034,7 +14092,7 @@
         </w:tc>
         <w:tc>
           <w:tcPr>
-            <w:tcW w:type="dxa" w:w="1310"/>
+            <w:tcW w:type="dxa" w:w="1338"/>
             <w:vAlign w:val="center"/>
             <w:shd w:val="clear" w:color="auto" w:fill="202335"/>
           </w:tcPr>
@@ -12056,7 +14114,7 @@
         </w:tc>
         <w:tc>
           <w:tcPr>
-            <w:tcW w:type="dxa" w:w="1310"/>
+            <w:tcW w:type="dxa" w:w="1338"/>
             <w:vAlign w:val="center"/>
             <w:shd w:val="clear" w:color="auto" w:fill="202335"/>
           </w:tcPr>
@@ -12078,7 +14136,7 @@
         </w:tc>
         <w:tc>
           <w:tcPr>
-            <w:tcW w:type="dxa" w:w="1310"/>
+            <w:tcW w:type="dxa" w:w="1338"/>
             <w:vAlign w:val="center"/>
             <w:shd w:val="clear" w:color="auto" w:fill="202335"/>
           </w:tcPr>
@@ -12100,7 +14158,7 @@
         </w:tc>
         <w:tc>
           <w:tcPr>
-            <w:tcW w:type="dxa" w:w="1512"/>
+            <w:tcW w:type="dxa" w:w="1338"/>
             <w:vAlign w:val="center"/>
             <w:shd w:val="clear" w:color="auto" w:fill="202335"/>
           </w:tcPr>
@@ -12122,7 +14180,7 @@
         </w:tc>
         <w:tc>
           <w:tcPr>
-            <w:tcW w:type="dxa" w:w="1196"/>
+            <w:tcW w:type="dxa" w:w="1221"/>
             <w:vAlign w:val="center"/>
             <w:shd w:val="clear" w:color="auto" w:fill="202335"/>
           </w:tcPr>
@@ -12149,7 +14207,7 @@
         </w:trPr>
         <w:tc>
           <w:tcPr>
-            <w:tcW w:type="dxa" w:w="1691"/>
+            <w:tcW w:type="dxa" w:w="1727"/>
             <w:vAlign w:val="center"/>
           </w:tcPr>
           <w:p>
@@ -12167,7 +14225,7 @@
         </w:tc>
         <w:tc>
           <w:tcPr>
-            <w:tcW w:type="dxa" w:w="1310"/>
+            <w:tcW w:type="dxa" w:w="1338"/>
             <w:vAlign w:val="center"/>
           </w:tcPr>
           <w:p>
@@ -12186,18 +14244,18 @@
         </w:tc>
         <w:tc>
           <w:tcPr>
-            <w:tcW w:type="dxa" w:w="1310"/>
-            <w:vAlign w:val="center"/>
-          </w:tcPr>
-          <w:p>
-            <w:pPr>
-              <w:spacing w:before="79" w:after="79" w:line="276" w:lineRule="auto"/>
-            </w:pPr>
-          </w:p>
-        </w:tc>
-        <w:tc>
-          <w:tcPr>
-            <w:tcW w:type="dxa" w:w="1310"/>
+            <w:tcW w:type="dxa" w:w="1338"/>
+            <w:vAlign w:val="center"/>
+          </w:tcPr>
+          <w:p>
+            <w:pPr>
+              <w:spacing w:before="79" w:after="79" w:line="276" w:lineRule="auto"/>
+            </w:pPr>
+          </w:p>
+        </w:tc>
+        <w:tc>
+          <w:tcPr>
+            <w:tcW w:type="dxa" w:w="1338"/>
             <w:vAlign w:val="center"/>
           </w:tcPr>
           <w:p>
@@ -12216,7 +14274,7 @@
         </w:tc>
         <w:tc>
           <w:tcPr>
-            <w:tcW w:type="dxa" w:w="1310"/>
+            <w:tcW w:type="dxa" w:w="1338"/>
             <w:vAlign w:val="center"/>
           </w:tcPr>
           <w:p>
@@ -12235,7 +14293,7 @@
         </w:tc>
         <w:tc>
           <w:tcPr>
-            <w:tcW w:type="dxa" w:w="1512"/>
+            <w:tcW w:type="dxa" w:w="1338"/>
             <w:vAlign w:val="center"/>
           </w:tcPr>
           <w:p>
@@ -12254,7 +14312,7 @@
         </w:tc>
         <w:tc>
           <w:tcPr>
-            <w:tcW w:type="dxa" w:w="1196"/>
+            <w:tcW w:type="dxa" w:w="1221"/>
             <w:vAlign w:val="center"/>
           </w:tcPr>
           <w:p>
@@ -12278,7 +14336,7 @@
         </w:trPr>
         <w:tc>
           <w:tcPr>
-            <w:tcW w:type="dxa" w:w="1691"/>
+            <w:tcW w:type="dxa" w:w="1727"/>
             <w:vAlign w:val="center"/>
           </w:tcPr>
           <w:p>
@@ -12296,7 +14354,7 @@
         </w:tc>
         <w:tc>
           <w:tcPr>
-            <w:tcW w:type="dxa" w:w="1310"/>
+            <w:tcW w:type="dxa" w:w="1338"/>
             <w:vAlign w:val="center"/>
           </w:tcPr>
           <w:p>
@@ -12315,18 +14373,18 @@
         </w:tc>
         <w:tc>
           <w:tcPr>
-            <w:tcW w:type="dxa" w:w="1310"/>
-            <w:vAlign w:val="center"/>
-          </w:tcPr>
-          <w:p>
-            <w:pPr>
-              <w:spacing w:before="79" w:after="79" w:line="276" w:lineRule="auto"/>
-            </w:pPr>
-          </w:p>
-        </w:tc>
-        <w:tc>
-          <w:tcPr>
-            <w:tcW w:type="dxa" w:w="1310"/>
+            <w:tcW w:type="dxa" w:w="1338"/>
+            <w:vAlign w:val="center"/>
+          </w:tcPr>
+          <w:p>
+            <w:pPr>
+              <w:spacing w:before="79" w:after="79" w:line="276" w:lineRule="auto"/>
+            </w:pPr>
+          </w:p>
+        </w:tc>
+        <w:tc>
+          <w:tcPr>
+            <w:tcW w:type="dxa" w:w="1338"/>
             <w:vAlign w:val="center"/>
           </w:tcPr>
           <w:p>
@@ -12345,7 +14403,7 @@
         </w:tc>
         <w:tc>
           <w:tcPr>
-            <w:tcW w:type="dxa" w:w="1310"/>
+            <w:tcW w:type="dxa" w:w="1338"/>
             <w:vAlign w:val="center"/>
           </w:tcPr>
           <w:p>
@@ -12358,13 +14416,32 @@
                 <w:rFonts w:ascii="Calibri" w:hAnsi="Calibri"/>
                 <w:sz w:val="20"/>
               </w:rPr>
+              <w:t>0,35</w:t>
+            </w:r>
+          </w:p>
+        </w:tc>
+        <w:tc>
+          <w:tcPr>
+            <w:tcW w:type="dxa" w:w="1338"/>
+            <w:vAlign w:val="center"/>
+          </w:tcPr>
+          <w:p>
+            <w:pPr>
+              <w:spacing w:before="79" w:after="79" w:line="276" w:lineRule="auto"/>
+              <w:jc w:val="center"/>
+            </w:pPr>
+            <w:r>
+              <w:rPr>
+                <w:rFonts w:ascii="Calibri" w:hAnsi="Calibri"/>
+                <w:sz w:val="20"/>
+              </w:rPr>
               <w:t>1</w:t>
             </w:r>
           </w:p>
         </w:tc>
         <w:tc>
           <w:tcPr>
-            <w:tcW w:type="dxa" w:w="1512"/>
+            <w:tcW w:type="dxa" w:w="1221"/>
             <w:vAlign w:val="center"/>
           </w:tcPr>
           <w:p>
@@ -12377,26 +14454,7 @@
                 <w:rFonts w:ascii="Calibri" w:hAnsi="Calibri"/>
                 <w:sz w:val="20"/>
               </w:rPr>
-              <w:t>1</w:t>
-            </w:r>
-          </w:p>
-        </w:tc>
-        <w:tc>
-          <w:tcPr>
-            <w:tcW w:type="dxa" w:w="1196"/>
-            <w:vAlign w:val="center"/>
-          </w:tcPr>
-          <w:p>
-            <w:pPr>
-              <w:spacing w:before="79" w:after="79" w:line="276" w:lineRule="auto"/>
-              <w:jc w:val="center"/>
-            </w:pPr>
-            <w:r>
-              <w:rPr>
-                <w:rFonts w:ascii="Calibri" w:hAnsi="Calibri"/>
-                <w:sz w:val="20"/>
-              </w:rPr>
-              <w:t>25,00</w:t>
+              <w:t>8,75</w:t>
             </w:r>
           </w:p>
         </w:tc>
@@ -12407,7 +14465,7 @@
         </w:trPr>
         <w:tc>
           <w:tcPr>
-            <w:tcW w:type="dxa" w:w="1691"/>
+            <w:tcW w:type="dxa" w:w="1727"/>
             <w:vAlign w:val="center"/>
           </w:tcPr>
           <w:p>
@@ -12425,7 +14483,7 @@
         </w:tc>
         <w:tc>
           <w:tcPr>
-            <w:tcW w:type="dxa" w:w="1310"/>
+            <w:tcW w:type="dxa" w:w="1338"/>
             <w:vAlign w:val="center"/>
           </w:tcPr>
           <w:p>
@@ -12444,7 +14502,7 @@
         </w:tc>
         <w:tc>
           <w:tcPr>
-            <w:tcW w:type="dxa" w:w="1310"/>
+            <w:tcW w:type="dxa" w:w="1338"/>
             <w:vAlign w:val="center"/>
           </w:tcPr>
           <w:p>
@@ -12463,7 +14521,7 @@
         </w:tc>
         <w:tc>
           <w:tcPr>
-            <w:tcW w:type="dxa" w:w="1310"/>
+            <w:tcW w:type="dxa" w:w="1338"/>
             <w:vAlign w:val="center"/>
           </w:tcPr>
           <w:p>
@@ -12482,7 +14540,7 @@
         </w:tc>
         <w:tc>
           <w:tcPr>
-            <w:tcW w:type="dxa" w:w="1310"/>
+            <w:tcW w:type="dxa" w:w="1338"/>
             <w:vAlign w:val="center"/>
           </w:tcPr>
           <w:p>
@@ -12501,25 +14559,7 @@
         </w:tc>
         <w:tc>
           <w:tcPr>
-            <w:tcW w:type="dxa" w:w="1512"/>
-            <w:vAlign w:val="center"/>
-          </w:tcPr>
-          <w:p>
-            <w:pPr>
-              <w:spacing w:before="79" w:after="79" w:line="276" w:lineRule="auto"/>
-            </w:pPr>
-            <w:r>
-              <w:rPr>
-                <w:rFonts w:ascii="Calibri" w:hAnsi="Calibri"/>
-                <w:sz w:val="20"/>
-              </w:rPr>
-              <w:t>0,9 (L1)</w:t>
-            </w:r>
-          </w:p>
-        </w:tc>
-        <w:tc>
-          <w:tcPr>
-            <w:tcW w:type="dxa" w:w="1196"/>
+            <w:tcW w:type="dxa" w:w="1338"/>
             <w:vAlign w:val="center"/>
           </w:tcPr>
           <w:p>
@@ -12532,7 +14572,26 @@
                 <w:rFonts w:ascii="Calibri" w:hAnsi="Calibri"/>
                 <w:sz w:val="20"/>
               </w:rPr>
-              <w:t>88,53</w:t>
+              <w:t>0,9160</w:t>
+            </w:r>
+          </w:p>
+        </w:tc>
+        <w:tc>
+          <w:tcPr>
+            <w:tcW w:type="dxa" w:w="1221"/>
+            <w:vAlign w:val="center"/>
+          </w:tcPr>
+          <w:p>
+            <w:pPr>
+              <w:spacing w:before="79" w:after="79" w:line="276" w:lineRule="auto"/>
+              <w:jc w:val="center"/>
+            </w:pPr>
+            <w:r>
+              <w:rPr>
+                <w:rFonts w:ascii="Calibri" w:hAnsi="Calibri"/>
+                <w:sz w:val="20"/>
+              </w:rPr>
+              <w:t>90,10</w:t>
             </w:r>
           </w:p>
         </w:tc>
@@ -12543,7 +14602,7 @@
         </w:trPr>
         <w:tc>
           <w:tcPr>
-            <w:tcW w:type="dxa" w:w="1691"/>
+            <w:tcW w:type="dxa" w:w="1727"/>
             <w:vAlign w:val="center"/>
           </w:tcPr>
           <w:p>
@@ -12561,7 +14620,7 @@
         </w:tc>
         <w:tc>
           <w:tcPr>
-            <w:tcW w:type="dxa" w:w="1310"/>
+            <w:tcW w:type="dxa" w:w="1338"/>
             <w:vAlign w:val="center"/>
           </w:tcPr>
           <w:p>
@@ -12580,7 +14639,7 @@
         </w:tc>
         <w:tc>
           <w:tcPr>
-            <w:tcW w:type="dxa" w:w="1310"/>
+            <w:tcW w:type="dxa" w:w="1338"/>
             <w:vAlign w:val="center"/>
           </w:tcPr>
           <w:p>
@@ -12599,7 +14658,7 @@
         </w:tc>
         <w:tc>
           <w:tcPr>
-            <w:tcW w:type="dxa" w:w="1310"/>
+            <w:tcW w:type="dxa" w:w="1338"/>
             <w:vAlign w:val="center"/>
           </w:tcPr>
           <w:p>
@@ -12618,7 +14677,7 @@
         </w:tc>
         <w:tc>
           <w:tcPr>
-            <w:tcW w:type="dxa" w:w="1310"/>
+            <w:tcW w:type="dxa" w:w="1338"/>
             <w:vAlign w:val="center"/>
           </w:tcPr>
           <w:p>
@@ -12637,7 +14696,7 @@
         </w:tc>
         <w:tc>
           <w:tcPr>
-            <w:tcW w:type="dxa" w:w="1512"/>
+            <w:tcW w:type="dxa" w:w="1338"/>
             <w:vAlign w:val="center"/>
           </w:tcPr>
           <w:p>
@@ -12656,7 +14715,7 @@
         </w:tc>
         <w:tc>
           <w:tcPr>
-            <w:tcW w:type="dxa" w:w="1196"/>
+            <w:tcW w:type="dxa" w:w="1221"/>
             <w:vAlign w:val="center"/>
           </w:tcPr>
           <w:p>
@@ -12680,7 +14739,7 @@
         </w:trPr>
         <w:tc>
           <w:tcPr>
-            <w:tcW w:type="dxa" w:w="1691"/>
+            <w:tcW w:type="dxa" w:w="1727"/>
             <w:vAlign w:val="center"/>
           </w:tcPr>
           <w:p>
@@ -12698,7 +14757,7 @@
         </w:tc>
         <w:tc>
           <w:tcPr>
-            <w:tcW w:type="dxa" w:w="1310"/>
+            <w:tcW w:type="dxa" w:w="1338"/>
             <w:vAlign w:val="center"/>
           </w:tcPr>
           <w:p>
@@ -12717,7 +14776,7 @@
         </w:tc>
         <w:tc>
           <w:tcPr>
-            <w:tcW w:type="dxa" w:w="1310"/>
+            <w:tcW w:type="dxa" w:w="1338"/>
             <w:vAlign w:val="center"/>
           </w:tcPr>
           <w:p>
@@ -12736,7 +14795,7 @@
         </w:tc>
         <w:tc>
           <w:tcPr>
-            <w:tcW w:type="dxa" w:w="1310"/>
+            <w:tcW w:type="dxa" w:w="1338"/>
             <w:vAlign w:val="center"/>
           </w:tcPr>
           <w:p>
@@ -12755,7 +14814,7 @@
         </w:tc>
         <w:tc>
           <w:tcPr>
-            <w:tcW w:type="dxa" w:w="1310"/>
+            <w:tcW w:type="dxa" w:w="1338"/>
             <w:vAlign w:val="center"/>
           </w:tcPr>
           <w:p>
@@ -12774,7 +14833,7 @@
         </w:tc>
         <w:tc>
           <w:tcPr>
-            <w:tcW w:type="dxa" w:w="1512"/>
+            <w:tcW w:type="dxa" w:w="1338"/>
             <w:vAlign w:val="center"/>
           </w:tcPr>
           <w:p>
@@ -12793,7 +14852,7 @@
         </w:tc>
         <w:tc>
           <w:tcPr>
-            <w:tcW w:type="dxa" w:w="1196"/>
+            <w:tcW w:type="dxa" w:w="1221"/>
             <w:vAlign w:val="center"/>
           </w:tcPr>
           <w:p>
@@ -12817,7 +14876,7 @@
         </w:trPr>
         <w:tc>
           <w:tcPr>
-            <w:tcW w:type="dxa" w:w="1691"/>
+            <w:tcW w:type="dxa" w:w="1727"/>
             <w:vAlign w:val="center"/>
           </w:tcPr>
           <w:p>
@@ -12835,7 +14894,7 @@
         </w:tc>
         <w:tc>
           <w:tcPr>
-            <w:tcW w:type="dxa" w:w="1310"/>
+            <w:tcW w:type="dxa" w:w="1338"/>
             <w:vAlign w:val="center"/>
           </w:tcPr>
           <w:p>
@@ -12854,7 +14913,7 @@
         </w:tc>
         <w:tc>
           <w:tcPr>
-            <w:tcW w:type="dxa" w:w="1310"/>
+            <w:tcW w:type="dxa" w:w="1338"/>
             <w:vAlign w:val="center"/>
           </w:tcPr>
           <w:p>
@@ -12873,7 +14932,7 @@
         </w:tc>
         <w:tc>
           <w:tcPr>
-            <w:tcW w:type="dxa" w:w="1310"/>
+            <w:tcW w:type="dxa" w:w="1338"/>
             <w:vAlign w:val="center"/>
           </w:tcPr>
           <w:p>
@@ -12892,7 +14951,7 @@
         </w:tc>
         <w:tc>
           <w:tcPr>
-            <w:tcW w:type="dxa" w:w="1310"/>
+            <w:tcW w:type="dxa" w:w="1338"/>
             <w:vAlign w:val="center"/>
           </w:tcPr>
           <w:p>
@@ -12911,7 +14970,7 @@
         </w:tc>
         <w:tc>
           <w:tcPr>
-            <w:tcW w:type="dxa" w:w="1512"/>
+            <w:tcW w:type="dxa" w:w="1338"/>
             <w:vAlign w:val="center"/>
           </w:tcPr>
           <w:p>
@@ -12930,7 +14989,7 @@
         </w:tc>
         <w:tc>
           <w:tcPr>
-            <w:tcW w:type="dxa" w:w="1196"/>
+            <w:tcW w:type="dxa" w:w="1221"/>
             <w:vAlign w:val="center"/>
           </w:tcPr>
           <w:p>
@@ -12954,7 +15013,7 @@
         </w:trPr>
         <w:tc>
           <w:tcPr>
-            <w:tcW w:type="dxa" w:w="1691"/>
+            <w:tcW w:type="dxa" w:w="1727"/>
             <w:vAlign w:val="center"/>
           </w:tcPr>
           <w:p>
@@ -12972,7 +15031,7 @@
         </w:tc>
         <w:tc>
           <w:tcPr>
-            <w:tcW w:type="dxa" w:w="1310"/>
+            <w:tcW w:type="dxa" w:w="1338"/>
             <w:vAlign w:val="center"/>
           </w:tcPr>
           <w:p>
@@ -12991,7 +15050,7 @@
         </w:tc>
         <w:tc>
           <w:tcPr>
-            <w:tcW w:type="dxa" w:w="1310"/>
+            <w:tcW w:type="dxa" w:w="1338"/>
             <w:vAlign w:val="center"/>
           </w:tcPr>
           <w:p>
@@ -13010,7 +15069,7 @@
         </w:tc>
         <w:tc>
           <w:tcPr>
-            <w:tcW w:type="dxa" w:w="1310"/>
+            <w:tcW w:type="dxa" w:w="1338"/>
             <w:vAlign w:val="center"/>
           </w:tcPr>
           <w:p>
@@ -13029,7 +15088,7 @@
         </w:tc>
         <w:tc>
           <w:tcPr>
-            <w:tcW w:type="dxa" w:w="1310"/>
+            <w:tcW w:type="dxa" w:w="1338"/>
             <w:vAlign w:val="center"/>
           </w:tcPr>
           <w:p>
@@ -13048,7 +15107,7 @@
         </w:tc>
         <w:tc>
           <w:tcPr>
-            <w:tcW w:type="dxa" w:w="1512"/>
+            <w:tcW w:type="dxa" w:w="1338"/>
             <w:vAlign w:val="center"/>
           </w:tcPr>
           <w:p>
@@ -13067,7 +15126,7 @@
         </w:tc>
         <w:tc>
           <w:tcPr>
-            <w:tcW w:type="dxa" w:w="1196"/>
+            <w:tcW w:type="dxa" w:w="1221"/>
             <w:vAlign w:val="center"/>
           </w:tcPr>
           <w:p>
@@ -13095,7 +15154,7 @@
           <w:rFonts w:ascii="Calibri" w:hAnsi="Calibri"/>
           <w:sz w:val="20"/>
         </w:rPr>
-        <w:t>Taches : prairie, jardins et haie, contiguës : 450 + 320 + 80 = 850 m², k_taille = (850 / 44 000)^0,22 = 0,4197 ; toiture isolée : 500 m², k_taille = 0,3734. La prairie est éclairée par l'éclairage du stationnement, conforme à l'arrêté de 2018 et éteint la nuit : k_lum = 0,9.</w:t>
+        <w:t>Taches : prairie, jardins et haie, contiguës : 450 + 320 + 80 = 850 m², k_taille = (850 / 44 000)^0,22 = 0,4197 ; toiture isolée : 500 m², k_taille = 0,3734 ; cheminements stabilisés isolés : 150 m², k_taille au plancher de 0,35. La prairie est au pied de l'éclairage du stationnement, conforme à l'arrêté de 2018 : 3 000 K, extinction à 1 h. D'avril à octobre, l'année type de Trappes compte 2 157 heures de nuit, dont 805 avant 1 h : x_nuit = 0,3732 (N2) ; k_lum = 1 - 0,25 x 0,3732 x 0,9 x 1 = 0,9160 (N3).</w:t>
       </w:r>
     </w:p>
     <w:p>
@@ -13107,7 +15166,7 @@
           <w:rFonts w:ascii="Calibri" w:hAnsi="Calibri"/>
           <w:sz w:val="20"/>
         </w:rPr>
-        <w:t>Exemple de ligne : prairie, V_u = 450 x 0,6250 x 0,8333 x 1 x 1 x 0,4197 x 0,9 = 88,53 m²HE.</w:t>
+        <w:t>Exemple de ligne : prairie, V_u = 450 x 0,6250 x 0,8333 x 1 x 1 x 0,4197 x 0,9160 = 90,10 m²HE.</w:t>
       </w:r>
     </w:p>
     <w:p>
@@ -13120,14 +15179,14 @@
           <w:b/>
           <w:sz w:val="20"/>
         </w:rPr>
-        <w:t>C.4 Module T.</w:t>
+        <w:t>C.4 Module W.</w:t>
       </w:r>
       <w:r>
         <w:rPr>
           <w:rFonts w:ascii="Calibri" w:hAnsi="Calibri"/>
           <w:sz w:val="20"/>
         </w:rPr>
-        <w:t xml:space="preserve"> phi_1 = 1, phi_2 = 0,5, phi_t = 0 ensuite (T1). Les arbres protégés gardent 24,04 chaque année (T2). Les unités créées démarrent à t &gt; 1,5 (T3) ; par exemple, la prairie vaut 88,53 x (2 - 1,5) / 5 = 8,85 l'année 2, puis 26,56 l'année 3, et atteint 88,53 l'année 7 ; la toiture vaut 0,67 x 98,55 x 0,05 = 3,30 l'année 2 et atteint 0,67 x 98,55 = 66,03 l'année 12.</w:t>
+        <w:t xml:space="preserve"> Années types de Trappes, recalées sur la normale de pluie 1991-2020 (685 mm par an). ET0 annuelle : 666 mm à +2 °C, 693 mm à +2,7 °C, 776 mm à +4 °C (W2). Sur un limon (θ_cc = 0,25 ; θ_pf = 0,12), la réserve utile vaut 130 mm pour les groupes prairie et arboré (profondeur de sol d'un mètre) et 117 mm pour la haie (Z_r = 0,9 m) ; la toiture de 15 cm a 30 mm (W3).</w:t>
       </w:r>
     </w:p>
     <w:tbl>
@@ -13147,18 +15206,16 @@
         <w:tblLayout w:type="fixed"/>
       </w:tblPr>
       <w:tblGrid>
-        <w:gridCol w:w="1192"/>
-        <w:gridCol w:w="688"/>
-        <w:gridCol w:w="688"/>
-        <w:gridCol w:w="769"/>
-        <w:gridCol w:w="769"/>
-        <w:gridCol w:w="769"/>
-        <w:gridCol w:w="769"/>
-        <w:gridCol w:w="769"/>
-        <w:gridCol w:w="769"/>
-        <w:gridCol w:w="769"/>
-        <w:gridCol w:w="769"/>
-        <w:gridCol w:w="910"/>
+        <w:gridCol w:w="1987"/>
+        <w:gridCol w:w="811"/>
+        <w:gridCol w:w="758"/>
+        <w:gridCol w:w="906"/>
+        <w:gridCol w:w="993"/>
+        <w:gridCol w:w="906"/>
+        <w:gridCol w:w="702"/>
+        <w:gridCol w:w="951"/>
+        <w:gridCol w:w="860"/>
+        <w:gridCol w:w="758"/>
       </w:tblGrid>
       <w:tr>
         <w:trPr>
@@ -13167,7 +15224,7 @@
         </w:trPr>
         <w:tc>
           <w:tcPr>
-            <w:tcW w:type="dxa" w:w="1192"/>
+            <w:tcW w:type="dxa" w:w="1987"/>
             <w:vAlign w:val="center"/>
             <w:shd w:val="clear" w:color="auto" w:fill="202335"/>
           </w:tcPr>
@@ -13182,20 +15239,19 @@
                 <w:color w:val="FFFFFF"/>
                 <w:sz w:val="20"/>
               </w:rPr>
-              <w:t>Année</w:t>
-            </w:r>
-          </w:p>
-        </w:tc>
-        <w:tc>
-          <w:tcPr>
-            <w:tcW w:type="dxa" w:w="688"/>
+              <w:t>Unité</w:t>
+            </w:r>
+          </w:p>
+        </w:tc>
+        <w:tc>
+          <w:tcPr>
+            <w:tcW w:type="dxa" w:w="811"/>
             <w:vAlign w:val="center"/>
             <w:shd w:val="clear" w:color="auto" w:fill="202335"/>
           </w:tcPr>
           <w:p>
             <w:pPr>
               <w:spacing w:before="79" w:after="79" w:line="276" w:lineRule="auto"/>
-              <w:jc w:val="center"/>
             </w:pPr>
             <w:r>
               <w:rPr>
@@ -13204,13 +15260,13 @@
                 <w:color w:val="FFFFFF"/>
                 <w:sz w:val="20"/>
               </w:rPr>
-              <w:t>1</w:t>
-            </w:r>
-          </w:p>
-        </w:tc>
-        <w:tc>
-          <w:tcPr>
-            <w:tcW w:type="dxa" w:w="688"/>
+              <w:t>Groupe</w:t>
+            </w:r>
+          </w:p>
+        </w:tc>
+        <w:tc>
+          <w:tcPr>
+            <w:tcW w:type="dxa" w:w="759"/>
             <w:vAlign w:val="center"/>
             <w:shd w:val="clear" w:color="auto" w:fill="202335"/>
           </w:tcPr>
@@ -13226,13 +15282,13 @@
                 <w:color w:val="FFFFFF"/>
                 <w:sz w:val="20"/>
               </w:rPr>
-              <w:t>2</w:t>
-            </w:r>
-          </w:p>
-        </w:tc>
-        <w:tc>
-          <w:tcPr>
-            <w:tcW w:type="dxa" w:w="770"/>
+              <w:t>RU (mm)</w:t>
+            </w:r>
+          </w:p>
+        </w:tc>
+        <w:tc>
+          <w:tcPr>
+            <w:tcW w:type="dxa" w:w="907"/>
             <w:vAlign w:val="center"/>
             <w:shd w:val="clear" w:color="auto" w:fill="202335"/>
           </w:tcPr>
@@ -13248,13 +15304,13 @@
                 <w:color w:val="FFFFFF"/>
                 <w:sz w:val="20"/>
               </w:rPr>
-              <w:t>3</w:t>
-            </w:r>
-          </w:p>
-        </w:tc>
-        <w:tc>
-          <w:tcPr>
-            <w:tcW w:type="dxa" w:w="770"/>
+              <w:t>IS à +2 °C</w:t>
+            </w:r>
+          </w:p>
+        </w:tc>
+        <w:tc>
+          <w:tcPr>
+            <w:tcW w:type="dxa" w:w="994"/>
             <w:vAlign w:val="center"/>
             <w:shd w:val="clear" w:color="auto" w:fill="202335"/>
           </w:tcPr>
@@ -13270,13 +15326,13 @@
                 <w:color w:val="FFFFFF"/>
                 <w:sz w:val="20"/>
               </w:rPr>
-              <w:t>4</w:t>
-            </w:r>
-          </w:p>
-        </w:tc>
-        <w:tc>
-          <w:tcPr>
-            <w:tcW w:type="dxa" w:w="770"/>
+              <w:t>IS à +2,7 °C</w:t>
+            </w:r>
+          </w:p>
+        </w:tc>
+        <w:tc>
+          <w:tcPr>
+            <w:tcW w:type="dxa" w:w="907"/>
             <w:vAlign w:val="center"/>
             <w:shd w:val="clear" w:color="auto" w:fill="202335"/>
           </w:tcPr>
@@ -13292,13 +15348,13 @@
                 <w:color w:val="FFFFFF"/>
                 <w:sz w:val="20"/>
               </w:rPr>
-              <w:t>5</w:t>
-            </w:r>
-          </w:p>
-        </w:tc>
-        <w:tc>
-          <w:tcPr>
-            <w:tcW w:type="dxa" w:w="770"/>
+              <w:t>IS à +4 °C</w:t>
+            </w:r>
+          </w:p>
+        </w:tc>
+        <w:tc>
+          <w:tcPr>
+            <w:tcW w:type="dxa" w:w="703"/>
             <w:vAlign w:val="center"/>
             <w:shd w:val="clear" w:color="auto" w:fill="202335"/>
           </w:tcPr>
@@ -13314,13 +15370,13 @@
                 <w:color w:val="FFFFFF"/>
                 <w:sz w:val="20"/>
               </w:rPr>
-              <w:t>6</w:t>
-            </w:r>
-          </w:p>
-        </w:tc>
-        <w:tc>
-          <w:tcPr>
-            <w:tcW w:type="dxa" w:w="770"/>
+              <w:t>IS_ref</w:t>
+            </w:r>
+          </w:p>
+        </w:tc>
+        <w:tc>
+          <w:tcPr>
+            <w:tcW w:type="dxa" w:w="951"/>
             <w:vAlign w:val="center"/>
             <w:shd w:val="clear" w:color="auto" w:fill="202335"/>
           </w:tcPr>
@@ -13336,13 +15392,13 @@
                 <w:color w:val="FFFFFF"/>
                 <w:sz w:val="20"/>
               </w:rPr>
-              <w:t>7</w:t>
-            </w:r>
-          </w:p>
-        </w:tc>
-        <w:tc>
-          <w:tcPr>
-            <w:tcW w:type="dxa" w:w="770"/>
+              <w:t>k_W à +2 °C</w:t>
+            </w:r>
+          </w:p>
+        </w:tc>
+        <w:tc>
+          <w:tcPr>
+            <w:tcW w:type="dxa" w:w="860"/>
             <w:vAlign w:val="center"/>
             <w:shd w:val="clear" w:color="auto" w:fill="202335"/>
           </w:tcPr>
@@ -13358,13 +15414,13 @@
                 <w:color w:val="FFFFFF"/>
                 <w:sz w:val="20"/>
               </w:rPr>
-              <w:t>8</w:t>
-            </w:r>
-          </w:p>
-        </w:tc>
-        <w:tc>
-          <w:tcPr>
-            <w:tcW w:type="dxa" w:w="770"/>
+              <w:t>à +2,7 °C</w:t>
+            </w:r>
+          </w:p>
+        </w:tc>
+        <w:tc>
+          <w:tcPr>
+            <w:tcW w:type="dxa" w:w="759"/>
             <w:vAlign w:val="center"/>
             <w:shd w:val="clear" w:color="auto" w:fill="202335"/>
           </w:tcPr>
@@ -13380,51 +15436,7 @@
                 <w:color w:val="FFFFFF"/>
                 <w:sz w:val="20"/>
               </w:rPr>
-              <w:t>10</w:t>
-            </w:r>
-          </w:p>
-        </w:tc>
-        <w:tc>
-          <w:tcPr>
-            <w:tcW w:type="dxa" w:w="770"/>
-            <w:vAlign w:val="center"/>
-            <w:shd w:val="clear" w:color="auto" w:fill="202335"/>
-          </w:tcPr>
-          <w:p>
-            <w:pPr>
-              <w:spacing w:before="79" w:after="79" w:line="276" w:lineRule="auto"/>
-              <w:jc w:val="center"/>
-            </w:pPr>
-            <w:r>
-              <w:rPr>
-                <w:rFonts w:ascii="Calibri" w:hAnsi="Calibri"/>
-                <w:b/>
-                <w:color w:val="FFFFFF"/>
-                <w:sz w:val="20"/>
-              </w:rPr>
-              <w:t>11</w:t>
-            </w:r>
-          </w:p>
-        </w:tc>
-        <w:tc>
-          <w:tcPr>
-            <w:tcW w:type="dxa" w:w="911"/>
-            <w:vAlign w:val="center"/>
-            <w:shd w:val="clear" w:color="auto" w:fill="202335"/>
-          </w:tcPr>
-          <w:p>
-            <w:pPr>
-              <w:spacing w:before="79" w:after="79" w:line="276" w:lineRule="auto"/>
-              <w:jc w:val="center"/>
-            </w:pPr>
-            <w:r>
-              <w:rPr>
-                <w:rFonts w:ascii="Calibri" w:hAnsi="Calibri"/>
-                <w:b/>
-                <w:color w:val="FFFFFF"/>
-                <w:sz w:val="20"/>
-              </w:rPr>
-              <w:t>12 à 50</w:t>
+              <w:t>à +4 °C</w:t>
             </w:r>
           </w:p>
         </w:tc>
@@ -13435,25 +15447,43 @@
         </w:trPr>
         <w:tc>
           <w:tcPr>
-            <w:tcW w:type="dxa" w:w="1192"/>
-            <w:vAlign w:val="center"/>
-          </w:tcPr>
-          <w:p>
-            <w:pPr>
-              <w:spacing w:before="79" w:after="79" w:line="276" w:lineRule="auto"/>
-            </w:pPr>
-            <w:r>
-              <w:rPr>
-                <w:rFonts w:ascii="Calibri" w:hAnsi="Calibri"/>
-                <w:sz w:val="20"/>
-              </w:rPr>
-              <w:t>V_1(t), m²HE</w:t>
-            </w:r>
-          </w:p>
-        </w:tc>
-        <w:tc>
-          <w:tcPr>
-            <w:tcW w:type="dxa" w:w="688"/>
+            <w:tcW w:type="dxa" w:w="1987"/>
+            <w:vAlign w:val="center"/>
+          </w:tcPr>
+          <w:p>
+            <w:pPr>
+              <w:spacing w:before="79" w:after="79" w:line="276" w:lineRule="auto"/>
+            </w:pPr>
+            <w:r>
+              <w:rPr>
+                <w:rFonts w:ascii="Calibri" w:hAnsi="Calibri"/>
+                <w:sz w:val="20"/>
+              </w:rPr>
+              <w:t>U0-1 friche herbacée, U1-4 prairie, U1-5 jardins</w:t>
+            </w:r>
+          </w:p>
+        </w:tc>
+        <w:tc>
+          <w:tcPr>
+            <w:tcW w:type="dxa" w:w="811"/>
+            <w:vAlign w:val="center"/>
+          </w:tcPr>
+          <w:p>
+            <w:pPr>
+              <w:spacing w:before="79" w:after="79" w:line="276" w:lineRule="auto"/>
+            </w:pPr>
+            <w:r>
+              <w:rPr>
+                <w:rFonts w:ascii="Calibri" w:hAnsi="Calibri"/>
+                <w:sz w:val="20"/>
+              </w:rPr>
+              <w:t>prairie</w:t>
+            </w:r>
+          </w:p>
+        </w:tc>
+        <w:tc>
+          <w:tcPr>
+            <w:tcW w:type="dxa" w:w="759"/>
             <w:vAlign w:val="center"/>
           </w:tcPr>
           <w:p>
@@ -13466,13 +15496,13 @@
                 <w:rFonts w:ascii="Calibri" w:hAnsi="Calibri"/>
                 <w:sz w:val="20"/>
               </w:rPr>
-              <w:t>24,0</w:t>
-            </w:r>
-          </w:p>
-        </w:tc>
-        <w:tc>
-          <w:tcPr>
-            <w:tcW w:type="dxa" w:w="688"/>
+              <w:t>130</w:t>
+            </w:r>
+          </w:p>
+        </w:tc>
+        <w:tc>
+          <w:tcPr>
+            <w:tcW w:type="dxa" w:w="907"/>
             <w:vAlign w:val="center"/>
           </w:tcPr>
           <w:p>
@@ -13485,13 +15515,13 @@
                 <w:rFonts w:ascii="Calibri" w:hAnsi="Calibri"/>
                 <w:sz w:val="20"/>
               </w:rPr>
-              <w:t>88,8</w:t>
-            </w:r>
-          </w:p>
-        </w:tc>
-        <w:tc>
-          <w:tcPr>
-            <w:tcW w:type="dxa" w:w="770"/>
+              <w:t>2,1</w:t>
+            </w:r>
+          </w:p>
+        </w:tc>
+        <w:tc>
+          <w:tcPr>
+            <w:tcW w:type="dxa" w:w="994"/>
             <w:vAlign w:val="center"/>
           </w:tcPr>
           <w:p>
@@ -13504,13 +15534,13 @@
                 <w:rFonts w:ascii="Calibri" w:hAnsi="Calibri"/>
                 <w:sz w:val="20"/>
               </w:rPr>
-              <w:t>142,7</w:t>
-            </w:r>
-          </w:p>
-        </w:tc>
-        <w:tc>
-          <w:tcPr>
-            <w:tcW w:type="dxa" w:w="770"/>
+              <w:t>11,2</w:t>
+            </w:r>
+          </w:p>
+        </w:tc>
+        <w:tc>
+          <w:tcPr>
+            <w:tcW w:type="dxa" w:w="907"/>
             <w:vAlign w:val="center"/>
           </w:tcPr>
           <w:p>
@@ -13523,13 +15553,13 @@
                 <w:rFonts w:ascii="Calibri" w:hAnsi="Calibri"/>
                 <w:sz w:val="20"/>
               </w:rPr>
-              <w:t>170,9</w:t>
-            </w:r>
-          </w:p>
-        </w:tc>
-        <w:tc>
-          <w:tcPr>
-            <w:tcW w:type="dxa" w:w="770"/>
+              <w:t>26,2</w:t>
+            </w:r>
+          </w:p>
+        </w:tc>
+        <w:tc>
+          <w:tcPr>
+            <w:tcW w:type="dxa" w:w="703"/>
             <w:vAlign w:val="center"/>
           </w:tcPr>
           <w:p>
@@ -13542,13 +15572,13 @@
                 <w:rFonts w:ascii="Calibri" w:hAnsi="Calibri"/>
                 <w:sz w:val="20"/>
               </w:rPr>
-              <w:t>199,1</w:t>
-            </w:r>
-          </w:p>
-        </w:tc>
-        <w:tc>
-          <w:tcPr>
-            <w:tcW w:type="dxa" w:w="770"/>
+              <w:t>2,1</w:t>
+            </w:r>
+          </w:p>
+        </w:tc>
+        <w:tc>
+          <w:tcPr>
+            <w:tcW w:type="dxa" w:w="951"/>
             <w:vAlign w:val="center"/>
           </w:tcPr>
           <w:p>
@@ -13561,13 +15591,13 @@
                 <w:rFonts w:ascii="Calibri" w:hAnsi="Calibri"/>
                 <w:sz w:val="20"/>
               </w:rPr>
-              <w:t>227,4</w:t>
-            </w:r>
-          </w:p>
-        </w:tc>
-        <w:tc>
-          <w:tcPr>
-            <w:tcW w:type="dxa" w:w="770"/>
+              <w:t>1</w:t>
+            </w:r>
+          </w:p>
+        </w:tc>
+        <w:tc>
+          <w:tcPr>
+            <w:tcW w:type="dxa" w:w="860"/>
             <w:vAlign w:val="center"/>
           </w:tcPr>
           <w:p>
@@ -13580,13 +15610,13 @@
                 <w:rFonts w:ascii="Calibri" w:hAnsi="Calibri"/>
                 <w:sz w:val="20"/>
               </w:rPr>
-              <w:t>244,8</w:t>
-            </w:r>
-          </w:p>
-        </w:tc>
-        <w:tc>
-          <w:tcPr>
-            <w:tcW w:type="dxa" w:w="770"/>
+              <w:t>0,9838</w:t>
+            </w:r>
+          </w:p>
+        </w:tc>
+        <w:tc>
+          <w:tcPr>
+            <w:tcW w:type="dxa" w:w="759"/>
             <w:vAlign w:val="center"/>
           </w:tcPr>
           <w:p>
@@ -13599,13 +15629,54 @@
                 <w:rFonts w:ascii="Calibri" w:hAnsi="Calibri"/>
                 <w:sz w:val="20"/>
               </w:rPr>
-              <w:t>251,4</w:t>
-            </w:r>
-          </w:p>
-        </w:tc>
-        <w:tc>
-          <w:tcPr>
-            <w:tcW w:type="dxa" w:w="770"/>
+              <w:t>0,9240</w:t>
+            </w:r>
+          </w:p>
+        </w:tc>
+      </w:tr>
+      <w:tr>
+        <w:trPr>
+          <w:cantSplit/>
+        </w:trPr>
+        <w:tc>
+          <w:tcPr>
+            <w:tcW w:type="dxa" w:w="1987"/>
+            <w:vAlign w:val="center"/>
+          </w:tcPr>
+          <w:p>
+            <w:pPr>
+              <w:spacing w:before="79" w:after="79" w:line="276" w:lineRule="auto"/>
+            </w:pPr>
+            <w:r>
+              <w:rPr>
+                <w:rFonts w:ascii="Calibri" w:hAnsi="Calibri"/>
+                <w:sz w:val="20"/>
+              </w:rPr>
+              <w:t>U0-3 friche arbustive, U1-6 haie</w:t>
+            </w:r>
+          </w:p>
+        </w:tc>
+        <w:tc>
+          <w:tcPr>
+            <w:tcW w:type="dxa" w:w="811"/>
+            <w:vAlign w:val="center"/>
+          </w:tcPr>
+          <w:p>
+            <w:pPr>
+              <w:spacing w:before="79" w:after="79" w:line="276" w:lineRule="auto"/>
+            </w:pPr>
+            <w:r>
+              <w:rPr>
+                <w:rFonts w:ascii="Calibri" w:hAnsi="Calibri"/>
+                <w:sz w:val="20"/>
+              </w:rPr>
+              <w:t>arbustif</w:t>
+            </w:r>
+          </w:p>
+        </w:tc>
+        <w:tc>
+          <w:tcPr>
+            <w:tcW w:type="dxa" w:w="759"/>
             <w:vAlign w:val="center"/>
           </w:tcPr>
           <w:p>
@@ -13618,13 +15689,13 @@
                 <w:rFonts w:ascii="Calibri" w:hAnsi="Calibri"/>
                 <w:sz w:val="20"/>
               </w:rPr>
-              <w:t>264,6</w:t>
-            </w:r>
-          </w:p>
-        </w:tc>
-        <w:tc>
-          <w:tcPr>
-            <w:tcW w:type="dxa" w:w="770"/>
+              <w:t>117</w:t>
+            </w:r>
+          </w:p>
+        </w:tc>
+        <w:tc>
+          <w:tcPr>
+            <w:tcW w:type="dxa" w:w="907"/>
             <w:vAlign w:val="center"/>
           </w:tcPr>
           <w:p>
@@ -13637,13 +15708,13 @@
                 <w:rFonts w:ascii="Calibri" w:hAnsi="Calibri"/>
                 <w:sz w:val="20"/>
               </w:rPr>
-              <w:t>271,2</w:t>
-            </w:r>
-          </w:p>
-        </w:tc>
-        <w:tc>
-          <w:tcPr>
-            <w:tcW w:type="dxa" w:w="911"/>
+              <w:t>33,3</w:t>
+            </w:r>
+          </w:p>
+        </w:tc>
+        <w:tc>
+          <w:tcPr>
+            <w:tcW w:type="dxa" w:w="994"/>
             <w:vAlign w:val="center"/>
           </w:tcPr>
           <w:p>
@@ -13656,7 +15727,488 @@
                 <w:rFonts w:ascii="Calibri" w:hAnsi="Calibri"/>
                 <w:sz w:val="20"/>
               </w:rPr>
-              <w:t>274,5</w:t>
+              <w:t>37,4</w:t>
+            </w:r>
+          </w:p>
+        </w:tc>
+        <w:tc>
+          <w:tcPr>
+            <w:tcW w:type="dxa" w:w="907"/>
+            <w:vAlign w:val="center"/>
+          </w:tcPr>
+          <w:p>
+            <w:pPr>
+              <w:spacing w:before="79" w:after="79" w:line="276" w:lineRule="auto"/>
+              <w:jc w:val="center"/>
+            </w:pPr>
+            <w:r>
+              <w:rPr>
+                <w:rFonts w:ascii="Calibri" w:hAnsi="Calibri"/>
+                <w:sz w:val="20"/>
+              </w:rPr>
+              <w:t>47,7</w:t>
+            </w:r>
+          </w:p>
+        </w:tc>
+        <w:tc>
+          <w:tcPr>
+            <w:tcW w:type="dxa" w:w="703"/>
+            <w:vAlign w:val="center"/>
+          </w:tcPr>
+          <w:p>
+            <w:pPr>
+              <w:spacing w:before="79" w:after="79" w:line="276" w:lineRule="auto"/>
+              <w:jc w:val="center"/>
+            </w:pPr>
+            <w:r>
+              <w:rPr>
+                <w:rFonts w:ascii="Calibri" w:hAnsi="Calibri"/>
+                <w:sz w:val="20"/>
+              </w:rPr>
+              <w:t>33,3</w:t>
+            </w:r>
+          </w:p>
+        </w:tc>
+        <w:tc>
+          <w:tcPr>
+            <w:tcW w:type="dxa" w:w="951"/>
+            <w:vAlign w:val="center"/>
+          </w:tcPr>
+          <w:p>
+            <w:pPr>
+              <w:spacing w:before="79" w:after="79" w:line="276" w:lineRule="auto"/>
+              <w:jc w:val="center"/>
+            </w:pPr>
+            <w:r>
+              <w:rPr>
+                <w:rFonts w:ascii="Calibri" w:hAnsi="Calibri"/>
+                <w:sz w:val="20"/>
+              </w:rPr>
+              <w:t>1</w:t>
+            </w:r>
+          </w:p>
+        </w:tc>
+        <w:tc>
+          <w:tcPr>
+            <w:tcW w:type="dxa" w:w="860"/>
+            <w:vAlign w:val="center"/>
+          </w:tcPr>
+          <w:p>
+            <w:pPr>
+              <w:spacing w:before="79" w:after="79" w:line="276" w:lineRule="auto"/>
+              <w:jc w:val="center"/>
+            </w:pPr>
+            <w:r>
+              <w:rPr>
+                <w:rFonts w:ascii="Calibri" w:hAnsi="Calibri"/>
+                <w:sz w:val="20"/>
+              </w:rPr>
+              <w:t>1</w:t>
+            </w:r>
+          </w:p>
+        </w:tc>
+        <w:tc>
+          <w:tcPr>
+            <w:tcW w:type="dxa" w:w="759"/>
+            <w:vAlign w:val="center"/>
+          </w:tcPr>
+          <w:p>
+            <w:pPr>
+              <w:spacing w:before="79" w:after="79" w:line="276" w:lineRule="auto"/>
+              <w:jc w:val="center"/>
+            </w:pPr>
+            <w:r>
+              <w:rPr>
+                <w:rFonts w:ascii="Calibri" w:hAnsi="Calibri"/>
+                <w:sz w:val="20"/>
+              </w:rPr>
+              <w:t>0,9433</w:t>
+            </w:r>
+          </w:p>
+        </w:tc>
+      </w:tr>
+      <w:tr>
+        <w:trPr>
+          <w:cantSplit/>
+        </w:trPr>
+        <w:tc>
+          <w:tcPr>
+            <w:tcW w:type="dxa" w:w="1987"/>
+            <w:vAlign w:val="center"/>
+          </w:tcPr>
+          <w:p>
+            <w:pPr>
+              <w:spacing w:before="79" w:after="79" w:line="276" w:lineRule="auto"/>
+            </w:pPr>
+            <w:r>
+              <w:rPr>
+                <w:rFonts w:ascii="Calibri" w:hAnsi="Calibri"/>
+                <w:sz w:val="20"/>
+              </w:rPr>
+              <w:t>U0-4, U1-7 arbres</w:t>
+            </w:r>
+          </w:p>
+        </w:tc>
+        <w:tc>
+          <w:tcPr>
+            <w:tcW w:type="dxa" w:w="811"/>
+            <w:vAlign w:val="center"/>
+          </w:tcPr>
+          <w:p>
+            <w:pPr>
+              <w:spacing w:before="79" w:after="79" w:line="276" w:lineRule="auto"/>
+            </w:pPr>
+            <w:r>
+              <w:rPr>
+                <w:rFonts w:ascii="Calibri" w:hAnsi="Calibri"/>
+                <w:sz w:val="20"/>
+              </w:rPr>
+              <w:t>arboré</w:t>
+            </w:r>
+          </w:p>
+        </w:tc>
+        <w:tc>
+          <w:tcPr>
+            <w:tcW w:type="dxa" w:w="759"/>
+            <w:vAlign w:val="center"/>
+          </w:tcPr>
+          <w:p>
+            <w:pPr>
+              <w:spacing w:before="79" w:after="79" w:line="276" w:lineRule="auto"/>
+              <w:jc w:val="center"/>
+            </w:pPr>
+            <w:r>
+              <w:rPr>
+                <w:rFonts w:ascii="Calibri" w:hAnsi="Calibri"/>
+                <w:sz w:val="20"/>
+              </w:rPr>
+              <w:t>130</w:t>
+            </w:r>
+          </w:p>
+        </w:tc>
+        <w:tc>
+          <w:tcPr>
+            <w:tcW w:type="dxa" w:w="907"/>
+            <w:vAlign w:val="center"/>
+          </w:tcPr>
+          <w:p>
+            <w:pPr>
+              <w:spacing w:before="79" w:after="79" w:line="276" w:lineRule="auto"/>
+              <w:jc w:val="center"/>
+            </w:pPr>
+            <w:r>
+              <w:rPr>
+                <w:rFonts w:ascii="Calibri" w:hAnsi="Calibri"/>
+                <w:sz w:val="20"/>
+              </w:rPr>
+              <w:t>45,8</w:t>
+            </w:r>
+          </w:p>
+        </w:tc>
+        <w:tc>
+          <w:tcPr>
+            <w:tcW w:type="dxa" w:w="994"/>
+            <w:vAlign w:val="center"/>
+          </w:tcPr>
+          <w:p>
+            <w:pPr>
+              <w:spacing w:before="79" w:after="79" w:line="276" w:lineRule="auto"/>
+              <w:jc w:val="center"/>
+            </w:pPr>
+            <w:r>
+              <w:rPr>
+                <w:rFonts w:ascii="Calibri" w:hAnsi="Calibri"/>
+                <w:sz w:val="20"/>
+              </w:rPr>
+              <w:t>48,9</w:t>
+            </w:r>
+          </w:p>
+        </w:tc>
+        <w:tc>
+          <w:tcPr>
+            <w:tcW w:type="dxa" w:w="907"/>
+            <w:vAlign w:val="center"/>
+          </w:tcPr>
+          <w:p>
+            <w:pPr>
+              <w:spacing w:before="79" w:after="79" w:line="276" w:lineRule="auto"/>
+              <w:jc w:val="center"/>
+            </w:pPr>
+            <w:r>
+              <w:rPr>
+                <w:rFonts w:ascii="Calibri" w:hAnsi="Calibri"/>
+                <w:sz w:val="20"/>
+              </w:rPr>
+              <w:t>61,4</w:t>
+            </w:r>
+          </w:p>
+        </w:tc>
+        <w:tc>
+          <w:tcPr>
+            <w:tcW w:type="dxa" w:w="703"/>
+            <w:vAlign w:val="center"/>
+          </w:tcPr>
+          <w:p>
+            <w:pPr>
+              <w:spacing w:before="79" w:after="79" w:line="276" w:lineRule="auto"/>
+              <w:jc w:val="center"/>
+            </w:pPr>
+            <w:r>
+              <w:rPr>
+                <w:rFonts w:ascii="Calibri" w:hAnsi="Calibri"/>
+                <w:sz w:val="20"/>
+              </w:rPr>
+              <w:t>45,8</w:t>
+            </w:r>
+          </w:p>
+        </w:tc>
+        <w:tc>
+          <w:tcPr>
+            <w:tcW w:type="dxa" w:w="951"/>
+            <w:vAlign w:val="center"/>
+          </w:tcPr>
+          <w:p>
+            <w:pPr>
+              <w:spacing w:before="79" w:after="79" w:line="276" w:lineRule="auto"/>
+              <w:jc w:val="center"/>
+            </w:pPr>
+            <w:r>
+              <w:rPr>
+                <w:rFonts w:ascii="Calibri" w:hAnsi="Calibri"/>
+                <w:sz w:val="20"/>
+              </w:rPr>
+              <w:t>1</w:t>
+            </w:r>
+          </w:p>
+        </w:tc>
+        <w:tc>
+          <w:tcPr>
+            <w:tcW w:type="dxa" w:w="860"/>
+            <w:vAlign w:val="center"/>
+          </w:tcPr>
+          <w:p>
+            <w:pPr>
+              <w:spacing w:before="79" w:after="79" w:line="276" w:lineRule="auto"/>
+              <w:jc w:val="center"/>
+            </w:pPr>
+            <w:r>
+              <w:rPr>
+                <w:rFonts w:ascii="Calibri" w:hAnsi="Calibri"/>
+                <w:sz w:val="20"/>
+              </w:rPr>
+              <w:t>1</w:t>
+            </w:r>
+          </w:p>
+        </w:tc>
+        <w:tc>
+          <w:tcPr>
+            <w:tcW w:type="dxa" w:w="759"/>
+            <w:vAlign w:val="center"/>
+          </w:tcPr>
+          <w:p>
+            <w:pPr>
+              <w:spacing w:before="79" w:after="79" w:line="276" w:lineRule="auto"/>
+              <w:jc w:val="center"/>
+            </w:pPr>
+            <w:r>
+              <w:rPr>
+                <w:rFonts w:ascii="Calibri" w:hAnsi="Calibri"/>
+                <w:sz w:val="20"/>
+              </w:rPr>
+              <w:t>0,9154</w:t>
+            </w:r>
+          </w:p>
+        </w:tc>
+      </w:tr>
+      <w:tr>
+        <w:trPr>
+          <w:cantSplit/>
+        </w:trPr>
+        <w:tc>
+          <w:tcPr>
+            <w:tcW w:type="dxa" w:w="1987"/>
+            <w:vAlign w:val="center"/>
+          </w:tcPr>
+          <w:p>
+            <w:pPr>
+              <w:spacing w:before="79" w:after="79" w:line="276" w:lineRule="auto"/>
+            </w:pPr>
+            <w:r>
+              <w:rPr>
+                <w:rFonts w:ascii="Calibri" w:hAnsi="Calibri"/>
+                <w:sz w:val="20"/>
+              </w:rPr>
+              <w:t>U1-8 toiture de 15 cm</w:t>
+            </w:r>
+          </w:p>
+        </w:tc>
+        <w:tc>
+          <w:tcPr>
+            <w:tcW w:type="dxa" w:w="811"/>
+            <w:vAlign w:val="center"/>
+          </w:tcPr>
+          <w:p>
+            <w:pPr>
+              <w:spacing w:before="79" w:after="79" w:line="276" w:lineRule="auto"/>
+            </w:pPr>
+            <w:r>
+              <w:rPr>
+                <w:rFonts w:ascii="Calibri" w:hAnsi="Calibri"/>
+                <w:sz w:val="20"/>
+              </w:rPr>
+              <w:t>prairie</w:t>
+            </w:r>
+          </w:p>
+        </w:tc>
+        <w:tc>
+          <w:tcPr>
+            <w:tcW w:type="dxa" w:w="759"/>
+            <w:vAlign w:val="center"/>
+          </w:tcPr>
+          <w:p>
+            <w:pPr>
+              <w:spacing w:before="79" w:after="79" w:line="276" w:lineRule="auto"/>
+              <w:jc w:val="center"/>
+            </w:pPr>
+            <w:r>
+              <w:rPr>
+                <w:rFonts w:ascii="Calibri" w:hAnsi="Calibri"/>
+                <w:sz w:val="20"/>
+              </w:rPr>
+              <w:t>30</w:t>
+            </w:r>
+          </w:p>
+        </w:tc>
+        <w:tc>
+          <w:tcPr>
+            <w:tcW w:type="dxa" w:w="907"/>
+            <w:vAlign w:val="center"/>
+          </w:tcPr>
+          <w:p>
+            <w:pPr>
+              <w:spacing w:before="79" w:after="79" w:line="276" w:lineRule="auto"/>
+              <w:jc w:val="center"/>
+            </w:pPr>
+            <w:r>
+              <w:rPr>
+                <w:rFonts w:ascii="Calibri" w:hAnsi="Calibri"/>
+                <w:sz w:val="20"/>
+              </w:rPr>
+              <w:t>31,6</w:t>
+            </w:r>
+          </w:p>
+        </w:tc>
+        <w:tc>
+          <w:tcPr>
+            <w:tcW w:type="dxa" w:w="994"/>
+            <w:vAlign w:val="center"/>
+          </w:tcPr>
+          <w:p>
+            <w:pPr>
+              <w:spacing w:before="79" w:after="79" w:line="276" w:lineRule="auto"/>
+              <w:jc w:val="center"/>
+            </w:pPr>
+            <w:r>
+              <w:rPr>
+                <w:rFonts w:ascii="Calibri" w:hAnsi="Calibri"/>
+                <w:sz w:val="20"/>
+              </w:rPr>
+              <w:t>35,3</w:t>
+            </w:r>
+          </w:p>
+        </w:tc>
+        <w:tc>
+          <w:tcPr>
+            <w:tcW w:type="dxa" w:w="907"/>
+            <w:vAlign w:val="center"/>
+          </w:tcPr>
+          <w:p>
+            <w:pPr>
+              <w:spacing w:before="79" w:after="79" w:line="276" w:lineRule="auto"/>
+              <w:jc w:val="center"/>
+            </w:pPr>
+            <w:r>
+              <w:rPr>
+                <w:rFonts w:ascii="Calibri" w:hAnsi="Calibri"/>
+                <w:sz w:val="20"/>
+              </w:rPr>
+              <w:t>45,7</w:t>
+            </w:r>
+          </w:p>
+        </w:tc>
+        <w:tc>
+          <w:tcPr>
+            <w:tcW w:type="dxa" w:w="703"/>
+            <w:vAlign w:val="center"/>
+          </w:tcPr>
+          <w:p>
+            <w:pPr>
+              <w:spacing w:before="79" w:after="79" w:line="276" w:lineRule="auto"/>
+              <w:jc w:val="center"/>
+            </w:pPr>
+            <w:r>
+              <w:rPr>
+                <w:rFonts w:ascii="Calibri" w:hAnsi="Calibri"/>
+                <w:sz w:val="20"/>
+              </w:rPr>
+              <w:t>2,1</w:t>
+            </w:r>
+          </w:p>
+        </w:tc>
+        <w:tc>
+          <w:tcPr>
+            <w:tcW w:type="dxa" w:w="951"/>
+            <w:vAlign w:val="center"/>
+          </w:tcPr>
+          <w:p>
+            <w:pPr>
+              <w:spacing w:before="79" w:after="79" w:line="276" w:lineRule="auto"/>
+              <w:jc w:val="center"/>
+            </w:pPr>
+            <w:r>
+              <w:rPr>
+                <w:rFonts w:ascii="Calibri" w:hAnsi="Calibri"/>
+                <w:sz w:val="20"/>
+              </w:rPr>
+              <w:t>0,9021</w:t>
+            </w:r>
+          </w:p>
+        </w:tc>
+        <w:tc>
+          <w:tcPr>
+            <w:tcW w:type="dxa" w:w="860"/>
+            <w:vAlign w:val="center"/>
+          </w:tcPr>
+          <w:p>
+            <w:pPr>
+              <w:spacing w:before="79" w:after="79" w:line="276" w:lineRule="auto"/>
+              <w:jc w:val="center"/>
+            </w:pPr>
+            <w:r>
+              <w:rPr>
+                <w:rFonts w:ascii="Calibri" w:hAnsi="Calibri"/>
+                <w:sz w:val="20"/>
+              </w:rPr>
+              <w:t>0,8875</w:t>
+            </w:r>
+          </w:p>
+        </w:tc>
+        <w:tc>
+          <w:tcPr>
+            <w:tcW w:type="dxa" w:w="759"/>
+            <w:vAlign w:val="center"/>
+          </w:tcPr>
+          <w:p>
+            <w:pPr>
+              <w:spacing w:before="79" w:after="79" w:line="276" w:lineRule="auto"/>
+              <w:jc w:val="center"/>
+            </w:pPr>
+            <w:r>
+              <w:rPr>
+                <w:rFonts w:ascii="Calibri" w:hAnsi="Calibri"/>
+                <w:sz w:val="20"/>
+              </w:rPr>
+              <w:t>0,8457</w:t>
             </w:r>
           </w:p>
         </w:tc>
@@ -13671,7 +16223,7 @@
           <w:rFonts w:ascii="Calibri" w:hAnsi="Calibri"/>
           <w:sz w:val="20"/>
         </w:rPr>
-        <w:t>I_1 = 12 847,4 m²HE·an. Valeur à maturité : 274,48 m²HE. Dette de maturité (T7) : 876,5 m²HE·an.</w:t>
+        <w:t>Exemple de ligne : toiture à +2 °C, k_W = 1 - 0,4 x (31,6 - 2,1 - 5) / 100 = 0,9021 (W6). La toiture subit, dès le climat actuel, le stress que lui impose son substrat mince ; les unités en pleine terre ne le subissent qu'avec le réchauffement. La période va de 2027 à 2076 ; l'année 2040 est à +2,35 °C (moitié +2 °C, moitié +2,7 °C), 2076 à +3,38 °C (0,48 x +2,7 °C et 0,52 x +4 °C) (W7). En 2076, la prairie a k_W = 0,9527 et la toiture 0,8657.</w:t>
       </w:r>
     </w:p>
     <w:p>
@@ -13684,14 +16236,1017 @@
           <w:b/>
           <w:sz w:val="20"/>
         </w:rPr>
-        <w:t>C.5 Agrégation du site.</w:t>
+        <w:t>C.5 Module T.</w:t>
       </w:r>
       <w:r>
         <w:rPr>
           <w:rFonts w:ascii="Calibri" w:hAnsi="Calibri"/>
           <w:sz w:val="20"/>
         </w:rPr>
-        <w:t xml:space="preserve"> Cnat = 13 519,3 - 12 847,4 = 671,9 m²HE·an (A1), soit 5,0 % de I_0 et 13,4 m²HE en moyenne annuelle. Sur 30 ans : 753,7 m²HE·an. À maturité, le site projet (274,48 m²HE) vaut un peu plus que le site initial (270,39) ; la perte nette sur 50 ans vient des années de chantier et de maturation. Le niveau 1 (Cnat &lt;= 0) n'est pas atteint.</w:t>
+        <w:t xml:space="preserve"> Le chantier occupe les mois 1 à 18 (septembre 2027 à février 2029). Le premier mois favorable aux plantations au plus tôt deux mois avant la fin du chantier est janvier 2029, mois 17 : la prairie, les jardins, la haie et la toiture commencent à mûrir le 1er janvier 2029 ; les cheminements stabilisés, sans délai, sont livrés à la fin du chantier (T1). Le défrichement de septembre est hors des périodes sensibles : ΔI_ch = 0 (T9). Les arbres protégés gardent 24,04 chaque année (T2).</w:t>
+      </w:r>
+    </w:p>
+    <w:p>
+      <w:pPr>
+        <w:spacing w:before="57" w:after="227" w:line="288" w:lineRule="auto"/>
+      </w:pPr>
+      <w:r>
+        <w:rPr>
+          <w:rFonts w:ascii="Calibri" w:hAnsi="Calibri"/>
+          <w:sz w:val="20"/>
+        </w:rPr>
+        <w:t>Maturation (T3) : la prairie (herbacée, d = 5 ans, c = 1) atteint 82 % de sa valeur à mi-délai, la haie (arbustive, c = 2) 67 %, quand la droite de la première rédaction en donnait 50 %. Moyennes annuelles de la prairie avant facteurs : 12,40 l'année 2, 48,21 l'année 3, 69,24 l'année 4, 87,12 l'année 6, 90,10 à partir de l'année 8.</w:t>
+      </w:r>
+    </w:p>
+    <w:p>
+      <w:pPr>
+        <w:spacing w:before="57" w:after="227" w:line="288" w:lineRule="auto"/>
+      </w:pPr>
+      <w:r>
+        <w:rPr>
+          <w:rFonts w:ascii="Calibri" w:hAnsi="Calibri"/>
+          <w:sz w:val="20"/>
+        </w:rPr>
+        <w:t>Gestion (T6) : le plan de dix ans court jusqu'en février 2039. À partir de l'année 13, la prairie passe en gestion courante et prend la valeur d'une pelouse tondue : f_g = 0,3333 / 0,6250 = 0,5333 ; la haie, taillée chaque année, garde la valeur de son stade jeune : f_g = 0,5 / 0,6667 = 0,75. Les jardins et la toiture ne changent pas.</w:t>
+      </w:r>
+    </w:p>
+    <w:tbl>
+      <w:tblPr>
+        <w:tblStyle w:val="TableGrid"/>
+        <w:tblW w:type="auto" w:w="0"/>
+        <w:jc w:val="center"/>
+        <w:tblLook w:firstColumn="1" w:firstRow="1" w:lastColumn="0" w:lastRow="0" w:noHBand="0" w:noVBand="1" w:val="04A0"/>
+        <w:tblBorders>
+          <w:top w:val="single" w:sz="4" w:space="0" w:color="C9D6DE"/>
+          <w:left w:val="single" w:sz="4" w:space="0" w:color="C9D6DE"/>
+          <w:bottom w:val="single" w:sz="4" w:space="0" w:color="C9D6DE"/>
+          <w:right w:val="single" w:sz="4" w:space="0" w:color="C9D6DE"/>
+          <w:insideH w:val="single" w:sz="4" w:space="0" w:color="C9D6DE"/>
+          <w:insideV w:val="single" w:sz="4" w:space="0" w:color="C9D6DE"/>
+        </w:tblBorders>
+        <w:tblLayout w:type="fixed"/>
+      </w:tblPr>
+      <w:tblGrid>
+        <w:gridCol w:w="1150"/>
+        <w:gridCol w:w="606"/>
+        <w:gridCol w:w="606"/>
+        <w:gridCol w:w="606"/>
+        <w:gridCol w:w="606"/>
+        <w:gridCol w:w="606"/>
+        <w:gridCol w:w="606"/>
+        <w:gridCol w:w="606"/>
+        <w:gridCol w:w="606"/>
+        <w:gridCol w:w="606"/>
+        <w:gridCol w:w="606"/>
+        <w:gridCol w:w="606"/>
+        <w:gridCol w:w="606"/>
+        <w:gridCol w:w="606"/>
+        <w:gridCol w:w="606"/>
+      </w:tblGrid>
+      <w:tr>
+        <w:trPr>
+          <w:tblHeader/>
+          <w:cantSplit/>
+        </w:trPr>
+        <w:tc>
+          <w:tcPr>
+            <w:tcW w:type="dxa" w:w="1150"/>
+            <w:vAlign w:val="center"/>
+            <w:shd w:val="clear" w:color="auto" w:fill="202335"/>
+          </w:tcPr>
+          <w:p>
+            <w:pPr>
+              <w:spacing w:before="79" w:after="79" w:line="276" w:lineRule="auto"/>
+            </w:pPr>
+            <w:r>
+              <w:rPr>
+                <w:rFonts w:ascii="Calibri" w:hAnsi="Calibri"/>
+                <w:b/>
+                <w:color w:val="FFFFFF"/>
+                <w:sz w:val="20"/>
+              </w:rPr>
+              <w:t>Année</w:t>
+            </w:r>
+          </w:p>
+        </w:tc>
+        <w:tc>
+          <w:tcPr>
+            <w:tcW w:type="dxa" w:w="606"/>
+            <w:vAlign w:val="center"/>
+            <w:shd w:val="clear" w:color="auto" w:fill="202335"/>
+          </w:tcPr>
+          <w:p>
+            <w:pPr>
+              <w:spacing w:before="79" w:after="79" w:line="276" w:lineRule="auto"/>
+              <w:jc w:val="center"/>
+            </w:pPr>
+            <w:r>
+              <w:rPr>
+                <w:rFonts w:ascii="Calibri" w:hAnsi="Calibri"/>
+                <w:b/>
+                <w:color w:val="FFFFFF"/>
+                <w:sz w:val="20"/>
+              </w:rPr>
+              <w:t>1</w:t>
+            </w:r>
+          </w:p>
+        </w:tc>
+        <w:tc>
+          <w:tcPr>
+            <w:tcW w:type="dxa" w:w="606"/>
+            <w:vAlign w:val="center"/>
+            <w:shd w:val="clear" w:color="auto" w:fill="202335"/>
+          </w:tcPr>
+          <w:p>
+            <w:pPr>
+              <w:spacing w:before="79" w:after="79" w:line="276" w:lineRule="auto"/>
+              <w:jc w:val="center"/>
+            </w:pPr>
+            <w:r>
+              <w:rPr>
+                <w:rFonts w:ascii="Calibri" w:hAnsi="Calibri"/>
+                <w:b/>
+                <w:color w:val="FFFFFF"/>
+                <w:sz w:val="20"/>
+              </w:rPr>
+              <w:t>2</w:t>
+            </w:r>
+          </w:p>
+        </w:tc>
+        <w:tc>
+          <w:tcPr>
+            <w:tcW w:type="dxa" w:w="606"/>
+            <w:vAlign w:val="center"/>
+            <w:shd w:val="clear" w:color="auto" w:fill="202335"/>
+          </w:tcPr>
+          <w:p>
+            <w:pPr>
+              <w:spacing w:before="79" w:after="79" w:line="276" w:lineRule="auto"/>
+              <w:jc w:val="center"/>
+            </w:pPr>
+            <w:r>
+              <w:rPr>
+                <w:rFonts w:ascii="Calibri" w:hAnsi="Calibri"/>
+                <w:b/>
+                <w:color w:val="FFFFFF"/>
+                <w:sz w:val="20"/>
+              </w:rPr>
+              <w:t>3</w:t>
+            </w:r>
+          </w:p>
+        </w:tc>
+        <w:tc>
+          <w:tcPr>
+            <w:tcW w:type="dxa" w:w="606"/>
+            <w:vAlign w:val="center"/>
+            <w:shd w:val="clear" w:color="auto" w:fill="202335"/>
+          </w:tcPr>
+          <w:p>
+            <w:pPr>
+              <w:spacing w:before="79" w:after="79" w:line="276" w:lineRule="auto"/>
+              <w:jc w:val="center"/>
+            </w:pPr>
+            <w:r>
+              <w:rPr>
+                <w:rFonts w:ascii="Calibri" w:hAnsi="Calibri"/>
+                <w:b/>
+                <w:color w:val="FFFFFF"/>
+                <w:sz w:val="20"/>
+              </w:rPr>
+              <w:t>4</w:t>
+            </w:r>
+          </w:p>
+        </w:tc>
+        <w:tc>
+          <w:tcPr>
+            <w:tcW w:type="dxa" w:w="606"/>
+            <w:vAlign w:val="center"/>
+            <w:shd w:val="clear" w:color="auto" w:fill="202335"/>
+          </w:tcPr>
+          <w:p>
+            <w:pPr>
+              <w:spacing w:before="79" w:after="79" w:line="276" w:lineRule="auto"/>
+              <w:jc w:val="center"/>
+            </w:pPr>
+            <w:r>
+              <w:rPr>
+                <w:rFonts w:ascii="Calibri" w:hAnsi="Calibri"/>
+                <w:b/>
+                <w:color w:val="FFFFFF"/>
+                <w:sz w:val="20"/>
+              </w:rPr>
+              <w:t>5</w:t>
+            </w:r>
+          </w:p>
+        </w:tc>
+        <w:tc>
+          <w:tcPr>
+            <w:tcW w:type="dxa" w:w="606"/>
+            <w:vAlign w:val="center"/>
+            <w:shd w:val="clear" w:color="auto" w:fill="202335"/>
+          </w:tcPr>
+          <w:p>
+            <w:pPr>
+              <w:spacing w:before="79" w:after="79" w:line="276" w:lineRule="auto"/>
+              <w:jc w:val="center"/>
+            </w:pPr>
+            <w:r>
+              <w:rPr>
+                <w:rFonts w:ascii="Calibri" w:hAnsi="Calibri"/>
+                <w:b/>
+                <w:color w:val="FFFFFF"/>
+                <w:sz w:val="20"/>
+              </w:rPr>
+              <w:t>6</w:t>
+            </w:r>
+          </w:p>
+        </w:tc>
+        <w:tc>
+          <w:tcPr>
+            <w:tcW w:type="dxa" w:w="606"/>
+            <w:vAlign w:val="center"/>
+            <w:shd w:val="clear" w:color="auto" w:fill="202335"/>
+          </w:tcPr>
+          <w:p>
+            <w:pPr>
+              <w:spacing w:before="79" w:after="79" w:line="276" w:lineRule="auto"/>
+              <w:jc w:val="center"/>
+            </w:pPr>
+            <w:r>
+              <w:rPr>
+                <w:rFonts w:ascii="Calibri" w:hAnsi="Calibri"/>
+                <w:b/>
+                <w:color w:val="FFFFFF"/>
+                <w:sz w:val="20"/>
+              </w:rPr>
+              <w:t>7</w:t>
+            </w:r>
+          </w:p>
+        </w:tc>
+        <w:tc>
+          <w:tcPr>
+            <w:tcW w:type="dxa" w:w="606"/>
+            <w:vAlign w:val="center"/>
+            <w:shd w:val="clear" w:color="auto" w:fill="202335"/>
+          </w:tcPr>
+          <w:p>
+            <w:pPr>
+              <w:spacing w:before="79" w:after="79" w:line="276" w:lineRule="auto"/>
+              <w:jc w:val="center"/>
+            </w:pPr>
+            <w:r>
+              <w:rPr>
+                <w:rFonts w:ascii="Calibri" w:hAnsi="Calibri"/>
+                <w:b/>
+                <w:color w:val="FFFFFF"/>
+                <w:sz w:val="20"/>
+              </w:rPr>
+              <w:t>8</w:t>
+            </w:r>
+          </w:p>
+        </w:tc>
+        <w:tc>
+          <w:tcPr>
+            <w:tcW w:type="dxa" w:w="606"/>
+            <w:vAlign w:val="center"/>
+            <w:shd w:val="clear" w:color="auto" w:fill="202335"/>
+          </w:tcPr>
+          <w:p>
+            <w:pPr>
+              <w:spacing w:before="79" w:after="79" w:line="276" w:lineRule="auto"/>
+              <w:jc w:val="center"/>
+            </w:pPr>
+            <w:r>
+              <w:rPr>
+                <w:rFonts w:ascii="Calibri" w:hAnsi="Calibri"/>
+                <w:b/>
+                <w:color w:val="FFFFFF"/>
+                <w:sz w:val="20"/>
+              </w:rPr>
+              <w:t>10</w:t>
+            </w:r>
+          </w:p>
+        </w:tc>
+        <w:tc>
+          <w:tcPr>
+            <w:tcW w:type="dxa" w:w="606"/>
+            <w:vAlign w:val="center"/>
+            <w:shd w:val="clear" w:color="auto" w:fill="202335"/>
+          </w:tcPr>
+          <w:p>
+            <w:pPr>
+              <w:spacing w:before="79" w:after="79" w:line="276" w:lineRule="auto"/>
+              <w:jc w:val="center"/>
+            </w:pPr>
+            <w:r>
+              <w:rPr>
+                <w:rFonts w:ascii="Calibri" w:hAnsi="Calibri"/>
+                <w:b/>
+                <w:color w:val="FFFFFF"/>
+                <w:sz w:val="20"/>
+              </w:rPr>
+              <w:t>12</w:t>
+            </w:r>
+          </w:p>
+        </w:tc>
+        <w:tc>
+          <w:tcPr>
+            <w:tcW w:type="dxa" w:w="606"/>
+            <w:vAlign w:val="center"/>
+            <w:shd w:val="clear" w:color="auto" w:fill="202335"/>
+          </w:tcPr>
+          <w:p>
+            <w:pPr>
+              <w:spacing w:before="79" w:after="79" w:line="276" w:lineRule="auto"/>
+              <w:jc w:val="center"/>
+            </w:pPr>
+            <w:r>
+              <w:rPr>
+                <w:rFonts w:ascii="Calibri" w:hAnsi="Calibri"/>
+                <w:b/>
+                <w:color w:val="FFFFFF"/>
+                <w:sz w:val="20"/>
+              </w:rPr>
+              <w:t>13</w:t>
+            </w:r>
+          </w:p>
+        </w:tc>
+        <w:tc>
+          <w:tcPr>
+            <w:tcW w:type="dxa" w:w="606"/>
+            <w:vAlign w:val="center"/>
+            <w:shd w:val="clear" w:color="auto" w:fill="202335"/>
+          </w:tcPr>
+          <w:p>
+            <w:pPr>
+              <w:spacing w:before="79" w:after="79" w:line="276" w:lineRule="auto"/>
+              <w:jc w:val="center"/>
+            </w:pPr>
+            <w:r>
+              <w:rPr>
+                <w:rFonts w:ascii="Calibri" w:hAnsi="Calibri"/>
+                <w:b/>
+                <w:color w:val="FFFFFF"/>
+                <w:sz w:val="20"/>
+              </w:rPr>
+              <w:t>20</w:t>
+            </w:r>
+          </w:p>
+        </w:tc>
+        <w:tc>
+          <w:tcPr>
+            <w:tcW w:type="dxa" w:w="606"/>
+            <w:vAlign w:val="center"/>
+            <w:shd w:val="clear" w:color="auto" w:fill="202335"/>
+          </w:tcPr>
+          <w:p>
+            <w:pPr>
+              <w:spacing w:before="79" w:after="79" w:line="276" w:lineRule="auto"/>
+              <w:jc w:val="center"/>
+            </w:pPr>
+            <w:r>
+              <w:rPr>
+                <w:rFonts w:ascii="Calibri" w:hAnsi="Calibri"/>
+                <w:b/>
+                <w:color w:val="FFFFFF"/>
+                <w:sz w:val="20"/>
+              </w:rPr>
+              <w:t>30</w:t>
+            </w:r>
+          </w:p>
+        </w:tc>
+        <w:tc>
+          <w:tcPr>
+            <w:tcW w:type="dxa" w:w="606"/>
+            <w:vAlign w:val="center"/>
+            <w:shd w:val="clear" w:color="auto" w:fill="202335"/>
+          </w:tcPr>
+          <w:p>
+            <w:pPr>
+              <w:spacing w:before="79" w:after="79" w:line="276" w:lineRule="auto"/>
+              <w:jc w:val="center"/>
+            </w:pPr>
+            <w:r>
+              <w:rPr>
+                <w:rFonts w:ascii="Calibri" w:hAnsi="Calibri"/>
+                <w:b/>
+                <w:color w:val="FFFFFF"/>
+                <w:sz w:val="20"/>
+              </w:rPr>
+              <w:t>50</w:t>
+            </w:r>
+          </w:p>
+        </w:tc>
+      </w:tr>
+      <w:tr>
+        <w:trPr>
+          <w:cantSplit/>
+        </w:trPr>
+        <w:tc>
+          <w:tcPr>
+            <w:tcW w:type="dxa" w:w="1150"/>
+            <w:vAlign w:val="center"/>
+          </w:tcPr>
+          <w:p>
+            <w:pPr>
+              <w:spacing w:before="79" w:after="79" w:line="276" w:lineRule="auto"/>
+            </w:pPr>
+            <w:r>
+              <w:rPr>
+                <w:rFonts w:ascii="Calibri" w:hAnsi="Calibri"/>
+                <w:sz w:val="20"/>
+              </w:rPr>
+              <w:t>V_1(t), m²HE</w:t>
+            </w:r>
+          </w:p>
+        </w:tc>
+        <w:tc>
+          <w:tcPr>
+            <w:tcW w:type="dxa" w:w="606"/>
+            <w:vAlign w:val="center"/>
+          </w:tcPr>
+          <w:p>
+            <w:pPr>
+              <w:spacing w:before="79" w:after="79" w:line="276" w:lineRule="auto"/>
+              <w:jc w:val="center"/>
+            </w:pPr>
+            <w:r>
+              <w:rPr>
+                <w:rFonts w:ascii="Calibri" w:hAnsi="Calibri"/>
+                <w:sz w:val="20"/>
+              </w:rPr>
+              <w:t>24,0</w:t>
+            </w:r>
+          </w:p>
+        </w:tc>
+        <w:tc>
+          <w:tcPr>
+            <w:tcW w:type="dxa" w:w="606"/>
+            <w:vAlign w:val="center"/>
+          </w:tcPr>
+          <w:p>
+            <w:pPr>
+              <w:spacing w:before="79" w:after="79" w:line="276" w:lineRule="auto"/>
+              <w:jc w:val="center"/>
+            </w:pPr>
+            <w:r>
+              <w:rPr>
+                <w:rFonts w:ascii="Calibri" w:hAnsi="Calibri"/>
+                <w:sz w:val="20"/>
+              </w:rPr>
+              <w:t>68,2</w:t>
+            </w:r>
+          </w:p>
+        </w:tc>
+        <w:tc>
+          <w:tcPr>
+            <w:tcW w:type="dxa" w:w="606"/>
+            <w:vAlign w:val="center"/>
+          </w:tcPr>
+          <w:p>
+            <w:pPr>
+              <w:spacing w:before="79" w:after="79" w:line="276" w:lineRule="auto"/>
+              <w:jc w:val="center"/>
+            </w:pPr>
+            <w:r>
+              <w:rPr>
+                <w:rFonts w:ascii="Calibri" w:hAnsi="Calibri"/>
+                <w:sz w:val="20"/>
+              </w:rPr>
+              <w:t>156,5</w:t>
+            </w:r>
+          </w:p>
+        </w:tc>
+        <w:tc>
+          <w:tcPr>
+            <w:tcW w:type="dxa" w:w="606"/>
+            <w:vAlign w:val="center"/>
+          </w:tcPr>
+          <w:p>
+            <w:pPr>
+              <w:spacing w:before="79" w:after="79" w:line="276" w:lineRule="auto"/>
+              <w:jc w:val="center"/>
+            </w:pPr>
+            <w:r>
+              <w:rPr>
+                <w:rFonts w:ascii="Calibri" w:hAnsi="Calibri"/>
+                <w:sz w:val="20"/>
+              </w:rPr>
+              <w:t>195,2</w:t>
+            </w:r>
+          </w:p>
+        </w:tc>
+        <w:tc>
+          <w:tcPr>
+            <w:tcW w:type="dxa" w:w="606"/>
+            <w:vAlign w:val="center"/>
+          </w:tcPr>
+          <w:p>
+            <w:pPr>
+              <w:spacing w:before="79" w:after="79" w:line="276" w:lineRule="auto"/>
+              <w:jc w:val="center"/>
+            </w:pPr>
+            <w:r>
+              <w:rPr>
+                <w:rFonts w:ascii="Calibri" w:hAnsi="Calibri"/>
+                <w:sz w:val="20"/>
+              </w:rPr>
+              <w:t>219,1</w:t>
+            </w:r>
+          </w:p>
+        </w:tc>
+        <w:tc>
+          <w:tcPr>
+            <w:tcW w:type="dxa" w:w="606"/>
+            <w:vAlign w:val="center"/>
+          </w:tcPr>
+          <w:p>
+            <w:pPr>
+              <w:spacing w:before="79" w:after="79" w:line="276" w:lineRule="auto"/>
+              <w:jc w:val="center"/>
+            </w:pPr>
+            <w:r>
+              <w:rPr>
+                <w:rFonts w:ascii="Calibri" w:hAnsi="Calibri"/>
+                <w:sz w:val="20"/>
+              </w:rPr>
+              <w:t>234,1</w:t>
+            </w:r>
+          </w:p>
+        </w:tc>
+        <w:tc>
+          <w:tcPr>
+            <w:tcW w:type="dxa" w:w="606"/>
+            <w:vAlign w:val="center"/>
+          </w:tcPr>
+          <w:p>
+            <w:pPr>
+              <w:spacing w:before="79" w:after="79" w:line="276" w:lineRule="auto"/>
+              <w:jc w:val="center"/>
+            </w:pPr>
+            <w:r>
+              <w:rPr>
+                <w:rFonts w:ascii="Calibri" w:hAnsi="Calibri"/>
+                <w:sz w:val="20"/>
+              </w:rPr>
+              <w:t>242,6</w:t>
+            </w:r>
+          </w:p>
+        </w:tc>
+        <w:tc>
+          <w:tcPr>
+            <w:tcW w:type="dxa" w:w="606"/>
+            <w:vAlign w:val="center"/>
+          </w:tcPr>
+          <w:p>
+            <w:pPr>
+              <w:spacing w:before="79" w:after="79" w:line="276" w:lineRule="auto"/>
+              <w:jc w:val="center"/>
+            </w:pPr>
+            <w:r>
+              <w:rPr>
+                <w:rFonts w:ascii="Calibri" w:hAnsi="Calibri"/>
+                <w:sz w:val="20"/>
+              </w:rPr>
+              <w:t>246,1</w:t>
+            </w:r>
+          </w:p>
+        </w:tc>
+        <w:tc>
+          <w:tcPr>
+            <w:tcW w:type="dxa" w:w="606"/>
+            <w:vAlign w:val="center"/>
+          </w:tcPr>
+          <w:p>
+            <w:pPr>
+              <w:spacing w:before="79" w:after="79" w:line="276" w:lineRule="auto"/>
+              <w:jc w:val="center"/>
+            </w:pPr>
+            <w:r>
+              <w:rPr>
+                <w:rFonts w:ascii="Calibri" w:hAnsi="Calibri"/>
+                <w:sz w:val="20"/>
+              </w:rPr>
+              <w:t>250,1</w:t>
+            </w:r>
+          </w:p>
+        </w:tc>
+        <w:tc>
+          <w:tcPr>
+            <w:tcW w:type="dxa" w:w="606"/>
+            <w:vAlign w:val="center"/>
+          </w:tcPr>
+          <w:p>
+            <w:pPr>
+              <w:spacing w:before="79" w:after="79" w:line="276" w:lineRule="auto"/>
+              <w:jc w:val="center"/>
+            </w:pPr>
+            <w:r>
+              <w:rPr>
+                <w:rFonts w:ascii="Calibri" w:hAnsi="Calibri"/>
+                <w:sz w:val="20"/>
+              </w:rPr>
+              <w:t>252,0</w:t>
+            </w:r>
+          </w:p>
+        </w:tc>
+        <w:tc>
+          <w:tcPr>
+            <w:tcW w:type="dxa" w:w="606"/>
+            <w:vAlign w:val="center"/>
+          </w:tcPr>
+          <w:p>
+            <w:pPr>
+              <w:spacing w:before="79" w:after="79" w:line="276" w:lineRule="auto"/>
+              <w:jc w:val="center"/>
+            </w:pPr>
+            <w:r>
+              <w:rPr>
+                <w:rFonts w:ascii="Calibri" w:hAnsi="Calibri"/>
+                <w:sz w:val="20"/>
+              </w:rPr>
+              <w:t>205,2</w:t>
+            </w:r>
+          </w:p>
+        </w:tc>
+        <w:tc>
+          <w:tcPr>
+            <w:tcW w:type="dxa" w:w="606"/>
+            <w:vAlign w:val="center"/>
+          </w:tcPr>
+          <w:p>
+            <w:pPr>
+              <w:spacing w:before="79" w:after="79" w:line="276" w:lineRule="auto"/>
+              <w:jc w:val="center"/>
+            </w:pPr>
+            <w:r>
+              <w:rPr>
+                <w:rFonts w:ascii="Calibri" w:hAnsi="Calibri"/>
+                <w:sz w:val="20"/>
+              </w:rPr>
+              <w:t>204,3</w:t>
+            </w:r>
+          </w:p>
+        </w:tc>
+        <w:tc>
+          <w:tcPr>
+            <w:tcW w:type="dxa" w:w="606"/>
+            <w:vAlign w:val="center"/>
+          </w:tcPr>
+          <w:p>
+            <w:pPr>
+              <w:spacing w:before="79" w:after="79" w:line="276" w:lineRule="auto"/>
+              <w:jc w:val="center"/>
+            </w:pPr>
+            <w:r>
+              <w:rPr>
+                <w:rFonts w:ascii="Calibri" w:hAnsi="Calibri"/>
+                <w:sz w:val="20"/>
+              </w:rPr>
+              <w:t>202,4</w:t>
+            </w:r>
+          </w:p>
+        </w:tc>
+        <w:tc>
+          <w:tcPr>
+            <w:tcW w:type="dxa" w:w="606"/>
+            <w:vAlign w:val="center"/>
+          </w:tcPr>
+          <w:p>
+            <w:pPr>
+              <w:spacing w:before="79" w:after="79" w:line="276" w:lineRule="auto"/>
+              <w:jc w:val="center"/>
+            </w:pPr>
+            <w:r>
+              <w:rPr>
+                <w:rFonts w:ascii="Calibri" w:hAnsi="Calibri"/>
+                <w:sz w:val="20"/>
+              </w:rPr>
+              <w:t>197,8</w:t>
+            </w:r>
+          </w:p>
+        </w:tc>
+      </w:tr>
+      <w:tr>
+        <w:trPr>
+          <w:cantSplit/>
+        </w:trPr>
+        <w:tc>
+          <w:tcPr>
+            <w:tcW w:type="dxa" w:w="1150"/>
+            <w:vAlign w:val="center"/>
+          </w:tcPr>
+          <w:p>
+            <w:pPr>
+              <w:spacing w:before="79" w:after="79" w:line="276" w:lineRule="auto"/>
+            </w:pPr>
+            <w:r>
+              <w:rPr>
+                <w:rFonts w:ascii="Calibri" w:hAnsi="Calibri"/>
+                <w:sz w:val="20"/>
+              </w:rPr>
+              <w:t>V_0(t) x k_W, m²HE</w:t>
+            </w:r>
+          </w:p>
+        </w:tc>
+        <w:tc>
+          <w:tcPr>
+            <w:tcW w:type="dxa" w:w="606"/>
+            <w:vAlign w:val="center"/>
+          </w:tcPr>
+          <w:p>
+            <w:pPr>
+              <w:spacing w:before="79" w:after="79" w:line="276" w:lineRule="auto"/>
+              <w:jc w:val="center"/>
+            </w:pPr>
+            <w:r>
+              <w:rPr>
+                <w:rFonts w:ascii="Calibri" w:hAnsi="Calibri"/>
+                <w:sz w:val="20"/>
+              </w:rPr>
+              <w:t>270,4</w:t>
+            </w:r>
+          </w:p>
+        </w:tc>
+        <w:tc>
+          <w:tcPr>
+            <w:tcW w:type="dxa" w:w="606"/>
+            <w:vAlign w:val="center"/>
+          </w:tcPr>
+          <w:p>
+            <w:pPr>
+              <w:spacing w:before="79" w:after="79" w:line="276" w:lineRule="auto"/>
+              <w:jc w:val="center"/>
+            </w:pPr>
+            <w:r>
+              <w:rPr>
+                <w:rFonts w:ascii="Calibri" w:hAnsi="Calibri"/>
+                <w:sz w:val="20"/>
+              </w:rPr>
+              <w:t>270,4</w:t>
+            </w:r>
+          </w:p>
+        </w:tc>
+        <w:tc>
+          <w:tcPr>
+            <w:tcW w:type="dxa" w:w="606"/>
+            <w:vAlign w:val="center"/>
+          </w:tcPr>
+          <w:p>
+            <w:pPr>
+              <w:spacing w:before="79" w:after="79" w:line="276" w:lineRule="auto"/>
+              <w:jc w:val="center"/>
+            </w:pPr>
+            <w:r>
+              <w:rPr>
+                <w:rFonts w:ascii="Calibri" w:hAnsi="Calibri"/>
+                <w:sz w:val="20"/>
+              </w:rPr>
+              <w:t>270,4</w:t>
+            </w:r>
+          </w:p>
+        </w:tc>
+        <w:tc>
+          <w:tcPr>
+            <w:tcW w:type="dxa" w:w="606"/>
+            <w:vAlign w:val="center"/>
+          </w:tcPr>
+          <w:p>
+            <w:pPr>
+              <w:spacing w:before="79" w:after="79" w:line="276" w:lineRule="auto"/>
+              <w:jc w:val="center"/>
+            </w:pPr>
+            <w:r>
+              <w:rPr>
+                <w:rFonts w:ascii="Calibri" w:hAnsi="Calibri"/>
+                <w:sz w:val="20"/>
+              </w:rPr>
+              <w:t>270,4</w:t>
+            </w:r>
+          </w:p>
+        </w:tc>
+        <w:tc>
+          <w:tcPr>
+            <w:tcW w:type="dxa" w:w="606"/>
+            <w:vAlign w:val="center"/>
+          </w:tcPr>
+          <w:p>
+            <w:pPr>
+              <w:spacing w:before="79" w:after="79" w:line="276" w:lineRule="auto"/>
+              <w:jc w:val="center"/>
+            </w:pPr>
+            <w:r>
+              <w:rPr>
+                <w:rFonts w:ascii="Calibri" w:hAnsi="Calibri"/>
+                <w:sz w:val="20"/>
+              </w:rPr>
+              <w:t>270,2</w:t>
+            </w:r>
+          </w:p>
+        </w:tc>
+        <w:tc>
+          <w:tcPr>
+            <w:tcW w:type="dxa" w:w="606"/>
+            <w:vAlign w:val="center"/>
+          </w:tcPr>
+          <w:p>
+            <w:pPr>
+              <w:spacing w:before="79" w:after="79" w:line="276" w:lineRule="auto"/>
+              <w:jc w:val="center"/>
+            </w:pPr>
+            <w:r>
+              <w:rPr>
+                <w:rFonts w:ascii="Calibri" w:hAnsi="Calibri"/>
+                <w:sz w:val="20"/>
+              </w:rPr>
+              <w:t>270,0</w:t>
+            </w:r>
+          </w:p>
+        </w:tc>
+        <w:tc>
+          <w:tcPr>
+            <w:tcW w:type="dxa" w:w="606"/>
+            <w:vAlign w:val="center"/>
+          </w:tcPr>
+          <w:p>
+            <w:pPr>
+              <w:spacing w:before="79" w:after="79" w:line="276" w:lineRule="auto"/>
+              <w:jc w:val="center"/>
+            </w:pPr>
+            <w:r>
+              <w:rPr>
+                <w:rFonts w:ascii="Calibri" w:hAnsi="Calibri"/>
+                <w:sz w:val="20"/>
+              </w:rPr>
+              <w:t>269,9</w:t>
+            </w:r>
+          </w:p>
+        </w:tc>
+        <w:tc>
+          <w:tcPr>
+            <w:tcW w:type="dxa" w:w="606"/>
+            <w:vAlign w:val="center"/>
+          </w:tcPr>
+          <w:p>
+            <w:pPr>
+              <w:spacing w:before="79" w:after="79" w:line="276" w:lineRule="auto"/>
+              <w:jc w:val="center"/>
+            </w:pPr>
+            <w:r>
+              <w:rPr>
+                <w:rFonts w:ascii="Calibri" w:hAnsi="Calibri"/>
+                <w:sz w:val="20"/>
+              </w:rPr>
+              <w:t>269,7</w:t>
+            </w:r>
+          </w:p>
+        </w:tc>
+        <w:tc>
+          <w:tcPr>
+            <w:tcW w:type="dxa" w:w="606"/>
+            <w:vAlign w:val="center"/>
+          </w:tcPr>
+          <w:p>
+            <w:pPr>
+              <w:spacing w:before="79" w:after="79" w:line="276" w:lineRule="auto"/>
+              <w:jc w:val="center"/>
+            </w:pPr>
+            <w:r>
+              <w:rPr>
+                <w:rFonts w:ascii="Calibri" w:hAnsi="Calibri"/>
+                <w:sz w:val="20"/>
+              </w:rPr>
+              <w:t>269,4</w:t>
+            </w:r>
+          </w:p>
+        </w:tc>
+        <w:tc>
+          <w:tcPr>
+            <w:tcW w:type="dxa" w:w="606"/>
+            <w:vAlign w:val="center"/>
+          </w:tcPr>
+          <w:p>
+            <w:pPr>
+              <w:spacing w:before="79" w:after="79" w:line="276" w:lineRule="auto"/>
+              <w:jc w:val="center"/>
+            </w:pPr>
+            <w:r>
+              <w:rPr>
+                <w:rFonts w:ascii="Calibri" w:hAnsi="Calibri"/>
+                <w:sz w:val="20"/>
+              </w:rPr>
+              <w:t>269,0</w:t>
+            </w:r>
+          </w:p>
+        </w:tc>
+        <w:tc>
+          <w:tcPr>
+            <w:tcW w:type="dxa" w:w="606"/>
+            <w:vAlign w:val="center"/>
+          </w:tcPr>
+          <w:p>
+            <w:pPr>
+              <w:spacing w:before="79" w:after="79" w:line="276" w:lineRule="auto"/>
+              <w:jc w:val="center"/>
+            </w:pPr>
+            <w:r>
+              <w:rPr>
+                <w:rFonts w:ascii="Calibri" w:hAnsi="Calibri"/>
+                <w:sz w:val="20"/>
+              </w:rPr>
+              <w:t>268,8</w:t>
+            </w:r>
+          </w:p>
+        </w:tc>
+        <w:tc>
+          <w:tcPr>
+            <w:tcW w:type="dxa" w:w="606"/>
+            <w:vAlign w:val="center"/>
+          </w:tcPr>
+          <w:p>
+            <w:pPr>
+              <w:spacing w:before="79" w:after="79" w:line="276" w:lineRule="auto"/>
+              <w:jc w:val="center"/>
+            </w:pPr>
+            <w:r>
+              <w:rPr>
+                <w:rFonts w:ascii="Calibri" w:hAnsi="Calibri"/>
+                <w:sz w:val="20"/>
+              </w:rPr>
+              <w:t>267,7</w:t>
+            </w:r>
+          </w:p>
+        </w:tc>
+        <w:tc>
+          <w:tcPr>
+            <w:tcW w:type="dxa" w:w="606"/>
+            <w:vAlign w:val="center"/>
+          </w:tcPr>
+          <w:p>
+            <w:pPr>
+              <w:spacing w:before="79" w:after="79" w:line="276" w:lineRule="auto"/>
+              <w:jc w:val="center"/>
+            </w:pPr>
+            <w:r>
+              <w:rPr>
+                <w:rFonts w:ascii="Calibri" w:hAnsi="Calibri"/>
+                <w:sz w:val="20"/>
+              </w:rPr>
+              <w:t>265,0</w:t>
+            </w:r>
+          </w:p>
+        </w:tc>
+        <w:tc>
+          <w:tcPr>
+            <w:tcW w:type="dxa" w:w="606"/>
+            <w:vAlign w:val="center"/>
+          </w:tcPr>
+          <w:p>
+            <w:pPr>
+              <w:spacing w:before="79" w:after="79" w:line="276" w:lineRule="auto"/>
+              <w:jc w:val="center"/>
+            </w:pPr>
+            <w:r>
+              <w:rPr>
+                <w:rFonts w:ascii="Calibri" w:hAnsi="Calibri"/>
+                <w:sz w:val="20"/>
+              </w:rPr>
+              <w:t>258,3</w:t>
+            </w:r>
+          </w:p>
+        </w:tc>
+      </w:tr>
+    </w:tbl>
+    <w:p>
+      <w:pPr>
+        <w:spacing w:before="57" w:after="227" w:line="288" w:lineRule="auto"/>
+      </w:pPr>
+      <w:r>
+        <w:rPr>
+          <w:rFonts w:ascii="Calibri" w:hAnsi="Calibri"/>
+          <w:sz w:val="20"/>
+        </w:rPr>
+        <w:t>I_0 = 13 277,1 m²HE·an (T7) : la friche initiale subit elle aussi le réchauffement. I_1 = 10 059,9 m²HE·an. Dette de maturité (T8) : 673,1 m²HE·an.</w:t>
+      </w:r>
+    </w:p>
+    <w:p>
+      <w:pPr>
+        <w:spacing w:before="57" w:after="227" w:line="288" w:lineRule="auto"/>
+      </w:pPr>
+      <w:r>
+        <w:rPr>
+          <w:rFonts w:ascii="Calibri" w:hAnsi="Calibri"/>
+          <w:b/>
+          <w:sz w:val="20"/>
+        </w:rPr>
+        <w:t>C.5 bis Agrégation du site.</w:t>
+      </w:r>
+      <w:r>
+        <w:rPr>
+          <w:rFonts w:ascii="Calibri" w:hAnsi="Calibri"/>
+          <w:sz w:val="20"/>
+        </w:rPr>
+        <w:t xml:space="preserve"> Cnat = 13 277,1 - 10 059,9 + 0 = 3 217,2 m²HE·an (A1), soit 24,2 % de I_0 et 64,3 m²HE en moyenne annuelle. Sur 30 ans : 1 988,1 m²HE·an. Le niveau 1 (Cnat &lt;= 0) n'est pas atteint.</w:t>
       </w:r>
     </w:p>
     <w:p>
@@ -13755,7 +17310,7 @@
           <w:rFonts w:ascii="Calibri" w:hAnsi="Calibri"/>
           <w:sz w:val="20"/>
         </w:rPr>
-        <w:t xml:space="preserve"> Snat = -(671,9 + 141 843) = -142 515 m²HE·an.</w:t>
+        <w:t xml:space="preserve"> Snat = -(3 217,2 + 141 843) = -145 060 m²HE·an.</w:t>
       </w:r>
     </w:p>
     <w:p>
@@ -13795,7 +17350,7 @@
           <w:rFonts w:ascii="Calibri" w:hAnsi="Calibri"/>
           <w:sz w:val="20"/>
         </w:rPr>
-        <w:t xml:space="preserve"> L'attestation au permis porte Bnat = 59,0 (seuil 45) et une pleine terre de 42,5 % (seuil 15 %) : le plan masse est conforme. À l'achèvement, le site reste en légère perte nette (5 % de sa valeur intégrée) : la friche herbacée initiale, même dégradée par une espèce envahissante, valait autant que les aménagements une fois mûrs. La biodiversité grise pèse plus de 200 fois la perte du site et dix fois la valeur intégrée du site entier : 60 % par le climat, 39 % par le bois d'origine non justifiée. Justifier une coupe sélective (MSA 0,70) ramènerait Inat_bois de 55 556 à 33 333 m²HE·an.</w:t>
+        <w:t xml:space="preserve"> L'attestation au permis porte Bnat = 59,0 (seuil 45) et une pleine terre de 42,5 % (seuil 15 %) : le plan masse est conforme. À l'achèvement, le site reste en perte nette (24 % de sa valeur intégrée) : la friche herbacée initiale, même dégradée par une espèce envahissante, valait plus que les aménagements une fois mûrs. La perte tient d'abord à la gestion : un plan de gestion écologique couvrant les cinquante ans ramènerait Cnat à 1 476 m²HE·an, un plan de trente ans à 2 292, l'absence de plan la porterait à 3 644 (cas D20 à D22 de la partie 8). Le substrat de la toiture vient ensuite : à 30 cm, Cnat baisse de 93 m²HE·an ; à 8 cm, il monte de 298. Un défrichement en mai, en pleine nidification, ajouterait 243,6 m²HE·an (cas D01). La biodiversité grise pèse près de 100 fois la perte du site et dix fois la valeur intégrée du site entier : 60 % par le climat, 39 % par le bois d'origine non justifiée. Justifier une coupe sélective (MSA 0,70) ramènerait Inat_bois de 55 556 à 33 333 m²HE·an.</w:t>
       </w:r>
     </w:p>
     <w:sectPr>

--- a/livraison/Méthode de calcul OpenNAT v1.docx
+++ b/livraison/Méthode de calcul OpenNAT v1.docx
@@ -10312,7 +10312,49 @@
           <w:rFonts w:ascii="Calibri" w:hAnsi="Calibri"/>
           <w:sz w:val="20"/>
         </w:rPr>
-        <w:t xml:space="preserve">Un fichier XML, validé par un schéma XSD publié avec la méthode, et sa copie JSON. Sa structure reprend celle du RSEE : un bloc </w:t>
+        <w:t>Un fichier XML, validé par un schéma XSD publié avec la méthode (</w:t>
+      </w:r>
+      <w:r>
+        <w:rPr>
+          <w:rFonts w:ascii="Calibri" w:hAnsi="Calibri"/>
+          <w:sz w:val="20"/>
+        </w:rPr>
+        <w:t>schemas/rsnat.xsd</w:t>
+      </w:r>
+      <w:r>
+        <w:rPr>
+          <w:rFonts w:ascii="Calibri" w:hAnsi="Calibri"/>
+          <w:sz w:val="20"/>
+        </w:rPr>
+        <w:t>), et sa copie JSON, validée par son schéma JSON (</w:t>
+      </w:r>
+      <w:r>
+        <w:rPr>
+          <w:rFonts w:ascii="Calibri" w:hAnsi="Calibri"/>
+          <w:sz w:val="20"/>
+        </w:rPr>
+        <w:t>schemas/rsnat.schema.json</w:t>
+      </w:r>
+      <w:r>
+        <w:rPr>
+          <w:rFonts w:ascii="Calibri" w:hAnsi="Calibri"/>
+          <w:sz w:val="20"/>
+        </w:rPr>
+        <w:t>). Le fichier projet, en entrée du moteur, a lui aussi son schéma (</w:t>
+      </w:r>
+      <w:r>
+        <w:rPr>
+          <w:rFonts w:ascii="Calibri" w:hAnsi="Calibri"/>
+          <w:sz w:val="20"/>
+        </w:rPr>
+        <w:t>schemas/projet.schema.json</w:t>
+      </w:r>
+      <w:r>
+        <w:rPr>
+          <w:rFonts w:ascii="Calibri" w:hAnsi="Calibri"/>
+          <w:sz w:val="20"/>
+        </w:rPr>
+        <w:t xml:space="preserve">). Sa structure reprend celle du RSEE : un bloc </w:t>
       </w:r>
       <w:r>
         <w:rPr>
@@ -11840,7 +11882,7 @@
                 <w:rFonts w:ascii="Calibri" w:hAnsi="Calibri"/>
                 <w:sz w:val="20"/>
               </w:rPr>
-              <w:t>seuils proposés</w:t>
+              <w:t>seuils proposés, bornes des classes d'emprise</w:t>
             </w:r>
           </w:p>
         </w:tc>
@@ -11853,6 +11895,65 @@
             <w:pPr>
               <w:spacing w:before="79" w:after="79" w:line="276" w:lineRule="auto"/>
             </w:pPr>
+          </w:p>
+        </w:tc>
+      </w:tr>
+      <w:tr>
+        <w:trPr>
+          <w:cantSplit/>
+        </w:trPr>
+        <w:tc>
+          <w:tcPr>
+            <w:tcW w:type="dxa" w:w="2536"/>
+            <w:vAlign w:val="center"/>
+          </w:tcPr>
+          <w:p>
+            <w:pPr>
+              <w:spacing w:before="79" w:after="79" w:line="276" w:lineRule="auto"/>
+            </w:pPr>
+            <w:r>
+              <w:rPr>
+                <w:rFonts w:ascii="Calibri" w:hAnsi="Calibri"/>
+                <w:sz w:val="20"/>
+              </w:rPr>
+              <w:t>constantes.csv</w:t>
+            </w:r>
+          </w:p>
+        </w:tc>
+        <w:tc>
+          <w:tcPr>
+            <w:tcW w:type="dxa" w:w="3551"/>
+            <w:vAlign w:val="center"/>
+          </w:tcPr>
+          <w:p>
+            <w:pPr>
+              <w:spacing w:before="79" w:after="79" w:line="276" w:lineRule="auto"/>
+            </w:pPr>
+            <w:r>
+              <w:rPr>
+                <w:rFonts w:ascii="Calibri" w:hAnsi="Calibri"/>
+                <w:sz w:val="20"/>
+              </w:rPr>
+              <w:t>constantes des équations publiées (FAO-56, ISO 2533), valeurs de règle des modules dynamiques, seuils de contrôle</w:t>
+            </w:r>
+          </w:p>
+        </w:tc>
+        <w:tc>
+          <w:tcPr>
+            <w:tcW w:type="dxa" w:w="3551"/>
+            <w:vAlign w:val="center"/>
+          </w:tcPr>
+          <w:p>
+            <w:pPr>
+              <w:spacing w:before="79" w:after="79" w:line="276" w:lineRule="auto"/>
+            </w:pPr>
+            <w:r>
+              <w:rPr>
+                <w:rFonts w:ascii="Calibri" w:hAnsi="Calibri"/>
+                <w:sz w:val="20"/>
+              </w:rPr>
+              <w:t>outils/construire_constantes.py</w:t>
+            </w:r>
           </w:p>
         </w:tc>
       </w:tr>

--- a/livraison/Méthode de calcul OpenNAT v1.docx
+++ b/livraison/Méthode de calcul OpenNAT v1.docx
@@ -239,6 +239,7 @@
     </w:p>
     <w:p>
       <w:pPr>
+        <w:keepNext/>
         <w:spacing w:before="57" w:after="227" w:line="288" w:lineRule="auto"/>
       </w:pPr>
       <w:r>
@@ -284,6 +285,7 @@
           </w:tcPr>
           <w:p>
             <w:pPr>
+              <w:keepNext/>
               <w:spacing w:before="79" w:after="79" w:line="276" w:lineRule="auto"/>
             </w:pPr>
             <w:r>
@@ -305,6 +307,7 @@
           </w:tcPr>
           <w:p>
             <w:pPr>
+              <w:keepNext/>
               <w:spacing w:before="79" w:after="79" w:line="276" w:lineRule="auto"/>
             </w:pPr>
             <w:r>
@@ -326,6 +329,7 @@
           </w:tcPr>
           <w:p>
             <w:pPr>
+              <w:keepNext/>
               <w:spacing w:before="79" w:after="79" w:line="276" w:lineRule="auto"/>
             </w:pPr>
             <w:r>
@@ -347,6 +351,7 @@
           </w:tcPr>
           <w:p>
             <w:pPr>
+              <w:keepNext/>
               <w:spacing w:before="79" w:after="79" w:line="276" w:lineRule="auto"/>
             </w:pPr>
             <w:r>
@@ -372,6 +377,7 @@
           </w:tcPr>
           <w:p>
             <w:pPr>
+              <w:keepNext/>
               <w:spacing w:before="79" w:after="79" w:line="276" w:lineRule="auto"/>
             </w:pPr>
             <w:r>
@@ -390,6 +396,7 @@
           </w:tcPr>
           <w:p>
             <w:pPr>
+              <w:keepNext/>
               <w:spacing w:before="79" w:after="79" w:line="276" w:lineRule="auto"/>
             </w:pPr>
             <w:r>
@@ -408,6 +415,7 @@
           </w:tcPr>
           <w:p>
             <w:pPr>
+              <w:keepNext/>
               <w:spacing w:before="79" w:after="79" w:line="276" w:lineRule="auto"/>
             </w:pPr>
             <w:r>
@@ -426,6 +434,7 @@
           </w:tcPr>
           <w:p>
             <w:pPr>
+              <w:keepNext/>
               <w:spacing w:before="79" w:after="79" w:line="276" w:lineRule="auto"/>
             </w:pPr>
             <w:r>
@@ -449,6 +458,7 @@
           </w:tcPr>
           <w:p>
             <w:pPr>
+              <w:keepNext/>
               <w:spacing w:before="79" w:after="79" w:line="276" w:lineRule="auto"/>
             </w:pPr>
             <w:r>
@@ -467,6 +477,7 @@
           </w:tcPr>
           <w:p>
             <w:pPr>
+              <w:keepNext/>
               <w:spacing w:before="79" w:after="79" w:line="276" w:lineRule="auto"/>
             </w:pPr>
             <w:r>
@@ -485,6 +496,7 @@
           </w:tcPr>
           <w:p>
             <w:pPr>
+              <w:keepNext/>
               <w:spacing w:before="79" w:after="79" w:line="276" w:lineRule="auto"/>
             </w:pPr>
             <w:r>
@@ -503,6 +515,7 @@
           </w:tcPr>
           <w:p>
             <w:pPr>
+              <w:keepNext/>
               <w:spacing w:before="79" w:after="79" w:line="276" w:lineRule="auto"/>
             </w:pPr>
             <w:r>
@@ -526,6 +539,7 @@
           </w:tcPr>
           <w:p>
             <w:pPr>
+              <w:keepNext/>
               <w:spacing w:before="79" w:after="79" w:line="276" w:lineRule="auto"/>
             </w:pPr>
             <w:r>
@@ -544,6 +558,7 @@
           </w:tcPr>
           <w:p>
             <w:pPr>
+              <w:keepNext/>
               <w:spacing w:before="79" w:after="79" w:line="276" w:lineRule="auto"/>
             </w:pPr>
             <w:r>
@@ -562,6 +577,7 @@
           </w:tcPr>
           <w:p>
             <w:pPr>
+              <w:keepNext/>
               <w:spacing w:before="79" w:after="79" w:line="276" w:lineRule="auto"/>
             </w:pPr>
             <w:r>
@@ -580,6 +596,7 @@
           </w:tcPr>
           <w:p>
             <w:pPr>
+              <w:keepNext/>
               <w:spacing w:before="79" w:after="79" w:line="276" w:lineRule="auto"/>
             </w:pPr>
             <w:r>
@@ -865,9 +882,9 @@
         <w:tblLayout w:type="fixed"/>
       </w:tblPr>
       <w:tblGrid>
-        <w:gridCol w:w="1791"/>
-        <w:gridCol w:w="4434"/>
-        <w:gridCol w:w="3411"/>
+        <w:gridCol w:w="1921"/>
+        <w:gridCol w:w="4755"/>
+        <w:gridCol w:w="2961"/>
       </w:tblGrid>
       <w:tr>
         <w:trPr>
@@ -876,7 +893,7 @@
         </w:trPr>
         <w:tc>
           <w:tcPr>
-            <w:tcW w:type="dxa" w:w="1792"/>
+            <w:tcW w:type="dxa" w:w="1921"/>
             <w:vAlign w:val="center"/>
             <w:shd w:val="clear" w:color="auto" w:fill="202335"/>
           </w:tcPr>
@@ -897,7 +914,7 @@
         </w:tc>
         <w:tc>
           <w:tcPr>
-            <w:tcW w:type="dxa" w:w="4434"/>
+            <w:tcW w:type="dxa" w:w="4755"/>
             <w:vAlign w:val="center"/>
             <w:shd w:val="clear" w:color="auto" w:fill="202335"/>
           </w:tcPr>
@@ -918,7 +935,7 @@
         </w:tc>
         <w:tc>
           <w:tcPr>
-            <w:tcW w:type="dxa" w:w="3411"/>
+            <w:tcW w:type="dxa" w:w="2961"/>
             <w:vAlign w:val="center"/>
             <w:shd w:val="clear" w:color="auto" w:fill="202335"/>
           </w:tcPr>
@@ -944,7 +961,7 @@
         </w:trPr>
         <w:tc>
           <w:tcPr>
-            <w:tcW w:type="dxa" w:w="1792"/>
+            <w:tcW w:type="dxa" w:w="1921"/>
             <w:vAlign w:val="center"/>
           </w:tcPr>
           <w:p>
@@ -962,7 +979,7 @@
         </w:tc>
         <w:tc>
           <w:tcPr>
-            <w:tcW w:type="dxa" w:w="4434"/>
+            <w:tcW w:type="dxa" w:w="4755"/>
             <w:vAlign w:val="center"/>
           </w:tcPr>
           <w:p>
@@ -980,7 +997,7 @@
         </w:tc>
         <w:tc>
           <w:tcPr>
-            <w:tcW w:type="dxa" w:w="3411"/>
+            <w:tcW w:type="dxa" w:w="2961"/>
             <w:vAlign w:val="center"/>
           </w:tcPr>
           <w:p>
@@ -1003,7 +1020,7 @@
         </w:trPr>
         <w:tc>
           <w:tcPr>
-            <w:tcW w:type="dxa" w:w="1792"/>
+            <w:tcW w:type="dxa" w:w="1921"/>
             <w:vAlign w:val="center"/>
           </w:tcPr>
           <w:p>
@@ -1021,7 +1038,7 @@
         </w:tc>
         <w:tc>
           <w:tcPr>
-            <w:tcW w:type="dxa" w:w="4434"/>
+            <w:tcW w:type="dxa" w:w="4755"/>
             <w:vAlign w:val="center"/>
           </w:tcPr>
           <w:p>
@@ -1039,7 +1056,7 @@
         </w:tc>
         <w:tc>
           <w:tcPr>
-            <w:tcW w:type="dxa" w:w="3411"/>
+            <w:tcW w:type="dxa" w:w="2961"/>
             <w:vAlign w:val="center"/>
           </w:tcPr>
           <w:p>
@@ -1062,7 +1079,7 @@
         </w:trPr>
         <w:tc>
           <w:tcPr>
-            <w:tcW w:type="dxa" w:w="1792"/>
+            <w:tcW w:type="dxa" w:w="1921"/>
             <w:vAlign w:val="center"/>
           </w:tcPr>
           <w:p>
@@ -1080,7 +1097,7 @@
         </w:tc>
         <w:tc>
           <w:tcPr>
-            <w:tcW w:type="dxa" w:w="4434"/>
+            <w:tcW w:type="dxa" w:w="4755"/>
             <w:vAlign w:val="center"/>
           </w:tcPr>
           <w:p>
@@ -1098,7 +1115,7 @@
         </w:tc>
         <w:tc>
           <w:tcPr>
-            <w:tcW w:type="dxa" w:w="3411"/>
+            <w:tcW w:type="dxa" w:w="2961"/>
             <w:vAlign w:val="center"/>
           </w:tcPr>
           <w:p>
@@ -1121,7 +1138,7 @@
         </w:trPr>
         <w:tc>
           <w:tcPr>
-            <w:tcW w:type="dxa" w:w="1792"/>
+            <w:tcW w:type="dxa" w:w="1921"/>
             <w:vAlign w:val="center"/>
           </w:tcPr>
           <w:p>
@@ -1139,7 +1156,7 @@
         </w:tc>
         <w:tc>
           <w:tcPr>
-            <w:tcW w:type="dxa" w:w="4434"/>
+            <w:tcW w:type="dxa" w:w="4755"/>
             <w:vAlign w:val="center"/>
           </w:tcPr>
           <w:p>
@@ -1157,7 +1174,7 @@
         </w:tc>
         <w:tc>
           <w:tcPr>
-            <w:tcW w:type="dxa" w:w="3411"/>
+            <w:tcW w:type="dxa" w:w="2961"/>
             <w:vAlign w:val="center"/>
           </w:tcPr>
           <w:p>
@@ -1180,7 +1197,7 @@
         </w:trPr>
         <w:tc>
           <w:tcPr>
-            <w:tcW w:type="dxa" w:w="1792"/>
+            <w:tcW w:type="dxa" w:w="1921"/>
             <w:vAlign w:val="center"/>
           </w:tcPr>
           <w:p>
@@ -1198,7 +1215,7 @@
         </w:tc>
         <w:tc>
           <w:tcPr>
-            <w:tcW w:type="dxa" w:w="4434"/>
+            <w:tcW w:type="dxa" w:w="4755"/>
             <w:vAlign w:val="center"/>
           </w:tcPr>
           <w:p>
@@ -1216,7 +1233,7 @@
         </w:tc>
         <w:tc>
           <w:tcPr>
-            <w:tcW w:type="dxa" w:w="3411"/>
+            <w:tcW w:type="dxa" w:w="2961"/>
             <w:vAlign w:val="center"/>
           </w:tcPr>
           <w:p>
@@ -1239,7 +1256,7 @@
         </w:trPr>
         <w:tc>
           <w:tcPr>
-            <w:tcW w:type="dxa" w:w="1792"/>
+            <w:tcW w:type="dxa" w:w="1921"/>
             <w:vAlign w:val="center"/>
           </w:tcPr>
           <w:p>
@@ -1257,7 +1274,7 @@
         </w:tc>
         <w:tc>
           <w:tcPr>
-            <w:tcW w:type="dxa" w:w="4434"/>
+            <w:tcW w:type="dxa" w:w="4755"/>
             <w:vAlign w:val="center"/>
           </w:tcPr>
           <w:p>
@@ -1275,7 +1292,7 @@
         </w:tc>
         <w:tc>
           <w:tcPr>
-            <w:tcW w:type="dxa" w:w="3411"/>
+            <w:tcW w:type="dxa" w:w="2961"/>
             <w:vAlign w:val="center"/>
           </w:tcPr>
           <w:p>
@@ -1298,7 +1315,7 @@
         </w:trPr>
         <w:tc>
           <w:tcPr>
-            <w:tcW w:type="dxa" w:w="1792"/>
+            <w:tcW w:type="dxa" w:w="1921"/>
             <w:vAlign w:val="center"/>
           </w:tcPr>
           <w:p>
@@ -1316,7 +1333,7 @@
         </w:tc>
         <w:tc>
           <w:tcPr>
-            <w:tcW w:type="dxa" w:w="4434"/>
+            <w:tcW w:type="dxa" w:w="4755"/>
             <w:vAlign w:val="center"/>
           </w:tcPr>
           <w:p>
@@ -1334,7 +1351,7 @@
         </w:tc>
         <w:tc>
           <w:tcPr>
-            <w:tcW w:type="dxa" w:w="3411"/>
+            <w:tcW w:type="dxa" w:w="2961"/>
             <w:vAlign w:val="center"/>
           </w:tcPr>
           <w:p>
@@ -1357,7 +1374,7 @@
         </w:trPr>
         <w:tc>
           <w:tcPr>
-            <w:tcW w:type="dxa" w:w="1792"/>
+            <w:tcW w:type="dxa" w:w="1921"/>
             <w:vAlign w:val="center"/>
           </w:tcPr>
           <w:p>
@@ -1375,7 +1392,7 @@
         </w:tc>
         <w:tc>
           <w:tcPr>
-            <w:tcW w:type="dxa" w:w="4434"/>
+            <w:tcW w:type="dxa" w:w="4755"/>
             <w:vAlign w:val="center"/>
           </w:tcPr>
           <w:p>
@@ -1393,7 +1410,7 @@
         </w:tc>
         <w:tc>
           <w:tcPr>
-            <w:tcW w:type="dxa" w:w="3411"/>
+            <w:tcW w:type="dxa" w:w="2961"/>
             <w:vAlign w:val="center"/>
           </w:tcPr>
           <w:p>
@@ -1416,7 +1433,7 @@
         </w:trPr>
         <w:tc>
           <w:tcPr>
-            <w:tcW w:type="dxa" w:w="1792"/>
+            <w:tcW w:type="dxa" w:w="1921"/>
             <w:vAlign w:val="center"/>
           </w:tcPr>
           <w:p>
@@ -1434,7 +1451,7 @@
         </w:tc>
         <w:tc>
           <w:tcPr>
-            <w:tcW w:type="dxa" w:w="4434"/>
+            <w:tcW w:type="dxa" w:w="4755"/>
             <w:vAlign w:val="center"/>
           </w:tcPr>
           <w:p>
@@ -1452,7 +1469,7 @@
         </w:tc>
         <w:tc>
           <w:tcPr>
-            <w:tcW w:type="dxa" w:w="3411"/>
+            <w:tcW w:type="dxa" w:w="2961"/>
             <w:vAlign w:val="center"/>
           </w:tcPr>
           <w:p>
@@ -1475,7 +1492,7 @@
         </w:trPr>
         <w:tc>
           <w:tcPr>
-            <w:tcW w:type="dxa" w:w="1792"/>
+            <w:tcW w:type="dxa" w:w="1921"/>
             <w:vAlign w:val="center"/>
           </w:tcPr>
           <w:p>
@@ -1493,7 +1510,7 @@
         </w:tc>
         <w:tc>
           <w:tcPr>
-            <w:tcW w:type="dxa" w:w="4434"/>
+            <w:tcW w:type="dxa" w:w="4755"/>
             <w:vAlign w:val="center"/>
           </w:tcPr>
           <w:p>
@@ -1511,7 +1528,7 @@
         </w:tc>
         <w:tc>
           <w:tcPr>
-            <w:tcW w:type="dxa" w:w="3411"/>
+            <w:tcW w:type="dxa" w:w="2961"/>
             <w:vAlign w:val="center"/>
           </w:tcPr>
           <w:p>
@@ -1534,7 +1551,7 @@
         </w:trPr>
         <w:tc>
           <w:tcPr>
-            <w:tcW w:type="dxa" w:w="1792"/>
+            <w:tcW w:type="dxa" w:w="1921"/>
             <w:vAlign w:val="center"/>
           </w:tcPr>
           <w:p>
@@ -1552,7 +1569,7 @@
         </w:tc>
         <w:tc>
           <w:tcPr>
-            <w:tcW w:type="dxa" w:w="4434"/>
+            <w:tcW w:type="dxa" w:w="4755"/>
             <w:vAlign w:val="center"/>
           </w:tcPr>
           <w:p>
@@ -1570,7 +1587,7 @@
         </w:tc>
         <w:tc>
           <w:tcPr>
-            <w:tcW w:type="dxa" w:w="3411"/>
+            <w:tcW w:type="dxa" w:w="2961"/>
             <w:vAlign w:val="center"/>
           </w:tcPr>
           <w:p>
@@ -1593,7 +1610,7 @@
         </w:trPr>
         <w:tc>
           <w:tcPr>
-            <w:tcW w:type="dxa" w:w="1792"/>
+            <w:tcW w:type="dxa" w:w="1921"/>
             <w:vAlign w:val="center"/>
           </w:tcPr>
           <w:p>
@@ -1611,7 +1628,7 @@
         </w:tc>
         <w:tc>
           <w:tcPr>
-            <w:tcW w:type="dxa" w:w="4434"/>
+            <w:tcW w:type="dxa" w:w="4755"/>
             <w:vAlign w:val="center"/>
           </w:tcPr>
           <w:p>
@@ -1629,7 +1646,7 @@
         </w:tc>
         <w:tc>
           <w:tcPr>
-            <w:tcW w:type="dxa" w:w="3411"/>
+            <w:tcW w:type="dxa" w:w="2961"/>
             <w:vAlign w:val="center"/>
           </w:tcPr>
           <w:p>
@@ -1652,7 +1669,7 @@
         </w:trPr>
         <w:tc>
           <w:tcPr>
-            <w:tcW w:type="dxa" w:w="1792"/>
+            <w:tcW w:type="dxa" w:w="1921"/>
             <w:vAlign w:val="center"/>
           </w:tcPr>
           <w:p>
@@ -1670,7 +1687,7 @@
         </w:tc>
         <w:tc>
           <w:tcPr>
-            <w:tcW w:type="dxa" w:w="4434"/>
+            <w:tcW w:type="dxa" w:w="4755"/>
             <w:vAlign w:val="center"/>
           </w:tcPr>
           <w:p>
@@ -1688,7 +1705,7 @@
         </w:tc>
         <w:tc>
           <w:tcPr>
-            <w:tcW w:type="dxa" w:w="3411"/>
+            <w:tcW w:type="dxa" w:w="2961"/>
             <w:vAlign w:val="center"/>
           </w:tcPr>
           <w:p>
@@ -1711,7 +1728,7 @@
         </w:trPr>
         <w:tc>
           <w:tcPr>
-            <w:tcW w:type="dxa" w:w="1792"/>
+            <w:tcW w:type="dxa" w:w="1921"/>
             <w:vAlign w:val="center"/>
           </w:tcPr>
           <w:p>
@@ -1729,7 +1746,7 @@
         </w:tc>
         <w:tc>
           <w:tcPr>
-            <w:tcW w:type="dxa" w:w="4434"/>
+            <w:tcW w:type="dxa" w:w="4755"/>
             <w:vAlign w:val="center"/>
           </w:tcPr>
           <w:p>
@@ -1747,7 +1764,7 @@
         </w:tc>
         <w:tc>
           <w:tcPr>
-            <w:tcW w:type="dxa" w:w="3411"/>
+            <w:tcW w:type="dxa" w:w="2961"/>
             <w:vAlign w:val="center"/>
           </w:tcPr>
           <w:p>
@@ -1770,7 +1787,7 @@
         </w:trPr>
         <w:tc>
           <w:tcPr>
-            <w:tcW w:type="dxa" w:w="1792"/>
+            <w:tcW w:type="dxa" w:w="1921"/>
             <w:vAlign w:val="center"/>
           </w:tcPr>
           <w:p>
@@ -1788,7 +1805,7 @@
         </w:tc>
         <w:tc>
           <w:tcPr>
-            <w:tcW w:type="dxa" w:w="4434"/>
+            <w:tcW w:type="dxa" w:w="4755"/>
             <w:vAlign w:val="center"/>
           </w:tcPr>
           <w:p>
@@ -1806,7 +1823,7 @@
         </w:tc>
         <w:tc>
           <w:tcPr>
-            <w:tcW w:type="dxa" w:w="3411"/>
+            <w:tcW w:type="dxa" w:w="2961"/>
             <w:vAlign w:val="center"/>
           </w:tcPr>
           <w:p>
@@ -1829,7 +1846,7 @@
         </w:trPr>
         <w:tc>
           <w:tcPr>
-            <w:tcW w:type="dxa" w:w="1792"/>
+            <w:tcW w:type="dxa" w:w="1921"/>
             <w:vAlign w:val="center"/>
           </w:tcPr>
           <w:p>
@@ -1847,7 +1864,7 @@
         </w:tc>
         <w:tc>
           <w:tcPr>
-            <w:tcW w:type="dxa" w:w="4434"/>
+            <w:tcW w:type="dxa" w:w="4755"/>
             <w:vAlign w:val="center"/>
           </w:tcPr>
           <w:p>
@@ -1865,7 +1882,7 @@
         </w:tc>
         <w:tc>
           <w:tcPr>
-            <w:tcW w:type="dxa" w:w="3411"/>
+            <w:tcW w:type="dxa" w:w="2961"/>
             <w:vAlign w:val="center"/>
           </w:tcPr>
           <w:p>
@@ -1888,7 +1905,7 @@
         </w:trPr>
         <w:tc>
           <w:tcPr>
-            <w:tcW w:type="dxa" w:w="1792"/>
+            <w:tcW w:type="dxa" w:w="1921"/>
             <w:vAlign w:val="center"/>
           </w:tcPr>
           <w:p>
@@ -1906,7 +1923,7 @@
         </w:tc>
         <w:tc>
           <w:tcPr>
-            <w:tcW w:type="dxa" w:w="4434"/>
+            <w:tcW w:type="dxa" w:w="4755"/>
             <w:vAlign w:val="center"/>
           </w:tcPr>
           <w:p>
@@ -1924,7 +1941,7 @@
         </w:tc>
         <w:tc>
           <w:tcPr>
-            <w:tcW w:type="dxa" w:w="3411"/>
+            <w:tcW w:type="dxa" w:w="2961"/>
             <w:vAlign w:val="center"/>
           </w:tcPr>
           <w:p>
@@ -1947,7 +1964,7 @@
         </w:trPr>
         <w:tc>
           <w:tcPr>
-            <w:tcW w:type="dxa" w:w="1792"/>
+            <w:tcW w:type="dxa" w:w="1921"/>
             <w:vAlign w:val="center"/>
           </w:tcPr>
           <w:p>
@@ -1965,7 +1982,7 @@
         </w:tc>
         <w:tc>
           <w:tcPr>
-            <w:tcW w:type="dxa" w:w="4434"/>
+            <w:tcW w:type="dxa" w:w="4755"/>
             <w:vAlign w:val="center"/>
           </w:tcPr>
           <w:p>
@@ -1983,7 +2000,7 @@
         </w:tc>
         <w:tc>
           <w:tcPr>
-            <w:tcW w:type="dxa" w:w="3411"/>
+            <w:tcW w:type="dxa" w:w="2961"/>
             <w:vAlign w:val="center"/>
           </w:tcPr>
           <w:p>
@@ -2006,7 +2023,7 @@
         </w:trPr>
         <w:tc>
           <w:tcPr>
-            <w:tcW w:type="dxa" w:w="1792"/>
+            <w:tcW w:type="dxa" w:w="1921"/>
             <w:vAlign w:val="center"/>
           </w:tcPr>
           <w:p>
@@ -2024,7 +2041,7 @@
         </w:tc>
         <w:tc>
           <w:tcPr>
-            <w:tcW w:type="dxa" w:w="4434"/>
+            <w:tcW w:type="dxa" w:w="4755"/>
             <w:vAlign w:val="center"/>
           </w:tcPr>
           <w:p>
@@ -2042,7 +2059,7 @@
         </w:tc>
         <w:tc>
           <w:tcPr>
-            <w:tcW w:type="dxa" w:w="3411"/>
+            <w:tcW w:type="dxa" w:w="2961"/>
             <w:vAlign w:val="center"/>
           </w:tcPr>
           <w:p>
@@ -2065,7 +2082,7 @@
         </w:trPr>
         <w:tc>
           <w:tcPr>
-            <w:tcW w:type="dxa" w:w="1792"/>
+            <w:tcW w:type="dxa" w:w="1921"/>
             <w:vAlign w:val="center"/>
           </w:tcPr>
           <w:p>
@@ -2083,7 +2100,7 @@
         </w:tc>
         <w:tc>
           <w:tcPr>
-            <w:tcW w:type="dxa" w:w="4434"/>
+            <w:tcW w:type="dxa" w:w="4755"/>
             <w:vAlign w:val="center"/>
           </w:tcPr>
           <w:p>
@@ -2101,7 +2118,7 @@
         </w:tc>
         <w:tc>
           <w:tcPr>
-            <w:tcW w:type="dxa" w:w="3411"/>
+            <w:tcW w:type="dxa" w:w="2961"/>
             <w:vAlign w:val="center"/>
           </w:tcPr>
           <w:p>
@@ -2124,7 +2141,7 @@
         </w:trPr>
         <w:tc>
           <w:tcPr>
-            <w:tcW w:type="dxa" w:w="1792"/>
+            <w:tcW w:type="dxa" w:w="1921"/>
             <w:vAlign w:val="center"/>
           </w:tcPr>
           <w:p>
@@ -2142,7 +2159,7 @@
         </w:tc>
         <w:tc>
           <w:tcPr>
-            <w:tcW w:type="dxa" w:w="4434"/>
+            <w:tcW w:type="dxa" w:w="4755"/>
             <w:vAlign w:val="center"/>
           </w:tcPr>
           <w:p>
@@ -2160,7 +2177,7 @@
         </w:tc>
         <w:tc>
           <w:tcPr>
-            <w:tcW w:type="dxa" w:w="3411"/>
+            <w:tcW w:type="dxa" w:w="2961"/>
             <w:vAlign w:val="center"/>
           </w:tcPr>
           <w:p>
@@ -2183,7 +2200,7 @@
         </w:trPr>
         <w:tc>
           <w:tcPr>
-            <w:tcW w:type="dxa" w:w="1792"/>
+            <w:tcW w:type="dxa" w:w="1921"/>
             <w:vAlign w:val="center"/>
           </w:tcPr>
           <w:p>
@@ -2201,7 +2218,7 @@
         </w:tc>
         <w:tc>
           <w:tcPr>
-            <w:tcW w:type="dxa" w:w="4434"/>
+            <w:tcW w:type="dxa" w:w="4755"/>
             <w:vAlign w:val="center"/>
           </w:tcPr>
           <w:p>
@@ -2219,7 +2236,7 @@
         </w:tc>
         <w:tc>
           <w:tcPr>
-            <w:tcW w:type="dxa" w:w="3411"/>
+            <w:tcW w:type="dxa" w:w="2961"/>
             <w:vAlign w:val="center"/>
           </w:tcPr>
           <w:p>
@@ -2242,7 +2259,7 @@
         </w:trPr>
         <w:tc>
           <w:tcPr>
-            <w:tcW w:type="dxa" w:w="1792"/>
+            <w:tcW w:type="dxa" w:w="1921"/>
             <w:vAlign w:val="center"/>
           </w:tcPr>
           <w:p>
@@ -2260,7 +2277,7 @@
         </w:tc>
         <w:tc>
           <w:tcPr>
-            <w:tcW w:type="dxa" w:w="4434"/>
+            <w:tcW w:type="dxa" w:w="4755"/>
             <w:vAlign w:val="center"/>
           </w:tcPr>
           <w:p>
@@ -2278,7 +2295,7 @@
         </w:tc>
         <w:tc>
           <w:tcPr>
-            <w:tcW w:type="dxa" w:w="3411"/>
+            <w:tcW w:type="dxa" w:w="2961"/>
             <w:vAlign w:val="center"/>
           </w:tcPr>
           <w:p>
@@ -2301,7 +2318,7 @@
         </w:trPr>
         <w:tc>
           <w:tcPr>
-            <w:tcW w:type="dxa" w:w="1792"/>
+            <w:tcW w:type="dxa" w:w="1921"/>
             <w:vAlign w:val="center"/>
           </w:tcPr>
           <w:p>
@@ -2319,7 +2336,7 @@
         </w:tc>
         <w:tc>
           <w:tcPr>
-            <w:tcW w:type="dxa" w:w="4434"/>
+            <w:tcW w:type="dxa" w:w="4755"/>
             <w:vAlign w:val="center"/>
           </w:tcPr>
           <w:p>
@@ -2337,7 +2354,7 @@
         </w:tc>
         <w:tc>
           <w:tcPr>
-            <w:tcW w:type="dxa" w:w="3411"/>
+            <w:tcW w:type="dxa" w:w="2961"/>
             <w:vAlign w:val="center"/>
           </w:tcPr>
           <w:p>
@@ -2360,7 +2377,7 @@
         </w:trPr>
         <w:tc>
           <w:tcPr>
-            <w:tcW w:type="dxa" w:w="1792"/>
+            <w:tcW w:type="dxa" w:w="1921"/>
             <w:vAlign w:val="center"/>
           </w:tcPr>
           <w:p>
@@ -2378,7 +2395,7 @@
         </w:tc>
         <w:tc>
           <w:tcPr>
-            <w:tcW w:type="dxa" w:w="4434"/>
+            <w:tcW w:type="dxa" w:w="4755"/>
             <w:vAlign w:val="center"/>
           </w:tcPr>
           <w:p>
@@ -2396,7 +2413,7 @@
         </w:tc>
         <w:tc>
           <w:tcPr>
-            <w:tcW w:type="dxa" w:w="3411"/>
+            <w:tcW w:type="dxa" w:w="2961"/>
             <w:vAlign w:val="center"/>
           </w:tcPr>
           <w:p>
@@ -2419,7 +2436,7 @@
         </w:trPr>
         <w:tc>
           <w:tcPr>
-            <w:tcW w:type="dxa" w:w="1792"/>
+            <w:tcW w:type="dxa" w:w="1921"/>
             <w:vAlign w:val="center"/>
           </w:tcPr>
           <w:p>
@@ -2437,7 +2454,7 @@
         </w:tc>
         <w:tc>
           <w:tcPr>
-            <w:tcW w:type="dxa" w:w="4434"/>
+            <w:tcW w:type="dxa" w:w="4755"/>
             <w:vAlign w:val="center"/>
           </w:tcPr>
           <w:p>
@@ -2455,7 +2472,7 @@
         </w:tc>
         <w:tc>
           <w:tcPr>
-            <w:tcW w:type="dxa" w:w="3411"/>
+            <w:tcW w:type="dxa" w:w="2961"/>
             <w:vAlign w:val="center"/>
           </w:tcPr>
           <w:p>
@@ -2478,7 +2495,7 @@
         </w:trPr>
         <w:tc>
           <w:tcPr>
-            <w:tcW w:type="dxa" w:w="1792"/>
+            <w:tcW w:type="dxa" w:w="1921"/>
             <w:vAlign w:val="center"/>
           </w:tcPr>
           <w:p>
@@ -2496,7 +2513,7 @@
         </w:tc>
         <w:tc>
           <w:tcPr>
-            <w:tcW w:type="dxa" w:w="4434"/>
+            <w:tcW w:type="dxa" w:w="4755"/>
             <w:vAlign w:val="center"/>
           </w:tcPr>
           <w:p>
@@ -2514,19 +2531,19 @@
         </w:tc>
         <w:tc>
           <w:tcPr>
-            <w:tcW w:type="dxa" w:w="3411"/>
-            <w:vAlign w:val="center"/>
-          </w:tcPr>
-          <w:p>
-            <w:pPr>
-              <w:spacing w:before="79" w:after="79" w:line="276" w:lineRule="auto"/>
-            </w:pPr>
-            <w:r>
-              <w:rPr>
-                <w:rFonts w:ascii="Calibri" w:hAnsi="Calibri"/>
-                <w:sz w:val="20"/>
-              </w:rPr>
-              <w:t>m²HE par kg CO2 éq. et par an</w:t>
+            <w:tcW w:type="dxa" w:w="2961"/>
+            <w:vAlign w:val="center"/>
+          </w:tcPr>
+          <w:p>
+            <w:pPr>
+              <w:spacing w:before="79" w:after="79" w:line="276" w:lineRule="auto"/>
+            </w:pPr>
+            <w:r>
+              <w:rPr>
+                <w:rFonts w:ascii="Calibri" w:hAnsi="Calibri"/>
+                <w:sz w:val="20"/>
+              </w:rPr>
+              <w:t>m²HE par kg CO2 éq.</w:t>
             </w:r>
           </w:p>
         </w:tc>
@@ -2537,7 +2554,7 @@
         </w:trPr>
         <w:tc>
           <w:tcPr>
-            <w:tcW w:type="dxa" w:w="1792"/>
+            <w:tcW w:type="dxa" w:w="1921"/>
             <w:vAlign w:val="center"/>
           </w:tcPr>
           <w:p>
@@ -2555,7 +2572,7 @@
         </w:tc>
         <w:tc>
           <w:tcPr>
-            <w:tcW w:type="dxa" w:w="4434"/>
+            <w:tcW w:type="dxa" w:w="4755"/>
             <w:vAlign w:val="center"/>
           </w:tcPr>
           <w:p>
@@ -2573,7 +2590,7 @@
         </w:tc>
         <w:tc>
           <w:tcPr>
-            <w:tcW w:type="dxa" w:w="3411"/>
+            <w:tcW w:type="dxa" w:w="2961"/>
             <w:vAlign w:val="center"/>
           </w:tcPr>
           <w:p>
@@ -3757,6 +3774,7 @@
     </w:p>
     <w:p>
       <w:pPr>
+        <w:keepNext/>
         <w:spacing w:before="57" w:after="227" w:line="288" w:lineRule="auto"/>
       </w:pPr>
       <w:r>
@@ -5056,6 +5074,7 @@
     </w:tbl>
     <w:p>
       <w:pPr>
+        <w:keepNext/>
         <w:spacing w:before="57" w:after="227" w:line="288" w:lineRule="auto"/>
       </w:pPr>
       <w:r>
@@ -5100,6 +5119,7 @@
           </w:tcPr>
           <w:p>
             <w:pPr>
+              <w:keepNext/>
               <w:spacing w:before="79" w:after="79" w:line="276" w:lineRule="auto"/>
             </w:pPr>
             <w:r>
@@ -5121,6 +5141,7 @@
           </w:tcPr>
           <w:p>
             <w:pPr>
+              <w:keepNext/>
               <w:spacing w:before="79" w:after="79" w:line="276" w:lineRule="auto"/>
             </w:pPr>
             <w:r>
@@ -5142,6 +5163,7 @@
           </w:tcPr>
           <w:p>
             <w:pPr>
+              <w:keepNext/>
               <w:spacing w:before="79" w:after="79" w:line="276" w:lineRule="auto"/>
             </w:pPr>
             <w:r>
@@ -5167,6 +5189,7 @@
           </w:tcPr>
           <w:p>
             <w:pPr>
+              <w:keepNext/>
               <w:spacing w:before="79" w:after="79" w:line="276" w:lineRule="auto"/>
             </w:pPr>
             <w:r>
@@ -5185,6 +5208,7 @@
           </w:tcPr>
           <w:p>
             <w:pPr>
+              <w:keepNext/>
               <w:spacing w:before="79" w:after="79" w:line="276" w:lineRule="auto"/>
             </w:pPr>
             <w:r>
@@ -5203,6 +5227,7 @@
           </w:tcPr>
           <w:p>
             <w:pPr>
+              <w:keepNext/>
               <w:spacing w:before="79" w:after="79" w:line="276" w:lineRule="auto"/>
             </w:pPr>
             <w:r>
@@ -5226,6 +5251,7 @@
           </w:tcPr>
           <w:p>
             <w:pPr>
+              <w:keepNext/>
               <w:spacing w:before="79" w:after="79" w:line="276" w:lineRule="auto"/>
             </w:pPr>
             <w:r>
@@ -5244,6 +5270,7 @@
           </w:tcPr>
           <w:p>
             <w:pPr>
+              <w:keepNext/>
               <w:spacing w:before="79" w:after="79" w:line="276" w:lineRule="auto"/>
             </w:pPr>
             <w:r>
@@ -5262,6 +5289,7 @@
           </w:tcPr>
           <w:p>
             <w:pPr>
+              <w:keepNext/>
               <w:spacing w:before="79" w:after="79" w:line="276" w:lineRule="auto"/>
             </w:pPr>
             <w:r>
@@ -5285,6 +5313,7 @@
           </w:tcPr>
           <w:p>
             <w:pPr>
+              <w:keepNext/>
               <w:spacing w:before="79" w:after="79" w:line="276" w:lineRule="auto"/>
             </w:pPr>
             <w:r>
@@ -5303,6 +5332,7 @@
           </w:tcPr>
           <w:p>
             <w:pPr>
+              <w:keepNext/>
               <w:spacing w:before="79" w:after="79" w:line="276" w:lineRule="auto"/>
             </w:pPr>
             <w:r>
@@ -5321,6 +5351,7 @@
           </w:tcPr>
           <w:p>
             <w:pPr>
+              <w:keepNext/>
               <w:spacing w:before="79" w:after="79" w:line="276" w:lineRule="auto"/>
             </w:pPr>
             <w:r>
@@ -5344,6 +5375,7 @@
           </w:tcPr>
           <w:p>
             <w:pPr>
+              <w:keepNext/>
               <w:spacing w:before="79" w:after="79" w:line="276" w:lineRule="auto"/>
             </w:pPr>
             <w:r>
@@ -5362,6 +5394,7 @@
           </w:tcPr>
           <w:p>
             <w:pPr>
+              <w:keepNext/>
               <w:spacing w:before="79" w:after="79" w:line="276" w:lineRule="auto"/>
             </w:pPr>
             <w:r>
@@ -5380,6 +5413,7 @@
           </w:tcPr>
           <w:p>
             <w:pPr>
+              <w:keepNext/>
               <w:spacing w:before="79" w:after="79" w:line="276" w:lineRule="auto"/>
             </w:pPr>
             <w:r>
@@ -5403,6 +5437,7 @@
           </w:tcPr>
           <w:p>
             <w:pPr>
+              <w:keepNext/>
               <w:spacing w:before="79" w:after="79" w:line="276" w:lineRule="auto"/>
             </w:pPr>
             <w:r>
@@ -5421,6 +5456,7 @@
           </w:tcPr>
           <w:p>
             <w:pPr>
+              <w:keepNext/>
               <w:spacing w:before="79" w:after="79" w:line="276" w:lineRule="auto"/>
             </w:pPr>
             <w:r>
@@ -5439,6 +5475,7 @@
           </w:tcPr>
           <w:p>
             <w:pPr>
+              <w:keepNext/>
               <w:spacing w:before="79" w:after="79" w:line="276" w:lineRule="auto"/>
             </w:pPr>
             <w:r>
@@ -6387,6 +6424,7 @@
           </w:tcPr>
           <w:p>
             <w:pPr>
+              <w:keepNext/>
               <w:spacing w:before="79" w:after="79" w:line="276" w:lineRule="auto"/>
             </w:pPr>
             <w:r>
@@ -6408,6 +6446,7 @@
           </w:tcPr>
           <w:p>
             <w:pPr>
+              <w:keepNext/>
               <w:spacing w:before="79" w:after="79" w:line="276" w:lineRule="auto"/>
             </w:pPr>
             <w:r>
@@ -6429,6 +6468,7 @@
           </w:tcPr>
           <w:p>
             <w:pPr>
+              <w:keepNext/>
               <w:spacing w:before="79" w:after="79" w:line="276" w:lineRule="auto"/>
             </w:pPr>
             <w:r>
@@ -6454,6 +6494,7 @@
           </w:tcPr>
           <w:p>
             <w:pPr>
+              <w:keepNext/>
               <w:spacing w:before="79" w:after="79" w:line="276" w:lineRule="auto"/>
             </w:pPr>
             <w:r>
@@ -6472,6 +6513,7 @@
           </w:tcPr>
           <w:p>
             <w:pPr>
+              <w:keepNext/>
               <w:spacing w:before="79" w:after="79" w:line="276" w:lineRule="auto"/>
             </w:pPr>
             <w:r>
@@ -6490,6 +6532,7 @@
           </w:tcPr>
           <w:p>
             <w:pPr>
+              <w:keepNext/>
               <w:spacing w:before="79" w:after="79" w:line="276" w:lineRule="auto"/>
             </w:pPr>
             <w:r>
@@ -6513,6 +6556,7 @@
           </w:tcPr>
           <w:p>
             <w:pPr>
+              <w:keepNext/>
               <w:spacing w:before="79" w:after="79" w:line="276" w:lineRule="auto"/>
             </w:pPr>
             <w:r>
@@ -6531,6 +6575,7 @@
           </w:tcPr>
           <w:p>
             <w:pPr>
+              <w:keepNext/>
               <w:spacing w:before="79" w:after="79" w:line="276" w:lineRule="auto"/>
             </w:pPr>
             <w:r>
@@ -6549,6 +6594,7 @@
           </w:tcPr>
           <w:p>
             <w:pPr>
+              <w:keepNext/>
               <w:spacing w:before="79" w:after="79" w:line="276" w:lineRule="auto"/>
             </w:pPr>
             <w:r>
@@ -6572,6 +6618,7 @@
           </w:tcPr>
           <w:p>
             <w:pPr>
+              <w:keepNext/>
               <w:spacing w:before="79" w:after="79" w:line="276" w:lineRule="auto"/>
             </w:pPr>
             <w:r>
@@ -6590,6 +6637,7 @@
           </w:tcPr>
           <w:p>
             <w:pPr>
+              <w:keepNext/>
               <w:spacing w:before="79" w:after="79" w:line="276" w:lineRule="auto"/>
             </w:pPr>
             <w:r>
@@ -6608,6 +6656,7 @@
           </w:tcPr>
           <w:p>
             <w:pPr>
+              <w:keepNext/>
               <w:spacing w:before="79" w:after="79" w:line="276" w:lineRule="auto"/>
             </w:pPr>
             <w:r>
@@ -6763,6 +6812,7 @@
     </w:p>
     <w:p>
       <w:pPr>
+        <w:keepNext/>
         <w:spacing w:before="57" w:after="227" w:line="288" w:lineRule="auto"/>
       </w:pPr>
       <w:r>
@@ -8378,6 +8428,7 @@
     </w:p>
     <w:p>
       <w:pPr>
+        <w:keepNext/>
         <w:spacing w:before="57" w:after="227" w:line="288" w:lineRule="auto"/>
       </w:pPr>
       <w:r>
@@ -8845,6 +8896,7 @@
     </w:p>
     <w:p>
       <w:pPr>
+        <w:keepNext/>
         <w:spacing w:before="57" w:after="227" w:line="288" w:lineRule="auto"/>
       </w:pPr>
       <w:r>
@@ -8969,6 +9021,7 @@
     </w:p>
     <w:p>
       <w:pPr>
+        <w:keepNext/>
         <w:spacing w:before="57" w:after="227" w:line="288" w:lineRule="auto"/>
       </w:pPr>
       <w:r>
@@ -9518,7 +9571,7 @@
           <w:rFonts w:ascii="Calibri" w:hAnsi="Calibri"/>
           <w:sz w:val="20"/>
         </w:rPr>
-        <w:t>(G3) CF = S_terres x (1 - p_cult) x (pente / 2) x TCRE = 1,807 x 10^-3 m²HE par kg CO2 éq. et par an (convention C-G2).</w:t>
+        <w:t>(G3) CF = S_terres x (1 - p_cult) x (pente / 2) x TCRE = 1,807 x 10^-3 m²HE par kg CO2 éq., perdus chaque année tant que le réchauffement persiste (convention C-G2).</w:t>
       </w:r>
     </w:p>
     <w:p>
@@ -9785,6 +9838,7 @@
     </w:p>
     <w:p>
       <w:pPr>
+        <w:keepNext/>
         <w:spacing w:before="57" w:after="227" w:line="288" w:lineRule="auto"/>
       </w:pPr>
       <w:r>
@@ -9829,6 +9883,7 @@
           </w:tcPr>
           <w:p>
             <w:pPr>
+              <w:keepNext/>
               <w:spacing w:before="79" w:after="79" w:line="276" w:lineRule="auto"/>
             </w:pPr>
             <w:r>
@@ -9850,6 +9905,7 @@
           </w:tcPr>
           <w:p>
             <w:pPr>
+              <w:keepNext/>
               <w:spacing w:before="79" w:after="79" w:line="276" w:lineRule="auto"/>
             </w:pPr>
             <w:r>
@@ -9871,6 +9927,7 @@
           </w:tcPr>
           <w:p>
             <w:pPr>
+              <w:keepNext/>
               <w:spacing w:before="79" w:after="79" w:line="276" w:lineRule="auto"/>
               <w:jc w:val="center"/>
             </w:pPr>
@@ -9897,6 +9954,7 @@
           </w:tcPr>
           <w:p>
             <w:pPr>
+              <w:keepNext/>
               <w:spacing w:before="79" w:after="79" w:line="276" w:lineRule="auto"/>
             </w:pPr>
             <w:r>
@@ -9915,6 +9973,7 @@
           </w:tcPr>
           <w:p>
             <w:pPr>
+              <w:keepNext/>
               <w:spacing w:before="79" w:after="79" w:line="276" w:lineRule="auto"/>
             </w:pPr>
             <w:r>
@@ -9933,6 +9992,7 @@
           </w:tcPr>
           <w:p>
             <w:pPr>
+              <w:keepNext/>
               <w:spacing w:before="79" w:after="79" w:line="276" w:lineRule="auto"/>
               <w:jc w:val="center"/>
             </w:pPr>
@@ -9957,6 +10017,7 @@
           </w:tcPr>
           <w:p>
             <w:pPr>
+              <w:keepNext/>
               <w:spacing w:before="79" w:after="79" w:line="276" w:lineRule="auto"/>
             </w:pPr>
             <w:r>
@@ -9975,6 +10036,7 @@
           </w:tcPr>
           <w:p>
             <w:pPr>
+              <w:keepNext/>
               <w:spacing w:before="79" w:after="79" w:line="276" w:lineRule="auto"/>
             </w:pPr>
             <w:r>
@@ -9993,6 +10055,7 @@
           </w:tcPr>
           <w:p>
             <w:pPr>
+              <w:keepNext/>
               <w:spacing w:before="79" w:after="79" w:line="276" w:lineRule="auto"/>
               <w:jc w:val="center"/>
             </w:pPr>
@@ -10017,6 +10080,7 @@
           </w:tcPr>
           <w:p>
             <w:pPr>
+              <w:keepNext/>
               <w:spacing w:before="79" w:after="79" w:line="276" w:lineRule="auto"/>
             </w:pPr>
             <w:r>
@@ -10035,6 +10099,7 @@
           </w:tcPr>
           <w:p>
             <w:pPr>
+              <w:keepNext/>
               <w:spacing w:before="79" w:after="79" w:line="276" w:lineRule="auto"/>
             </w:pPr>
             <w:r>
@@ -10053,6 +10118,7 @@
           </w:tcPr>
           <w:p>
             <w:pPr>
+              <w:keepNext/>
               <w:spacing w:before="79" w:after="79" w:line="276" w:lineRule="auto"/>
               <w:jc w:val="center"/>
             </w:pPr>
@@ -10077,6 +10143,7 @@
           </w:tcPr>
           <w:p>
             <w:pPr>
+              <w:keepNext/>
               <w:spacing w:before="79" w:after="79" w:line="276" w:lineRule="auto"/>
             </w:pPr>
             <w:r>
@@ -10095,6 +10162,7 @@
           </w:tcPr>
           <w:p>
             <w:pPr>
+              <w:keepNext/>
               <w:spacing w:before="79" w:after="79" w:line="276" w:lineRule="auto"/>
             </w:pPr>
             <w:r>
@@ -10113,6 +10181,7 @@
           </w:tcPr>
           <w:p>
             <w:pPr>
+              <w:keepNext/>
               <w:spacing w:before="79" w:after="79" w:line="276" w:lineRule="auto"/>
               <w:jc w:val="center"/>
             </w:pPr>
@@ -10512,6 +10581,7 @@
     </w:p>
     <w:p>
       <w:pPr>
+        <w:keepNext/>
         <w:spacing w:before="57" w:after="227" w:line="288" w:lineRule="auto"/>
       </w:pPr>
       <w:r>
@@ -12210,6 +12280,7 @@
           </w:tcPr>
           <w:p>
             <w:pPr>
+              <w:keepNext/>
               <w:spacing w:before="79" w:after="79" w:line="276" w:lineRule="auto"/>
             </w:pPr>
             <w:r>
@@ -12231,6 +12302,7 @@
           </w:tcPr>
           <w:p>
             <w:pPr>
+              <w:keepNext/>
               <w:spacing w:before="79" w:after="79" w:line="276" w:lineRule="auto"/>
             </w:pPr>
             <w:r>
@@ -12252,6 +12324,7 @@
           </w:tcPr>
           <w:p>
             <w:pPr>
+              <w:keepNext/>
               <w:spacing w:before="79" w:after="79" w:line="276" w:lineRule="auto"/>
               <w:jc w:val="center"/>
             </w:pPr>
@@ -12274,6 +12347,7 @@
           </w:tcPr>
           <w:p>
             <w:pPr>
+              <w:keepNext/>
               <w:spacing w:before="79" w:after="79" w:line="276" w:lineRule="auto"/>
             </w:pPr>
             <w:r>
@@ -12295,6 +12369,7 @@
           </w:tcPr>
           <w:p>
             <w:pPr>
+              <w:keepNext/>
               <w:spacing w:before="79" w:after="79" w:line="276" w:lineRule="auto"/>
             </w:pPr>
             <w:r>
@@ -12316,6 +12391,7 @@
           </w:tcPr>
           <w:p>
             <w:pPr>
+              <w:keepNext/>
               <w:spacing w:before="79" w:after="79" w:line="276" w:lineRule="auto"/>
               <w:jc w:val="center"/>
             </w:pPr>
@@ -12338,6 +12414,7 @@
           </w:tcPr>
           <w:p>
             <w:pPr>
+              <w:keepNext/>
               <w:spacing w:before="79" w:after="79" w:line="276" w:lineRule="auto"/>
               <w:jc w:val="center"/>
             </w:pPr>
@@ -12360,6 +12437,7 @@
           </w:tcPr>
           <w:p>
             <w:pPr>
+              <w:keepNext/>
               <w:spacing w:before="79" w:after="79" w:line="276" w:lineRule="auto"/>
               <w:jc w:val="center"/>
             </w:pPr>
@@ -12386,6 +12464,7 @@
           </w:tcPr>
           <w:p>
             <w:pPr>
+              <w:keepNext/>
               <w:spacing w:before="79" w:after="79" w:line="276" w:lineRule="auto"/>
             </w:pPr>
             <w:r>
@@ -12404,6 +12483,7 @@
           </w:tcPr>
           <w:p>
             <w:pPr>
+              <w:keepNext/>
               <w:spacing w:before="79" w:after="79" w:line="276" w:lineRule="auto"/>
             </w:pPr>
             <w:r>
@@ -12422,6 +12502,7 @@
           </w:tcPr>
           <w:p>
             <w:pPr>
+              <w:keepNext/>
               <w:spacing w:before="79" w:after="79" w:line="276" w:lineRule="auto"/>
               <w:jc w:val="center"/>
             </w:pPr>
@@ -12441,6 +12522,7 @@
           </w:tcPr>
           <w:p>
             <w:pPr>
+              <w:keepNext/>
               <w:spacing w:before="79" w:after="79" w:line="276" w:lineRule="auto"/>
             </w:pPr>
             <w:r>
@@ -12459,6 +12541,7 @@
           </w:tcPr>
           <w:p>
             <w:pPr>
+              <w:keepNext/>
               <w:spacing w:before="79" w:after="79" w:line="276" w:lineRule="auto"/>
             </w:pPr>
             <w:r>
@@ -12477,6 +12560,7 @@
           </w:tcPr>
           <w:p>
             <w:pPr>
+              <w:keepNext/>
               <w:spacing w:before="79" w:after="79" w:line="276" w:lineRule="auto"/>
             </w:pPr>
             <w:r>
@@ -12495,6 +12579,7 @@
           </w:tcPr>
           <w:p>
             <w:pPr>
+              <w:keepNext/>
               <w:spacing w:before="79" w:after="79" w:line="276" w:lineRule="auto"/>
               <w:jc w:val="center"/>
             </w:pPr>
@@ -12514,6 +12599,7 @@
           </w:tcPr>
           <w:p>
             <w:pPr>
+              <w:keepNext/>
               <w:spacing w:before="79" w:after="79" w:line="276" w:lineRule="auto"/>
             </w:pPr>
             <w:r>
@@ -12537,6 +12623,7 @@
           </w:tcPr>
           <w:p>
             <w:pPr>
+              <w:keepNext/>
               <w:spacing w:before="79" w:after="79" w:line="276" w:lineRule="auto"/>
             </w:pPr>
             <w:r>
@@ -12555,6 +12642,7 @@
           </w:tcPr>
           <w:p>
             <w:pPr>
+              <w:keepNext/>
               <w:spacing w:before="79" w:after="79" w:line="276" w:lineRule="auto"/>
             </w:pPr>
             <w:r>
@@ -12573,6 +12661,7 @@
           </w:tcPr>
           <w:p>
             <w:pPr>
+              <w:keepNext/>
               <w:spacing w:before="79" w:after="79" w:line="276" w:lineRule="auto"/>
               <w:jc w:val="center"/>
             </w:pPr>
@@ -12592,6 +12681,7 @@
           </w:tcPr>
           <w:p>
             <w:pPr>
+              <w:keepNext/>
               <w:spacing w:before="79" w:after="79" w:line="276" w:lineRule="auto"/>
               <w:jc w:val="center"/>
             </w:pPr>
@@ -12611,6 +12701,7 @@
           </w:tcPr>
           <w:p>
             <w:pPr>
+              <w:keepNext/>
               <w:spacing w:before="79" w:after="79" w:line="276" w:lineRule="auto"/>
             </w:pPr>
             <w:r>
@@ -12629,6 +12720,7 @@
           </w:tcPr>
           <w:p>
             <w:pPr>
+              <w:keepNext/>
               <w:spacing w:before="79" w:after="79" w:line="276" w:lineRule="auto"/>
             </w:pPr>
           </w:p>
@@ -12640,6 +12732,7 @@
           </w:tcPr>
           <w:p>
             <w:pPr>
+              <w:keepNext/>
               <w:spacing w:before="79" w:after="79" w:line="276" w:lineRule="auto"/>
               <w:jc w:val="center"/>
             </w:pPr>
@@ -12659,6 +12752,7 @@
           </w:tcPr>
           <w:p>
             <w:pPr>
+              <w:keepNext/>
               <w:spacing w:before="79" w:after="79" w:line="276" w:lineRule="auto"/>
               <w:jc w:val="center"/>
             </w:pPr>
@@ -12683,6 +12777,7 @@
           </w:tcPr>
           <w:p>
             <w:pPr>
+              <w:keepNext/>
               <w:spacing w:before="79" w:after="79" w:line="276" w:lineRule="auto"/>
             </w:pPr>
             <w:r>
@@ -12701,6 +12796,7 @@
           </w:tcPr>
           <w:p>
             <w:pPr>
+              <w:keepNext/>
               <w:spacing w:before="79" w:after="79" w:line="276" w:lineRule="auto"/>
             </w:pPr>
             <w:r>
@@ -12719,6 +12815,7 @@
           </w:tcPr>
           <w:p>
             <w:pPr>
+              <w:keepNext/>
               <w:spacing w:before="79" w:after="79" w:line="276" w:lineRule="auto"/>
               <w:jc w:val="center"/>
             </w:pPr>
@@ -12738,6 +12835,7 @@
           </w:tcPr>
           <w:p>
             <w:pPr>
+              <w:keepNext/>
               <w:spacing w:before="79" w:after="79" w:line="276" w:lineRule="auto"/>
             </w:pPr>
             <w:r>
@@ -12756,6 +12854,7 @@
           </w:tcPr>
           <w:p>
             <w:pPr>
+              <w:keepNext/>
               <w:spacing w:before="79" w:after="79" w:line="276" w:lineRule="auto"/>
             </w:pPr>
             <w:r>
@@ -12774,6 +12873,7 @@
           </w:tcPr>
           <w:p>
             <w:pPr>
+              <w:keepNext/>
               <w:spacing w:before="79" w:after="79" w:line="276" w:lineRule="auto"/>
               <w:jc w:val="center"/>
             </w:pPr>
@@ -12793,6 +12893,7 @@
           </w:tcPr>
           <w:p>
             <w:pPr>
+              <w:keepNext/>
               <w:spacing w:before="79" w:after="79" w:line="276" w:lineRule="auto"/>
               <w:jc w:val="center"/>
             </w:pPr>
@@ -12812,6 +12913,7 @@
           </w:tcPr>
           <w:p>
             <w:pPr>
+              <w:keepNext/>
               <w:spacing w:before="79" w:after="79" w:line="276" w:lineRule="auto"/>
               <w:jc w:val="center"/>
             </w:pPr>
@@ -13077,6 +13179,7 @@
           </w:tcPr>
           <w:p>
             <w:pPr>
+              <w:keepNext/>
               <w:spacing w:before="79" w:after="79" w:line="276" w:lineRule="auto"/>
             </w:pPr>
             <w:r>
@@ -13098,6 +13201,7 @@
           </w:tcPr>
           <w:p>
             <w:pPr>
+              <w:keepNext/>
               <w:spacing w:before="79" w:after="79" w:line="276" w:lineRule="auto"/>
             </w:pPr>
             <w:r>
@@ -13119,6 +13223,7 @@
           </w:tcPr>
           <w:p>
             <w:pPr>
+              <w:keepNext/>
               <w:spacing w:before="79" w:after="79" w:line="276" w:lineRule="auto"/>
               <w:jc w:val="center"/>
             </w:pPr>
@@ -13141,6 +13246,7 @@
           </w:tcPr>
           <w:p>
             <w:pPr>
+              <w:keepNext/>
               <w:spacing w:before="79" w:after="79" w:line="276" w:lineRule="auto"/>
             </w:pPr>
             <w:r>
@@ -13162,6 +13268,7 @@
           </w:tcPr>
           <w:p>
             <w:pPr>
+              <w:keepNext/>
               <w:spacing w:before="79" w:after="79" w:line="276" w:lineRule="auto"/>
             </w:pPr>
             <w:r>
@@ -13183,6 +13290,7 @@
           </w:tcPr>
           <w:p>
             <w:pPr>
+              <w:keepNext/>
               <w:spacing w:before="79" w:after="79" w:line="276" w:lineRule="auto"/>
               <w:jc w:val="center"/>
             </w:pPr>
@@ -13209,6 +13317,7 @@
           </w:tcPr>
           <w:p>
             <w:pPr>
+              <w:keepNext/>
               <w:spacing w:before="79" w:after="79" w:line="276" w:lineRule="auto"/>
             </w:pPr>
             <w:r>
@@ -13227,6 +13336,7 @@
           </w:tcPr>
           <w:p>
             <w:pPr>
+              <w:keepNext/>
               <w:spacing w:before="79" w:after="79" w:line="276" w:lineRule="auto"/>
             </w:pPr>
             <w:r>
@@ -13245,6 +13355,7 @@
           </w:tcPr>
           <w:p>
             <w:pPr>
+              <w:keepNext/>
               <w:spacing w:before="79" w:after="79" w:line="276" w:lineRule="auto"/>
               <w:jc w:val="center"/>
             </w:pPr>
@@ -13264,6 +13375,7 @@
           </w:tcPr>
           <w:p>
             <w:pPr>
+              <w:keepNext/>
               <w:spacing w:before="79" w:after="79" w:line="276" w:lineRule="auto"/>
             </w:pPr>
             <w:r>
@@ -13282,6 +13394,7 @@
           </w:tcPr>
           <w:p>
             <w:pPr>
+              <w:keepNext/>
               <w:spacing w:before="79" w:after="79" w:line="276" w:lineRule="auto"/>
               <w:jc w:val="center"/>
             </w:pPr>
@@ -13301,6 +13414,7 @@
           </w:tcPr>
           <w:p>
             <w:pPr>
+              <w:keepNext/>
               <w:spacing w:before="79" w:after="79" w:line="276" w:lineRule="auto"/>
               <w:jc w:val="center"/>
             </w:pPr>
@@ -13325,6 +13439,7 @@
           </w:tcPr>
           <w:p>
             <w:pPr>
+              <w:keepNext/>
               <w:spacing w:before="79" w:after="79" w:line="276" w:lineRule="auto"/>
             </w:pPr>
             <w:r>
@@ -13343,6 +13458,7 @@
           </w:tcPr>
           <w:p>
             <w:pPr>
+              <w:keepNext/>
               <w:spacing w:before="79" w:after="79" w:line="276" w:lineRule="auto"/>
             </w:pPr>
             <w:r>
@@ -13361,6 +13477,7 @@
           </w:tcPr>
           <w:p>
             <w:pPr>
+              <w:keepNext/>
               <w:spacing w:before="79" w:after="79" w:line="276" w:lineRule="auto"/>
               <w:jc w:val="center"/>
             </w:pPr>
@@ -13380,6 +13497,7 @@
           </w:tcPr>
           <w:p>
             <w:pPr>
+              <w:keepNext/>
               <w:spacing w:before="79" w:after="79" w:line="276" w:lineRule="auto"/>
             </w:pPr>
             <w:r>
@@ -13398,6 +13516,7 @@
           </w:tcPr>
           <w:p>
             <w:pPr>
+              <w:keepNext/>
               <w:spacing w:before="79" w:after="79" w:line="276" w:lineRule="auto"/>
               <w:jc w:val="center"/>
             </w:pPr>
@@ -13417,6 +13536,7 @@
           </w:tcPr>
           <w:p>
             <w:pPr>
+              <w:keepNext/>
               <w:spacing w:before="79" w:after="79" w:line="276" w:lineRule="auto"/>
               <w:jc w:val="center"/>
             </w:pPr>
@@ -13441,6 +13561,7 @@
           </w:tcPr>
           <w:p>
             <w:pPr>
+              <w:keepNext/>
               <w:spacing w:before="79" w:after="79" w:line="276" w:lineRule="auto"/>
             </w:pPr>
             <w:r>
@@ -13459,6 +13580,7 @@
           </w:tcPr>
           <w:p>
             <w:pPr>
+              <w:keepNext/>
               <w:spacing w:before="79" w:after="79" w:line="276" w:lineRule="auto"/>
             </w:pPr>
             <w:r>
@@ -13477,6 +13599,7 @@
           </w:tcPr>
           <w:p>
             <w:pPr>
+              <w:keepNext/>
               <w:spacing w:before="79" w:after="79" w:line="276" w:lineRule="auto"/>
               <w:jc w:val="center"/>
             </w:pPr>
@@ -13496,6 +13619,7 @@
           </w:tcPr>
           <w:p>
             <w:pPr>
+              <w:keepNext/>
               <w:spacing w:before="79" w:after="79" w:line="276" w:lineRule="auto"/>
             </w:pPr>
             <w:r>
@@ -13514,6 +13638,7 @@
           </w:tcPr>
           <w:p>
             <w:pPr>
+              <w:keepNext/>
               <w:spacing w:before="79" w:after="79" w:line="276" w:lineRule="auto"/>
             </w:pPr>
             <w:r>
@@ -13532,6 +13657,7 @@
           </w:tcPr>
           <w:p>
             <w:pPr>
+              <w:keepNext/>
               <w:spacing w:before="79" w:after="79" w:line="276" w:lineRule="auto"/>
               <w:jc w:val="center"/>
             </w:pPr>
@@ -13556,6 +13682,7 @@
           </w:tcPr>
           <w:p>
             <w:pPr>
+              <w:keepNext/>
               <w:spacing w:before="79" w:after="79" w:line="276" w:lineRule="auto"/>
             </w:pPr>
             <w:r>
@@ -13574,6 +13701,7 @@
           </w:tcPr>
           <w:p>
             <w:pPr>
+              <w:keepNext/>
               <w:spacing w:before="79" w:after="79" w:line="276" w:lineRule="auto"/>
             </w:pPr>
             <w:r>
@@ -13592,6 +13720,7 @@
           </w:tcPr>
           <w:p>
             <w:pPr>
+              <w:keepNext/>
               <w:spacing w:before="79" w:after="79" w:line="276" w:lineRule="auto"/>
               <w:jc w:val="center"/>
             </w:pPr>
@@ -13611,6 +13740,7 @@
           </w:tcPr>
           <w:p>
             <w:pPr>
+              <w:keepNext/>
               <w:spacing w:before="79" w:after="79" w:line="276" w:lineRule="auto"/>
             </w:pPr>
             <w:r>
@@ -13629,6 +13759,7 @@
           </w:tcPr>
           <w:p>
             <w:pPr>
+              <w:keepNext/>
               <w:spacing w:before="79" w:after="79" w:line="276" w:lineRule="auto"/>
             </w:pPr>
             <w:r>
@@ -13647,6 +13778,7 @@
           </w:tcPr>
           <w:p>
             <w:pPr>
+              <w:keepNext/>
               <w:spacing w:before="79" w:after="79" w:line="276" w:lineRule="auto"/>
               <w:jc w:val="center"/>
             </w:pPr>
@@ -13671,6 +13803,7 @@
           </w:tcPr>
           <w:p>
             <w:pPr>
+              <w:keepNext/>
               <w:spacing w:before="79" w:after="79" w:line="276" w:lineRule="auto"/>
             </w:pPr>
             <w:r>
@@ -13689,6 +13822,7 @@
           </w:tcPr>
           <w:p>
             <w:pPr>
+              <w:keepNext/>
               <w:spacing w:before="79" w:after="79" w:line="276" w:lineRule="auto"/>
             </w:pPr>
             <w:r>
@@ -13707,6 +13841,7 @@
           </w:tcPr>
           <w:p>
             <w:pPr>
+              <w:keepNext/>
               <w:spacing w:before="79" w:after="79" w:line="276" w:lineRule="auto"/>
               <w:jc w:val="center"/>
             </w:pPr>
@@ -13726,6 +13861,7 @@
           </w:tcPr>
           <w:p>
             <w:pPr>
+              <w:keepNext/>
               <w:spacing w:before="79" w:after="79" w:line="276" w:lineRule="auto"/>
             </w:pPr>
             <w:r>
@@ -13744,6 +13880,7 @@
           </w:tcPr>
           <w:p>
             <w:pPr>
+              <w:keepNext/>
               <w:spacing w:before="79" w:after="79" w:line="276" w:lineRule="auto"/>
             </w:pPr>
             <w:r>
@@ -13762,6 +13899,7 @@
           </w:tcPr>
           <w:p>
             <w:pPr>
+              <w:keepNext/>
               <w:spacing w:before="79" w:after="79" w:line="276" w:lineRule="auto"/>
               <w:jc w:val="center"/>
             </w:pPr>
@@ -13786,6 +13924,7 @@
           </w:tcPr>
           <w:p>
             <w:pPr>
+              <w:keepNext/>
               <w:spacing w:before="79" w:after="79" w:line="276" w:lineRule="auto"/>
             </w:pPr>
             <w:r>
@@ -13804,6 +13943,7 @@
           </w:tcPr>
           <w:p>
             <w:pPr>
+              <w:keepNext/>
               <w:spacing w:before="79" w:after="79" w:line="276" w:lineRule="auto"/>
             </w:pPr>
             <w:r>
@@ -13822,6 +13962,7 @@
           </w:tcPr>
           <w:p>
             <w:pPr>
+              <w:keepNext/>
               <w:spacing w:before="79" w:after="79" w:line="276" w:lineRule="auto"/>
               <w:jc w:val="center"/>
             </w:pPr>
@@ -13841,6 +13982,7 @@
           </w:tcPr>
           <w:p>
             <w:pPr>
+              <w:keepNext/>
               <w:spacing w:before="79" w:after="79" w:line="276" w:lineRule="auto"/>
             </w:pPr>
             <w:r>
@@ -13859,6 +14001,7 @@
           </w:tcPr>
           <w:p>
             <w:pPr>
+              <w:keepNext/>
               <w:spacing w:before="79" w:after="79" w:line="276" w:lineRule="auto"/>
             </w:pPr>
             <w:r>
@@ -13877,6 +14020,7 @@
           </w:tcPr>
           <w:p>
             <w:pPr>
+              <w:keepNext/>
               <w:spacing w:before="79" w:after="79" w:line="276" w:lineRule="auto"/>
               <w:jc w:val="center"/>
             </w:pPr>
@@ -13901,6 +14045,7 @@
           </w:tcPr>
           <w:p>
             <w:pPr>
+              <w:keepNext/>
               <w:spacing w:before="79" w:after="79" w:line="276" w:lineRule="auto"/>
             </w:pPr>
             <w:r>
@@ -13919,6 +14064,7 @@
           </w:tcPr>
           <w:p>
             <w:pPr>
+              <w:keepNext/>
               <w:spacing w:before="79" w:after="79" w:line="276" w:lineRule="auto"/>
             </w:pPr>
             <w:r>
@@ -13937,6 +14083,7 @@
           </w:tcPr>
           <w:p>
             <w:pPr>
+              <w:keepNext/>
               <w:spacing w:before="79" w:after="79" w:line="276" w:lineRule="auto"/>
               <w:jc w:val="center"/>
             </w:pPr>
@@ -13956,6 +14103,7 @@
           </w:tcPr>
           <w:p>
             <w:pPr>
+              <w:keepNext/>
               <w:spacing w:before="79" w:after="79" w:line="276" w:lineRule="auto"/>
             </w:pPr>
             <w:r>
@@ -13974,6 +14122,7 @@
           </w:tcPr>
           <w:p>
             <w:pPr>
+              <w:keepNext/>
               <w:spacing w:before="79" w:after="79" w:line="276" w:lineRule="auto"/>
             </w:pPr>
           </w:p>
@@ -13985,6 +14134,7 @@
           </w:tcPr>
           <w:p>
             <w:pPr>
+              <w:keepNext/>
               <w:spacing w:before="79" w:after="79" w:line="276" w:lineRule="auto"/>
             </w:pPr>
           </w:p>
@@ -14108,6 +14258,7 @@
     </w:tbl>
     <w:p>
       <w:pPr>
+        <w:keepNext/>
         <w:spacing w:before="57" w:after="227" w:line="288" w:lineRule="auto"/>
       </w:pPr>
       <w:r>
@@ -14156,6 +14307,7 @@
           </w:tcPr>
           <w:p>
             <w:pPr>
+              <w:keepNext/>
               <w:spacing w:before="79" w:after="79" w:line="276" w:lineRule="auto"/>
             </w:pPr>
             <w:r>
@@ -14177,6 +14329,7 @@
           </w:tcPr>
           <w:p>
             <w:pPr>
+              <w:keepNext/>
               <w:spacing w:before="79" w:after="79" w:line="276" w:lineRule="auto"/>
               <w:jc w:val="center"/>
             </w:pPr>
@@ -14199,6 +14352,7 @@
           </w:tcPr>
           <w:p>
             <w:pPr>
+              <w:keepNext/>
               <w:spacing w:before="79" w:after="79" w:line="276" w:lineRule="auto"/>
               <w:jc w:val="center"/>
             </w:pPr>
@@ -14221,6 +14375,7 @@
           </w:tcPr>
           <w:p>
             <w:pPr>
+              <w:keepNext/>
               <w:spacing w:before="79" w:after="79" w:line="276" w:lineRule="auto"/>
               <w:jc w:val="center"/>
             </w:pPr>
@@ -14243,6 +14398,7 @@
           </w:tcPr>
           <w:p>
             <w:pPr>
+              <w:keepNext/>
               <w:spacing w:before="79" w:after="79" w:line="276" w:lineRule="auto"/>
               <w:jc w:val="center"/>
             </w:pPr>
@@ -14265,6 +14421,7 @@
           </w:tcPr>
           <w:p>
             <w:pPr>
+              <w:keepNext/>
               <w:spacing w:before="79" w:after="79" w:line="276" w:lineRule="auto"/>
               <w:jc w:val="center"/>
             </w:pPr>
@@ -14287,6 +14444,7 @@
           </w:tcPr>
           <w:p>
             <w:pPr>
+              <w:keepNext/>
               <w:spacing w:before="79" w:after="79" w:line="276" w:lineRule="auto"/>
               <w:jc w:val="center"/>
             </w:pPr>
@@ -14313,6 +14471,7 @@
           </w:tcPr>
           <w:p>
             <w:pPr>
+              <w:keepNext/>
               <w:spacing w:before="79" w:after="79" w:line="276" w:lineRule="auto"/>
             </w:pPr>
             <w:r>
@@ -14331,6 +14490,7 @@
           </w:tcPr>
           <w:p>
             <w:pPr>
+              <w:keepNext/>
               <w:spacing w:before="79" w:after="79" w:line="276" w:lineRule="auto"/>
               <w:jc w:val="center"/>
             </w:pPr>
@@ -14350,6 +14510,7 @@
           </w:tcPr>
           <w:p>
             <w:pPr>
+              <w:keepNext/>
               <w:spacing w:before="79" w:after="79" w:line="276" w:lineRule="auto"/>
             </w:pPr>
           </w:p>
@@ -14361,6 +14522,7 @@
           </w:tcPr>
           <w:p>
             <w:pPr>
+              <w:keepNext/>
               <w:spacing w:before="79" w:after="79" w:line="276" w:lineRule="auto"/>
               <w:jc w:val="center"/>
             </w:pPr>
@@ -14380,6 +14542,7 @@
           </w:tcPr>
           <w:p>
             <w:pPr>
+              <w:keepNext/>
               <w:spacing w:before="79" w:after="79" w:line="276" w:lineRule="auto"/>
               <w:jc w:val="center"/>
             </w:pPr>
@@ -14399,6 +14562,7 @@
           </w:tcPr>
           <w:p>
             <w:pPr>
+              <w:keepNext/>
               <w:spacing w:before="79" w:after="79" w:line="276" w:lineRule="auto"/>
               <w:jc w:val="center"/>
             </w:pPr>
@@ -14418,6 +14582,7 @@
           </w:tcPr>
           <w:p>
             <w:pPr>
+              <w:keepNext/>
               <w:spacing w:before="79" w:after="79" w:line="276" w:lineRule="auto"/>
               <w:jc w:val="center"/>
             </w:pPr>
@@ -14442,6 +14607,7 @@
           </w:tcPr>
           <w:p>
             <w:pPr>
+              <w:keepNext/>
               <w:spacing w:before="79" w:after="79" w:line="276" w:lineRule="auto"/>
             </w:pPr>
             <w:r>
@@ -14460,6 +14626,7 @@
           </w:tcPr>
           <w:p>
             <w:pPr>
+              <w:keepNext/>
               <w:spacing w:before="79" w:after="79" w:line="276" w:lineRule="auto"/>
               <w:jc w:val="center"/>
             </w:pPr>
@@ -14479,6 +14646,7 @@
           </w:tcPr>
           <w:p>
             <w:pPr>
+              <w:keepNext/>
               <w:spacing w:before="79" w:after="79" w:line="276" w:lineRule="auto"/>
             </w:pPr>
           </w:p>
@@ -14490,6 +14658,7 @@
           </w:tcPr>
           <w:p>
             <w:pPr>
+              <w:keepNext/>
               <w:spacing w:before="79" w:after="79" w:line="276" w:lineRule="auto"/>
               <w:jc w:val="center"/>
             </w:pPr>
@@ -14509,6 +14678,7 @@
           </w:tcPr>
           <w:p>
             <w:pPr>
+              <w:keepNext/>
               <w:spacing w:before="79" w:after="79" w:line="276" w:lineRule="auto"/>
               <w:jc w:val="center"/>
             </w:pPr>
@@ -14528,6 +14698,7 @@
           </w:tcPr>
           <w:p>
             <w:pPr>
+              <w:keepNext/>
               <w:spacing w:before="79" w:after="79" w:line="276" w:lineRule="auto"/>
               <w:jc w:val="center"/>
             </w:pPr>
@@ -14547,6 +14718,7 @@
           </w:tcPr>
           <w:p>
             <w:pPr>
+              <w:keepNext/>
               <w:spacing w:before="79" w:after="79" w:line="276" w:lineRule="auto"/>
               <w:jc w:val="center"/>
             </w:pPr>
@@ -14571,6 +14743,7 @@
           </w:tcPr>
           <w:p>
             <w:pPr>
+              <w:keepNext/>
               <w:spacing w:before="79" w:after="79" w:line="276" w:lineRule="auto"/>
             </w:pPr>
             <w:r>
@@ -14589,6 +14762,7 @@
           </w:tcPr>
           <w:p>
             <w:pPr>
+              <w:keepNext/>
               <w:spacing w:before="79" w:after="79" w:line="276" w:lineRule="auto"/>
               <w:jc w:val="center"/>
             </w:pPr>
@@ -14608,6 +14782,7 @@
           </w:tcPr>
           <w:p>
             <w:pPr>
+              <w:keepNext/>
               <w:spacing w:before="79" w:after="79" w:line="276" w:lineRule="auto"/>
               <w:jc w:val="center"/>
             </w:pPr>
@@ -14627,6 +14802,7 @@
           </w:tcPr>
           <w:p>
             <w:pPr>
+              <w:keepNext/>
               <w:spacing w:before="79" w:after="79" w:line="276" w:lineRule="auto"/>
               <w:jc w:val="center"/>
             </w:pPr>
@@ -14646,6 +14822,7 @@
           </w:tcPr>
           <w:p>
             <w:pPr>
+              <w:keepNext/>
               <w:spacing w:before="79" w:after="79" w:line="276" w:lineRule="auto"/>
               <w:jc w:val="center"/>
             </w:pPr>
@@ -14665,6 +14842,7 @@
           </w:tcPr>
           <w:p>
             <w:pPr>
+              <w:keepNext/>
               <w:spacing w:before="79" w:after="79" w:line="276" w:lineRule="auto"/>
               <w:jc w:val="center"/>
             </w:pPr>
@@ -14684,6 +14862,7 @@
           </w:tcPr>
           <w:p>
             <w:pPr>
+              <w:keepNext/>
               <w:spacing w:before="79" w:after="79" w:line="276" w:lineRule="auto"/>
               <w:jc w:val="center"/>
             </w:pPr>
@@ -14708,6 +14887,7 @@
           </w:tcPr>
           <w:p>
             <w:pPr>
+              <w:keepNext/>
               <w:spacing w:before="79" w:after="79" w:line="276" w:lineRule="auto"/>
             </w:pPr>
             <w:r>
@@ -14726,6 +14906,7 @@
           </w:tcPr>
           <w:p>
             <w:pPr>
+              <w:keepNext/>
               <w:spacing w:before="79" w:after="79" w:line="276" w:lineRule="auto"/>
               <w:jc w:val="center"/>
             </w:pPr>
@@ -14745,6 +14926,7 @@
           </w:tcPr>
           <w:p>
             <w:pPr>
+              <w:keepNext/>
               <w:spacing w:before="79" w:after="79" w:line="276" w:lineRule="auto"/>
               <w:jc w:val="center"/>
             </w:pPr>
@@ -14764,6 +14946,7 @@
           </w:tcPr>
           <w:p>
             <w:pPr>
+              <w:keepNext/>
               <w:spacing w:before="79" w:after="79" w:line="276" w:lineRule="auto"/>
               <w:jc w:val="center"/>
             </w:pPr>
@@ -14783,6 +14966,7 @@
           </w:tcPr>
           <w:p>
             <w:pPr>
+              <w:keepNext/>
               <w:spacing w:before="79" w:after="79" w:line="276" w:lineRule="auto"/>
               <w:jc w:val="center"/>
             </w:pPr>
@@ -14802,6 +14986,7 @@
           </w:tcPr>
           <w:p>
             <w:pPr>
+              <w:keepNext/>
               <w:spacing w:before="79" w:after="79" w:line="276" w:lineRule="auto"/>
               <w:jc w:val="center"/>
             </w:pPr>
@@ -14821,6 +15006,7 @@
           </w:tcPr>
           <w:p>
             <w:pPr>
+              <w:keepNext/>
               <w:spacing w:before="79" w:after="79" w:line="276" w:lineRule="auto"/>
               <w:jc w:val="center"/>
             </w:pPr>
@@ -14845,6 +15031,7 @@
           </w:tcPr>
           <w:p>
             <w:pPr>
+              <w:keepNext/>
               <w:spacing w:before="79" w:after="79" w:line="276" w:lineRule="auto"/>
             </w:pPr>
             <w:r>
@@ -14863,6 +15050,7 @@
           </w:tcPr>
           <w:p>
             <w:pPr>
+              <w:keepNext/>
               <w:spacing w:before="79" w:after="79" w:line="276" w:lineRule="auto"/>
               <w:jc w:val="center"/>
             </w:pPr>
@@ -14882,6 +15070,7 @@
           </w:tcPr>
           <w:p>
             <w:pPr>
+              <w:keepNext/>
               <w:spacing w:before="79" w:after="79" w:line="276" w:lineRule="auto"/>
               <w:jc w:val="center"/>
             </w:pPr>
@@ -14901,6 +15090,7 @@
           </w:tcPr>
           <w:p>
             <w:pPr>
+              <w:keepNext/>
               <w:spacing w:before="79" w:after="79" w:line="276" w:lineRule="auto"/>
               <w:jc w:val="center"/>
             </w:pPr>
@@ -14920,6 +15110,7 @@
           </w:tcPr>
           <w:p>
             <w:pPr>
+              <w:keepNext/>
               <w:spacing w:before="79" w:after="79" w:line="276" w:lineRule="auto"/>
               <w:jc w:val="center"/>
             </w:pPr>
@@ -14939,6 +15130,7 @@
           </w:tcPr>
           <w:p>
             <w:pPr>
+              <w:keepNext/>
               <w:spacing w:before="79" w:after="79" w:line="276" w:lineRule="auto"/>
               <w:jc w:val="center"/>
             </w:pPr>
@@ -14958,6 +15150,7 @@
           </w:tcPr>
           <w:p>
             <w:pPr>
+              <w:keepNext/>
               <w:spacing w:before="79" w:after="79" w:line="276" w:lineRule="auto"/>
               <w:jc w:val="center"/>
             </w:pPr>
@@ -14982,6 +15175,7 @@
           </w:tcPr>
           <w:p>
             <w:pPr>
+              <w:keepNext/>
               <w:spacing w:before="79" w:after="79" w:line="276" w:lineRule="auto"/>
             </w:pPr>
             <w:r>
@@ -15000,6 +15194,7 @@
           </w:tcPr>
           <w:p>
             <w:pPr>
+              <w:keepNext/>
               <w:spacing w:before="79" w:after="79" w:line="276" w:lineRule="auto"/>
               <w:jc w:val="center"/>
             </w:pPr>
@@ -15019,6 +15214,7 @@
           </w:tcPr>
           <w:p>
             <w:pPr>
+              <w:keepNext/>
               <w:spacing w:before="79" w:after="79" w:line="276" w:lineRule="auto"/>
               <w:jc w:val="center"/>
             </w:pPr>
@@ -15038,6 +15234,7 @@
           </w:tcPr>
           <w:p>
             <w:pPr>
+              <w:keepNext/>
               <w:spacing w:before="79" w:after="79" w:line="276" w:lineRule="auto"/>
               <w:jc w:val="center"/>
             </w:pPr>
@@ -15057,6 +15254,7 @@
           </w:tcPr>
           <w:p>
             <w:pPr>
+              <w:keepNext/>
               <w:spacing w:before="79" w:after="79" w:line="276" w:lineRule="auto"/>
               <w:jc w:val="center"/>
             </w:pPr>
@@ -15076,6 +15274,7 @@
           </w:tcPr>
           <w:p>
             <w:pPr>
+              <w:keepNext/>
               <w:spacing w:before="79" w:after="79" w:line="276" w:lineRule="auto"/>
               <w:jc w:val="center"/>
             </w:pPr>
@@ -15095,6 +15294,7 @@
           </w:tcPr>
           <w:p>
             <w:pPr>
+              <w:keepNext/>
               <w:spacing w:before="79" w:after="79" w:line="276" w:lineRule="auto"/>
               <w:jc w:val="center"/>
             </w:pPr>
@@ -15331,6 +15531,7 @@
           </w:tcPr>
           <w:p>
             <w:pPr>
+              <w:keepNext/>
               <w:spacing w:before="79" w:after="79" w:line="276" w:lineRule="auto"/>
             </w:pPr>
             <w:r>
@@ -15352,6 +15553,7 @@
           </w:tcPr>
           <w:p>
             <w:pPr>
+              <w:keepNext/>
               <w:spacing w:before="79" w:after="79" w:line="276" w:lineRule="auto"/>
             </w:pPr>
             <w:r>
@@ -15373,6 +15575,7 @@
           </w:tcPr>
           <w:p>
             <w:pPr>
+              <w:keepNext/>
               <w:spacing w:before="79" w:after="79" w:line="276" w:lineRule="auto"/>
               <w:jc w:val="center"/>
             </w:pPr>
@@ -15395,6 +15598,7 @@
           </w:tcPr>
           <w:p>
             <w:pPr>
+              <w:keepNext/>
               <w:spacing w:before="79" w:after="79" w:line="276" w:lineRule="auto"/>
               <w:jc w:val="center"/>
             </w:pPr>
@@ -15417,6 +15621,7 @@
           </w:tcPr>
           <w:p>
             <w:pPr>
+              <w:keepNext/>
               <w:spacing w:before="79" w:after="79" w:line="276" w:lineRule="auto"/>
               <w:jc w:val="center"/>
             </w:pPr>
@@ -15439,6 +15644,7 @@
           </w:tcPr>
           <w:p>
             <w:pPr>
+              <w:keepNext/>
               <w:spacing w:before="79" w:after="79" w:line="276" w:lineRule="auto"/>
               <w:jc w:val="center"/>
             </w:pPr>
@@ -15461,6 +15667,7 @@
           </w:tcPr>
           <w:p>
             <w:pPr>
+              <w:keepNext/>
               <w:spacing w:before="79" w:after="79" w:line="276" w:lineRule="auto"/>
               <w:jc w:val="center"/>
             </w:pPr>
@@ -15483,6 +15690,7 @@
           </w:tcPr>
           <w:p>
             <w:pPr>
+              <w:keepNext/>
               <w:spacing w:before="79" w:after="79" w:line="276" w:lineRule="auto"/>
               <w:jc w:val="center"/>
             </w:pPr>
@@ -15505,6 +15713,7 @@
           </w:tcPr>
           <w:p>
             <w:pPr>
+              <w:keepNext/>
               <w:spacing w:before="79" w:after="79" w:line="276" w:lineRule="auto"/>
               <w:jc w:val="center"/>
             </w:pPr>
@@ -15527,6 +15736,7 @@
           </w:tcPr>
           <w:p>
             <w:pPr>
+              <w:keepNext/>
               <w:spacing w:before="79" w:after="79" w:line="276" w:lineRule="auto"/>
               <w:jc w:val="center"/>
             </w:pPr>
@@ -15553,6 +15763,7 @@
           </w:tcPr>
           <w:p>
             <w:pPr>
+              <w:keepNext/>
               <w:spacing w:before="79" w:after="79" w:line="276" w:lineRule="auto"/>
             </w:pPr>
             <w:r>
@@ -15571,6 +15782,7 @@
           </w:tcPr>
           <w:p>
             <w:pPr>
+              <w:keepNext/>
               <w:spacing w:before="79" w:after="79" w:line="276" w:lineRule="auto"/>
             </w:pPr>
             <w:r>
@@ -15589,6 +15801,7 @@
           </w:tcPr>
           <w:p>
             <w:pPr>
+              <w:keepNext/>
               <w:spacing w:before="79" w:after="79" w:line="276" w:lineRule="auto"/>
               <w:jc w:val="center"/>
             </w:pPr>
@@ -15608,6 +15821,7 @@
           </w:tcPr>
           <w:p>
             <w:pPr>
+              <w:keepNext/>
               <w:spacing w:before="79" w:after="79" w:line="276" w:lineRule="auto"/>
               <w:jc w:val="center"/>
             </w:pPr>
@@ -15627,6 +15841,7 @@
           </w:tcPr>
           <w:p>
             <w:pPr>
+              <w:keepNext/>
               <w:spacing w:before="79" w:after="79" w:line="276" w:lineRule="auto"/>
               <w:jc w:val="center"/>
             </w:pPr>
@@ -15646,6 +15861,7 @@
           </w:tcPr>
           <w:p>
             <w:pPr>
+              <w:keepNext/>
               <w:spacing w:before="79" w:after="79" w:line="276" w:lineRule="auto"/>
               <w:jc w:val="center"/>
             </w:pPr>
@@ -15665,6 +15881,7 @@
           </w:tcPr>
           <w:p>
             <w:pPr>
+              <w:keepNext/>
               <w:spacing w:before="79" w:after="79" w:line="276" w:lineRule="auto"/>
               <w:jc w:val="center"/>
             </w:pPr>
@@ -15684,6 +15901,7 @@
           </w:tcPr>
           <w:p>
             <w:pPr>
+              <w:keepNext/>
               <w:spacing w:before="79" w:after="79" w:line="276" w:lineRule="auto"/>
               <w:jc w:val="center"/>
             </w:pPr>
@@ -15703,6 +15921,7 @@
           </w:tcPr>
           <w:p>
             <w:pPr>
+              <w:keepNext/>
               <w:spacing w:before="79" w:after="79" w:line="276" w:lineRule="auto"/>
               <w:jc w:val="center"/>
             </w:pPr>
@@ -15722,6 +15941,7 @@
           </w:tcPr>
           <w:p>
             <w:pPr>
+              <w:keepNext/>
               <w:spacing w:before="79" w:after="79" w:line="276" w:lineRule="auto"/>
               <w:jc w:val="center"/>
             </w:pPr>
@@ -15746,6 +15966,7 @@
           </w:tcPr>
           <w:p>
             <w:pPr>
+              <w:keepNext/>
               <w:spacing w:before="79" w:after="79" w:line="276" w:lineRule="auto"/>
             </w:pPr>
             <w:r>
@@ -15764,6 +15985,7 @@
           </w:tcPr>
           <w:p>
             <w:pPr>
+              <w:keepNext/>
               <w:spacing w:before="79" w:after="79" w:line="276" w:lineRule="auto"/>
             </w:pPr>
             <w:r>
@@ -15782,6 +16004,7 @@
           </w:tcPr>
           <w:p>
             <w:pPr>
+              <w:keepNext/>
               <w:spacing w:before="79" w:after="79" w:line="276" w:lineRule="auto"/>
               <w:jc w:val="center"/>
             </w:pPr>
@@ -15801,6 +16024,7 @@
           </w:tcPr>
           <w:p>
             <w:pPr>
+              <w:keepNext/>
               <w:spacing w:before="79" w:after="79" w:line="276" w:lineRule="auto"/>
               <w:jc w:val="center"/>
             </w:pPr>
@@ -15820,6 +16044,7 @@
           </w:tcPr>
           <w:p>
             <w:pPr>
+              <w:keepNext/>
               <w:spacing w:before="79" w:after="79" w:line="276" w:lineRule="auto"/>
               <w:jc w:val="center"/>
             </w:pPr>
@@ -15839,6 +16064,7 @@
           </w:tcPr>
           <w:p>
             <w:pPr>
+              <w:keepNext/>
               <w:spacing w:before="79" w:after="79" w:line="276" w:lineRule="auto"/>
               <w:jc w:val="center"/>
             </w:pPr>
@@ -15858,6 +16084,7 @@
           </w:tcPr>
           <w:p>
             <w:pPr>
+              <w:keepNext/>
               <w:spacing w:before="79" w:after="79" w:line="276" w:lineRule="auto"/>
               <w:jc w:val="center"/>
             </w:pPr>
@@ -15877,6 +16104,7 @@
           </w:tcPr>
           <w:p>
             <w:pPr>
+              <w:keepNext/>
               <w:spacing w:before="79" w:after="79" w:line="276" w:lineRule="auto"/>
               <w:jc w:val="center"/>
             </w:pPr>
@@ -15896,6 +16124,7 @@
           </w:tcPr>
           <w:p>
             <w:pPr>
+              <w:keepNext/>
               <w:spacing w:before="79" w:after="79" w:line="276" w:lineRule="auto"/>
               <w:jc w:val="center"/>
             </w:pPr>
@@ -15915,6 +16144,7 @@
           </w:tcPr>
           <w:p>
             <w:pPr>
+              <w:keepNext/>
               <w:spacing w:before="79" w:after="79" w:line="276" w:lineRule="auto"/>
               <w:jc w:val="center"/>
             </w:pPr>
@@ -15939,6 +16169,7 @@
           </w:tcPr>
           <w:p>
             <w:pPr>
+              <w:keepNext/>
               <w:spacing w:before="79" w:after="79" w:line="276" w:lineRule="auto"/>
             </w:pPr>
             <w:r>
@@ -15957,6 +16188,7 @@
           </w:tcPr>
           <w:p>
             <w:pPr>
+              <w:keepNext/>
               <w:spacing w:before="79" w:after="79" w:line="276" w:lineRule="auto"/>
             </w:pPr>
             <w:r>
@@ -15975,6 +16207,7 @@
           </w:tcPr>
           <w:p>
             <w:pPr>
+              <w:keepNext/>
               <w:spacing w:before="79" w:after="79" w:line="276" w:lineRule="auto"/>
               <w:jc w:val="center"/>
             </w:pPr>
@@ -15994,6 +16227,7 @@
           </w:tcPr>
           <w:p>
             <w:pPr>
+              <w:keepNext/>
               <w:spacing w:before="79" w:after="79" w:line="276" w:lineRule="auto"/>
               <w:jc w:val="center"/>
             </w:pPr>
@@ -16013,6 +16247,7 @@
           </w:tcPr>
           <w:p>
             <w:pPr>
+              <w:keepNext/>
               <w:spacing w:before="79" w:after="79" w:line="276" w:lineRule="auto"/>
               <w:jc w:val="center"/>
             </w:pPr>
@@ -16032,6 +16267,7 @@
           </w:tcPr>
           <w:p>
             <w:pPr>
+              <w:keepNext/>
               <w:spacing w:before="79" w:after="79" w:line="276" w:lineRule="auto"/>
               <w:jc w:val="center"/>
             </w:pPr>
@@ -16051,6 +16287,7 @@
           </w:tcPr>
           <w:p>
             <w:pPr>
+              <w:keepNext/>
               <w:spacing w:before="79" w:after="79" w:line="276" w:lineRule="auto"/>
               <w:jc w:val="center"/>
             </w:pPr>
@@ -16070,6 +16307,7 @@
           </w:tcPr>
           <w:p>
             <w:pPr>
+              <w:keepNext/>
               <w:spacing w:before="79" w:after="79" w:line="276" w:lineRule="auto"/>
               <w:jc w:val="center"/>
             </w:pPr>
@@ -16089,6 +16327,7 @@
           </w:tcPr>
           <w:p>
             <w:pPr>
+              <w:keepNext/>
               <w:spacing w:before="79" w:after="79" w:line="276" w:lineRule="auto"/>
               <w:jc w:val="center"/>
             </w:pPr>
@@ -16108,6 +16347,7 @@
           </w:tcPr>
           <w:p>
             <w:pPr>
+              <w:keepNext/>
               <w:spacing w:before="79" w:after="79" w:line="276" w:lineRule="auto"/>
               <w:jc w:val="center"/>
             </w:pPr>
@@ -16417,6 +16657,7 @@
           </w:tcPr>
           <w:p>
             <w:pPr>
+              <w:keepNext/>
               <w:spacing w:before="79" w:after="79" w:line="276" w:lineRule="auto"/>
             </w:pPr>
             <w:r>
@@ -16438,6 +16679,7 @@
           </w:tcPr>
           <w:p>
             <w:pPr>
+              <w:keepNext/>
               <w:spacing w:before="79" w:after="79" w:line="276" w:lineRule="auto"/>
               <w:jc w:val="center"/>
             </w:pPr>
@@ -16460,6 +16702,7 @@
           </w:tcPr>
           <w:p>
             <w:pPr>
+              <w:keepNext/>
               <w:spacing w:before="79" w:after="79" w:line="276" w:lineRule="auto"/>
               <w:jc w:val="center"/>
             </w:pPr>
@@ -16482,6 +16725,7 @@
           </w:tcPr>
           <w:p>
             <w:pPr>
+              <w:keepNext/>
               <w:spacing w:before="79" w:after="79" w:line="276" w:lineRule="auto"/>
               <w:jc w:val="center"/>
             </w:pPr>
@@ -16504,6 +16748,7 @@
           </w:tcPr>
           <w:p>
             <w:pPr>
+              <w:keepNext/>
               <w:spacing w:before="79" w:after="79" w:line="276" w:lineRule="auto"/>
               <w:jc w:val="center"/>
             </w:pPr>
@@ -16526,6 +16771,7 @@
           </w:tcPr>
           <w:p>
             <w:pPr>
+              <w:keepNext/>
               <w:spacing w:before="79" w:after="79" w:line="276" w:lineRule="auto"/>
               <w:jc w:val="center"/>
             </w:pPr>
@@ -16548,6 +16794,7 @@
           </w:tcPr>
           <w:p>
             <w:pPr>
+              <w:keepNext/>
               <w:spacing w:before="79" w:after="79" w:line="276" w:lineRule="auto"/>
               <w:jc w:val="center"/>
             </w:pPr>
@@ -16570,6 +16817,7 @@
           </w:tcPr>
           <w:p>
             <w:pPr>
+              <w:keepNext/>
               <w:spacing w:before="79" w:after="79" w:line="276" w:lineRule="auto"/>
               <w:jc w:val="center"/>
             </w:pPr>
@@ -16592,6 +16840,7 @@
           </w:tcPr>
           <w:p>
             <w:pPr>
+              <w:keepNext/>
               <w:spacing w:before="79" w:after="79" w:line="276" w:lineRule="auto"/>
               <w:jc w:val="center"/>
             </w:pPr>
@@ -16614,6 +16863,7 @@
           </w:tcPr>
           <w:p>
             <w:pPr>
+              <w:keepNext/>
               <w:spacing w:before="79" w:after="79" w:line="276" w:lineRule="auto"/>
               <w:jc w:val="center"/>
             </w:pPr>
@@ -16636,6 +16886,7 @@
           </w:tcPr>
           <w:p>
             <w:pPr>
+              <w:keepNext/>
               <w:spacing w:before="79" w:after="79" w:line="276" w:lineRule="auto"/>
               <w:jc w:val="center"/>
             </w:pPr>
@@ -16658,6 +16909,7 @@
           </w:tcPr>
           <w:p>
             <w:pPr>
+              <w:keepNext/>
               <w:spacing w:before="79" w:after="79" w:line="276" w:lineRule="auto"/>
               <w:jc w:val="center"/>
             </w:pPr>
@@ -16680,6 +16932,7 @@
           </w:tcPr>
           <w:p>
             <w:pPr>
+              <w:keepNext/>
               <w:spacing w:before="79" w:after="79" w:line="276" w:lineRule="auto"/>
               <w:jc w:val="center"/>
             </w:pPr>
@@ -16702,6 +16955,7 @@
           </w:tcPr>
           <w:p>
             <w:pPr>
+              <w:keepNext/>
               <w:spacing w:before="79" w:after="79" w:line="276" w:lineRule="auto"/>
               <w:jc w:val="center"/>
             </w:pPr>
@@ -16724,6 +16978,7 @@
           </w:tcPr>
           <w:p>
             <w:pPr>
+              <w:keepNext/>
               <w:spacing w:before="79" w:after="79" w:line="276" w:lineRule="auto"/>
               <w:jc w:val="center"/>
             </w:pPr>
@@ -16750,6 +17005,7 @@
           </w:tcPr>
           <w:p>
             <w:pPr>
+              <w:keepNext/>
               <w:spacing w:before="79" w:after="79" w:line="276" w:lineRule="auto"/>
             </w:pPr>
             <w:r>
@@ -16768,6 +17024,7 @@
           </w:tcPr>
           <w:p>
             <w:pPr>
+              <w:keepNext/>
               <w:spacing w:before="79" w:after="79" w:line="276" w:lineRule="auto"/>
               <w:jc w:val="center"/>
             </w:pPr>
@@ -16787,6 +17044,7 @@
           </w:tcPr>
           <w:p>
             <w:pPr>
+              <w:keepNext/>
               <w:spacing w:before="79" w:after="79" w:line="276" w:lineRule="auto"/>
               <w:jc w:val="center"/>
             </w:pPr>
@@ -16806,6 +17064,7 @@
           </w:tcPr>
           <w:p>
             <w:pPr>
+              <w:keepNext/>
               <w:spacing w:before="79" w:after="79" w:line="276" w:lineRule="auto"/>
               <w:jc w:val="center"/>
             </w:pPr>
@@ -16825,6 +17084,7 @@
           </w:tcPr>
           <w:p>
             <w:pPr>
+              <w:keepNext/>
               <w:spacing w:before="79" w:after="79" w:line="276" w:lineRule="auto"/>
               <w:jc w:val="center"/>
             </w:pPr>
@@ -16844,6 +17104,7 @@
           </w:tcPr>
           <w:p>
             <w:pPr>
+              <w:keepNext/>
               <w:spacing w:before="79" w:after="79" w:line="276" w:lineRule="auto"/>
               <w:jc w:val="center"/>
             </w:pPr>
@@ -16863,6 +17124,7 @@
           </w:tcPr>
           <w:p>
             <w:pPr>
+              <w:keepNext/>
               <w:spacing w:before="79" w:after="79" w:line="276" w:lineRule="auto"/>
               <w:jc w:val="center"/>
             </w:pPr>
@@ -16882,6 +17144,7 @@
           </w:tcPr>
           <w:p>
             <w:pPr>
+              <w:keepNext/>
               <w:spacing w:before="79" w:after="79" w:line="276" w:lineRule="auto"/>
               <w:jc w:val="center"/>
             </w:pPr>
@@ -16901,6 +17164,7 @@
           </w:tcPr>
           <w:p>
             <w:pPr>
+              <w:keepNext/>
               <w:spacing w:before="79" w:after="79" w:line="276" w:lineRule="auto"/>
               <w:jc w:val="center"/>
             </w:pPr>
@@ -16920,6 +17184,7 @@
           </w:tcPr>
           <w:p>
             <w:pPr>
+              <w:keepNext/>
               <w:spacing w:before="79" w:after="79" w:line="276" w:lineRule="auto"/>
               <w:jc w:val="center"/>
             </w:pPr>
@@ -16939,6 +17204,7 @@
           </w:tcPr>
           <w:p>
             <w:pPr>
+              <w:keepNext/>
               <w:spacing w:before="79" w:after="79" w:line="276" w:lineRule="auto"/>
               <w:jc w:val="center"/>
             </w:pPr>
@@ -16958,6 +17224,7 @@
           </w:tcPr>
           <w:p>
             <w:pPr>
+              <w:keepNext/>
               <w:spacing w:before="79" w:after="79" w:line="276" w:lineRule="auto"/>
               <w:jc w:val="center"/>
             </w:pPr>
@@ -16977,6 +17244,7 @@
           </w:tcPr>
           <w:p>
             <w:pPr>
+              <w:keepNext/>
               <w:spacing w:before="79" w:after="79" w:line="276" w:lineRule="auto"/>
               <w:jc w:val="center"/>
             </w:pPr>
@@ -16996,6 +17264,7 @@
           </w:tcPr>
           <w:p>
             <w:pPr>
+              <w:keepNext/>
               <w:spacing w:before="79" w:after="79" w:line="276" w:lineRule="auto"/>
               <w:jc w:val="center"/>
             </w:pPr>
@@ -17015,6 +17284,7 @@
           </w:tcPr>
           <w:p>
             <w:pPr>
+              <w:keepNext/>
               <w:spacing w:before="79" w:after="79" w:line="276" w:lineRule="auto"/>
               <w:jc w:val="center"/>
             </w:pPr>
